--- a/01-6个主号内容创作/收入_发布文案/收入_Word2_账号7到12.docx
+++ b/01-6个主号内容创作/收入_发布文案/收入_Word2_账号7到12.docx
@@ -3,194 +3,95 @@
 <w:document xmlns:wpc="http://schemas.microsoft.com/office/word/2010/wordprocessingCanvas" xmlns:mo="http://schemas.microsoft.com/office/mac/office/2008/main" xmlns:mc="http://schemas.openxmlformats.org/markup-compatibility/2006" xmlns:mv="urn:schemas-microsoft-com:mac:vml" xmlns:o="urn:schemas-microsoft-com:office:office" xmlns:r="http://schemas.openxmlformats.org/officeDocument/2006/relationships" xmlns:m="http://schemas.openxmlformats.org/officeDocument/2006/math" xmlns:v="urn:schemas-microsoft-com:vml" xmlns:wp14="http://schemas.microsoft.com/office/word/2010/wordprocessingDrawing" xmlns:wp="http://schemas.openxmlformats.org/drawingml/2006/wordprocessingDrawing" xmlns:w10="urn:schemas-microsoft-com:office:word" xmlns:w="http://schemas.openxmlformats.org/wordprocessingml/2006/main" xmlns:w14="http://schemas.microsoft.com/office/word/2010/wordml" xmlns:wpg="http://schemas.microsoft.com/office/word/2010/wordprocessingGroup" xmlns:wpi="http://schemas.microsoft.com/office/word/2010/wordprocessingInk" xmlns:wne="http://schemas.microsoft.com/office/word/2006/wordml" xmlns:wps="http://schemas.microsoft.com/office/word/2010/wordprocessingShape" mc:Ignorable="w14 wp14">
   <w:body>
     <w:p>
-      <w:pPr>
-        <w:pStyle w:val="Title"/>
-      </w:pPr>
-      <w:r>
-        <w:t>收入确认 - 发布文案 Word2（账号⑦-⑫）</w:t>
-      </w:r>
-    </w:p>
-    <w:p>
-      <w:pPr>
-        <w:pStyle w:val="Heading1"/>
-      </w:pPr>
-      <w:r>
-        <w:t>第7组_西游记故事号  标题：唐僧公司签取经合同，如来怎么记账</w:t>
-      </w:r>
-    </w:p>
-    <w:p>
-      <w:r>
-        <w:rPr>
-          <w:sz w:val="24"/>
-        </w:rPr>
-        <w:t>已选标题：唐僧公司签取经合同，如来怎么记账</w:t>
-      </w:r>
-    </w:p>
-    <w:p>
-      <w:r>
-        <w:rPr>
-          <w:sz w:val="24"/>
-        </w:rPr>
-      </w:r>
-    </w:p>
-    <w:p>
-      <w:r>
-        <w:rPr>
-          <w:sz w:val="24"/>
-        </w:rPr>
-        <w:t>【账号⑦ 西游记故事版】</w:t>
-      </w:r>
-    </w:p>
-    <w:p>
-      <w:r>
-        <w:rPr>
-          <w:sz w:val="24"/>
-        </w:rPr>
-      </w:r>
-    </w:p>
-    <w:p>
-      <w:r>
-        <w:rPr>
-          <w:sz w:val="24"/>
-        </w:rPr>
-        <w:t>西天如来佛祖开了一家公司，叫"西天取经文化传播有限公司"，主营业务：向有缘人传授真经，并提供沿途护法服务。</w:t>
-      </w:r>
-    </w:p>
-    <w:p>
-      <w:r>
-        <w:rPr>
-          <w:sz w:val="24"/>
-        </w:rPr>
-      </w:r>
-    </w:p>
-    <w:p>
-      <w:r>
-        <w:rPr>
-          <w:sz w:val="24"/>
-        </w:rPr>
-        <w:t>这天，唐僧代表大唐皇室来谈合同。</w:t>
-      </w:r>
-    </w:p>
-    <w:p>
-      <w:r>
-        <w:rPr>
-          <w:sz w:val="24"/>
-        </w:rPr>
-      </w:r>
-    </w:p>
-    <w:p>
       <w:r>
         <w:rPr>
           <w:b/>
-          <w:sz w:val="24"/>
-        </w:rPr>
-        <w:t>一、签合同：如来公司的第一笔业务</w:t>
-      </w:r>
-    </w:p>
-    <w:p>
-      <w:r>
-        <w:rPr>
-          <w:sz w:val="24"/>
-        </w:rPr>
-      </w:r>
-    </w:p>
-    <w:p>
-      <w:r>
-        <w:rPr>
-          <w:sz w:val="24"/>
-        </w:rPr>
-        <w:t>唐僧拱手行礼："如来佛祖，我大唐愿以100万香火供奉，换取您的真经+沿途护法。"</w:t>
-      </w:r>
-    </w:p>
-    <w:p>
-      <w:r>
-        <w:rPr>
-          <w:sz w:val="24"/>
-        </w:rPr>
-      </w:r>
-    </w:p>
-    <w:p>
-      <w:r>
-        <w:rPr>
-          <w:sz w:val="24"/>
-        </w:rPr>
-        <w:t>如来点头："善哉善哉，合同成立。"</w:t>
-      </w:r>
-    </w:p>
-    <w:p>
-      <w:r>
-        <w:rPr>
-          <w:sz w:val="24"/>
-        </w:rPr>
-      </w:r>
-    </w:p>
-    <w:p>
-      <w:r>
-        <w:rPr>
-          <w:sz w:val="24"/>
-        </w:rPr>
-        <w:t>财务菩萨拿起毛笔，开始做账。</w:t>
-      </w:r>
-    </w:p>
-    <w:p>
-      <w:r>
-        <w:rPr>
-          <w:sz w:val="24"/>
-        </w:rPr>
-      </w:r>
-    </w:p>
-    <w:p>
-      <w:r>
-        <w:rPr>
-          <w:sz w:val="24"/>
-        </w:rPr>
-        <w:t>但问题来了——如来公司这100万，现在是收入吗？</w:t>
-      </w:r>
-    </w:p>
-    <w:p>
-      <w:r>
-        <w:rPr>
-          <w:sz w:val="24"/>
-        </w:rPr>
-      </w:r>
-    </w:p>
-    <w:p>
-      <w:r>
-        <w:rPr>
-          <w:sz w:val="24"/>
-        </w:rPr>
-        <w:t>菩萨摇头："还没履约，不能算收入。这是合同负债。"</w:t>
-      </w:r>
-    </w:p>
-    <w:p>
-      <w:r>
-        <w:rPr>
-          <w:sz w:val="24"/>
-        </w:rPr>
-      </w:r>
-    </w:p>
-    <w:p>
-      <w:r>
-        <w:rPr>
-          <w:sz w:val="24"/>
-        </w:rPr>
-        <w:t>收到100万香火时：</w:t>
-      </w:r>
-    </w:p>
-    <w:p>
-      <w:r>
-        <w:rPr>
-          <w:sz w:val="24"/>
-        </w:rPr>
-        <w:t>借：香火存款（银行存款）  100万</w:t>
-      </w:r>
-    </w:p>
-    <w:p>
-      <w:r>
-        <w:rPr>
-          <w:sz w:val="24"/>
-        </w:rPr>
-        <w:t>贷：合同负债          100万</w:t>
+          <w:sz w:val="28"/>
+        </w:rPr>
+        <w:t>【账号⑦（西游记故事号）】</w:t>
+      </w:r>
+    </w:p>
+    <w:p>
+      <w:r>
+        <w:rPr>
+          <w:sz w:val="24"/>
+        </w:rPr>
+        <w:t>已选标题：孙悟空开店记，收入五步法</w:t>
+      </w:r>
+    </w:p>
+    <w:p>
+      <w:r>
+        <w:rPr>
+          <w:sz w:val="24"/>
+        </w:rPr>
+      </w:r>
+    </w:p>
+    <w:p>
+      <w:r>
+        <w:rPr>
+          <w:sz w:val="24"/>
+        </w:rPr>
+        <w:t>话说孙悟空取经归来，不想再护送唐僧，决定自己创业，在长安开了一家"大圣蟠桃仙果铺"。</w:t>
+      </w:r>
+    </w:p>
+    <w:p>
+      <w:r>
+        <w:rPr>
+          <w:sz w:val="24"/>
+        </w:rPr>
+      </w:r>
+    </w:p>
+    <w:p>
+      <w:r>
+        <w:rPr>
+          <w:sz w:val="24"/>
+        </w:rPr>
+        <w:t>第一单生意来了——玉帝订购100万的蟠桃，先付30万定金，3个月后取货。</w:t>
+      </w:r>
+    </w:p>
+    <w:p>
+      <w:r>
+        <w:rPr>
+          <w:sz w:val="24"/>
+        </w:rPr>
+      </w:r>
+    </w:p>
+    <w:p>
+      <w:r>
+        <w:rPr>
+          <w:sz w:val="24"/>
+        </w:rPr>
+        <w:t>悟空高兴地拿起金箍棒当笔，想直接记收入。</w:t>
+      </w:r>
+    </w:p>
+    <w:p>
+      <w:r>
+        <w:rPr>
+          <w:sz w:val="24"/>
+        </w:rPr>
+      </w:r>
+    </w:p>
+    <w:p>
+      <w:r>
+        <w:rPr>
+          <w:sz w:val="24"/>
+        </w:rPr>
+        <w:t>唐僧（兼任财务总监）赶紧拦住：</w:t>
+      </w:r>
+    </w:p>
+    <w:p>
+      <w:r>
+        <w:rPr>
+          <w:sz w:val="24"/>
+        </w:rPr>
+      </w:r>
+    </w:p>
+    <w:p>
+      <w:r>
+        <w:rPr>
+          <w:sz w:val="24"/>
+        </w:rPr>
+        <w:t>"悟空！收到预付款不能直接确认收入！蟠桃还没摘，履约义务还没完成！"</w:t>
       </w:r>
     </w:p>
     <w:p>
@@ -206,83 +107,61 @@
           <w:b/>
           <w:sz w:val="24"/>
         </w:rPr>
-        <w:t>二、识别履约义务：真经和护法是两件事</w:t>
-      </w:r>
-    </w:p>
-    <w:p>
-      <w:r>
-        <w:rPr>
-          <w:sz w:val="24"/>
-        </w:rPr>
-      </w:r>
-    </w:p>
-    <w:p>
-      <w:r>
-        <w:rPr>
-          <w:sz w:val="24"/>
-        </w:rPr>
-        <w:t>如来跟菩萨说："我们这笔合同，有两件事要做：一是传授真经，二是提供沿途护法。"</w:t>
-      </w:r>
-    </w:p>
-    <w:p>
-      <w:r>
-        <w:rPr>
-          <w:sz w:val="24"/>
-        </w:rPr>
-      </w:r>
-    </w:p>
-    <w:p>
-      <w:r>
-        <w:rPr>
-          <w:sz w:val="24"/>
-        </w:rPr>
-        <w:t>菩萨想了想："这两件事可以分开完成，是两个独立的履约义务。要分别核算。"</w:t>
-      </w:r>
-    </w:p>
-    <w:p>
-      <w:r>
-        <w:rPr>
-          <w:sz w:val="24"/>
-        </w:rPr>
-      </w:r>
-    </w:p>
-    <w:p>
-      <w:r>
-        <w:rPr>
-          <w:sz w:val="24"/>
-        </w:rPr>
-        <w:t>真经的单独售价：80万</w:t>
-      </w:r>
-    </w:p>
-    <w:p>
-      <w:r>
-        <w:rPr>
-          <w:sz w:val="24"/>
-        </w:rPr>
-        <w:t>护法服务的单独售价：40万</w:t>
-      </w:r>
-    </w:p>
-    <w:p>
-      <w:r>
-        <w:rPr>
-          <w:sz w:val="24"/>
-        </w:rPr>
-        <w:t>合计单独售价：120万</w:t>
-      </w:r>
-    </w:p>
-    <w:p>
-      <w:r>
-        <w:rPr>
-          <w:sz w:val="24"/>
-        </w:rPr>
-      </w:r>
-    </w:p>
-    <w:p>
-      <w:r>
-        <w:rPr>
-          <w:sz w:val="24"/>
-        </w:rPr>
-        <w:t>但合同价格是100万（优惠了20万）。</w:t>
+        <w:t>一、预收款的处理</w:t>
+      </w:r>
+    </w:p>
+    <w:p>
+      <w:r>
+        <w:rPr>
+          <w:sz w:val="24"/>
+        </w:rPr>
+      </w:r>
+    </w:p>
+    <w:p>
+      <w:r>
+        <w:rPr>
+          <w:sz w:val="24"/>
+        </w:rPr>
+        <w:t>收到玉帝预付款30万：</w:t>
+      </w:r>
+    </w:p>
+    <w:p>
+      <w:r>
+        <w:rPr>
+          <w:sz w:val="24"/>
+        </w:rPr>
+        <w:t>借：银行存款 30</w:t>
+      </w:r>
+    </w:p>
+    <w:p>
+      <w:r>
+        <w:rPr>
+          <w:sz w:val="24"/>
+        </w:rPr>
+        <w:t>贷：合同负债 30</w:t>
+      </w:r>
+    </w:p>
+    <w:p>
+      <w:r>
+        <w:rPr>
+          <w:sz w:val="24"/>
+        </w:rPr>
+      </w:r>
+    </w:p>
+    <w:p>
+      <w:r>
+        <w:rPr>
+          <w:sz w:val="24"/>
+        </w:rPr>
+        <w:t>悟空："合同负债？我欠玉帝的？"</w:t>
+      </w:r>
+    </w:p>
+    <w:p>
+      <w:r>
+        <w:rPr>
+          <w:sz w:val="24"/>
+        </w:rPr>
+        <w:t>唐僧："没交货就是欠他的，钱收了但蟠桃没给，你欠着呢！"</w:t>
       </w:r>
     </w:p>
     <w:p>
@@ -298,68 +177,107 @@
           <w:b/>
           <w:sz w:val="24"/>
         </w:rPr>
-        <w:t>三、分摊价格：折扣按比例给</w:t>
-      </w:r>
-    </w:p>
-    <w:p>
-      <w:r>
-        <w:rPr>
-          <w:sz w:val="24"/>
-        </w:rPr>
-      </w:r>
-    </w:p>
-    <w:p>
-      <w:r>
-        <w:rPr>
-          <w:sz w:val="24"/>
-        </w:rPr>
-        <w:t>菩萨拿算盘打了一遍：</w:t>
-      </w:r>
-    </w:p>
-    <w:p>
-      <w:r>
-        <w:rPr>
-          <w:sz w:val="24"/>
-        </w:rPr>
-        <w:t>- 真经分摊价格 = 100 × 80/120 ≈ 66.67万</w:t>
-      </w:r>
-    </w:p>
-    <w:p>
-      <w:r>
-        <w:rPr>
-          <w:sz w:val="24"/>
-        </w:rPr>
-        <w:t>- 护法分摊价格 = 100 × 40/120 ≈ 33.33万</w:t>
-      </w:r>
-    </w:p>
-    <w:p>
-      <w:r>
-        <w:rPr>
-          <w:sz w:val="24"/>
-        </w:rPr>
-      </w:r>
-    </w:p>
-    <w:p>
-      <w:r>
-        <w:rPr>
-          <w:sz w:val="24"/>
-        </w:rPr>
-        <w:t>悟空在旁边听了半天："为啥要这么拆？"</w:t>
-      </w:r>
-    </w:p>
-    <w:p>
-      <w:r>
-        <w:rPr>
-          <w:sz w:val="24"/>
-        </w:rPr>
-      </w:r>
-    </w:p>
-    <w:p>
-      <w:r>
-        <w:rPr>
-          <w:sz w:val="24"/>
-        </w:rPr>
-        <w:t>菩萨："因为两件事分开核算，不能乱算收入嘛。取经完成了，不代表护法服务也做完了。"</w:t>
+        <w:t>二、交货，确认收入</w:t>
+      </w:r>
+    </w:p>
+    <w:p>
+      <w:r>
+        <w:rPr>
+          <w:sz w:val="24"/>
+        </w:rPr>
+      </w:r>
+    </w:p>
+    <w:p>
+      <w:r>
+        <w:rPr>
+          <w:sz w:val="24"/>
+        </w:rPr>
+        <w:t>三个月后，蟠桃摘好送至天宫，玉帝验收通过，补付70万。</w:t>
+      </w:r>
+    </w:p>
+    <w:p>
+      <w:r>
+        <w:rPr>
+          <w:sz w:val="24"/>
+        </w:rPr>
+      </w:r>
+    </w:p>
+    <w:p>
+      <w:r>
+        <w:rPr>
+          <w:sz w:val="24"/>
+        </w:rPr>
+        <w:t>完成履约义务，确认收入：</w:t>
+      </w:r>
+    </w:p>
+    <w:p>
+      <w:r>
+        <w:rPr>
+          <w:sz w:val="24"/>
+        </w:rPr>
+        <w:t>借：合同负债 30</w:t>
+      </w:r>
+    </w:p>
+    <w:p>
+      <w:r>
+        <w:rPr>
+          <w:sz w:val="24"/>
+        </w:rPr>
+        <w:t xml:space="preserve">    银行存款 70</w:t>
+      </w:r>
+    </w:p>
+    <w:p>
+      <w:r>
+        <w:rPr>
+          <w:sz w:val="24"/>
+        </w:rPr>
+        <w:t>贷：主营业务收入 100</w:t>
+      </w:r>
+    </w:p>
+    <w:p>
+      <w:r>
+        <w:rPr>
+          <w:sz w:val="24"/>
+        </w:rPr>
+      </w:r>
+    </w:p>
+    <w:p>
+      <w:r>
+        <w:rPr>
+          <w:sz w:val="24"/>
+        </w:rPr>
+        <w:t>结转成本（假设蟠桃成本60万）：</w:t>
+      </w:r>
+    </w:p>
+    <w:p>
+      <w:r>
+        <w:rPr>
+          <w:sz w:val="24"/>
+        </w:rPr>
+        <w:t>借：主营业务成本 60</w:t>
+      </w:r>
+    </w:p>
+    <w:p>
+      <w:r>
+        <w:rPr>
+          <w:sz w:val="24"/>
+        </w:rPr>
+        <w:t>贷：库存商品 60</w:t>
+      </w:r>
+    </w:p>
+    <w:p>
+      <w:r>
+        <w:rPr>
+          <w:sz w:val="24"/>
+        </w:rPr>
+      </w:r>
+    </w:p>
+    <w:p>
+      <w:r>
+        <w:rPr>
+          <w:sz w:val="24"/>
+        </w:rPr>
+        <w:t>悟空拍手："这才叫收入！"</w:t>
       </w:r>
     </w:p>
     <w:p>
@@ -375,75 +293,161 @@
           <w:b/>
           <w:sz w:val="24"/>
         </w:rPr>
-        <w:t>四、唐僧取得真经：确认收入</w:t>
-      </w:r>
-    </w:p>
-    <w:p>
-      <w:r>
-        <w:rPr>
-          <w:sz w:val="24"/>
-        </w:rPr>
-      </w:r>
-    </w:p>
-    <w:p>
-      <w:r>
-        <w:rPr>
-          <w:sz w:val="24"/>
-        </w:rPr>
-        <w:t>历经九九八十一难，唐僧终于取得真经，回到大唐。</w:t>
-      </w:r>
-    </w:p>
-    <w:p>
-      <w:r>
-        <w:rPr>
-          <w:sz w:val="24"/>
-        </w:rPr>
-      </w:r>
-    </w:p>
-    <w:p>
-      <w:r>
-        <w:rPr>
-          <w:sz w:val="24"/>
-        </w:rPr>
-        <w:t>如来公司完成了"传授真经"这个履约义务，时点确认收入：</w:t>
-      </w:r>
-    </w:p>
-    <w:p>
-      <w:r>
-        <w:rPr>
-          <w:sz w:val="24"/>
-        </w:rPr>
-      </w:r>
-    </w:p>
-    <w:p>
-      <w:r>
-        <w:rPr>
-          <w:sz w:val="24"/>
-        </w:rPr>
-        <w:t>借：合同负债      66.67万</w:t>
-      </w:r>
-    </w:p>
-    <w:p>
-      <w:r>
-        <w:rPr>
-          <w:sz w:val="24"/>
-        </w:rPr>
-        <w:t>贷：主营业务收入    66.67万</w:t>
-      </w:r>
-    </w:p>
-    <w:p>
-      <w:r>
-        <w:rPr>
-          <w:sz w:val="24"/>
-        </w:rPr>
-      </w:r>
-    </w:p>
-    <w:p>
-      <w:r>
-        <w:rPr>
-          <w:sz w:val="24"/>
-        </w:rPr>
-        <w:t>注意：这里只确认真经的部分，护法服务的收入还在合同负债里。</w:t>
+        <w:t>三、七仙女退货事件</w:t>
+      </w:r>
+    </w:p>
+    <w:p>
+      <w:r>
+        <w:rPr>
+          <w:sz w:val="24"/>
+        </w:rPr>
+      </w:r>
+    </w:p>
+    <w:p>
+      <w:r>
+        <w:rPr>
+          <w:sz w:val="24"/>
+        </w:rPr>
+        <w:t>后来七仙女订了200万蟠桃，合同写明可在7天内退货，历史退货率约10%。</w:t>
+      </w:r>
+    </w:p>
+    <w:p>
+      <w:r>
+        <w:rPr>
+          <w:sz w:val="24"/>
+        </w:rPr>
+      </w:r>
+    </w:p>
+    <w:p>
+      <w:r>
+        <w:rPr>
+          <w:sz w:val="24"/>
+        </w:rPr>
+        <w:t>悟空不服气：全额确认200万不行吗？</w:t>
+      </w:r>
+    </w:p>
+    <w:p>
+      <w:r>
+        <w:rPr>
+          <w:sz w:val="24"/>
+        </w:rPr>
+      </w:r>
+    </w:p>
+    <w:p>
+      <w:r>
+        <w:rPr>
+          <w:sz w:val="24"/>
+        </w:rPr>
+        <w:t>唐僧：合同有退货条款，只能确认预计不退货的部分！</w:t>
+      </w:r>
+    </w:p>
+    <w:p>
+      <w:r>
+        <w:rPr>
+          <w:sz w:val="24"/>
+        </w:rPr>
+      </w:r>
+    </w:p>
+    <w:p>
+      <w:r>
+        <w:rPr>
+          <w:sz w:val="24"/>
+        </w:rPr>
+        <w:t>正确处理：</w:t>
+      </w:r>
+    </w:p>
+    <w:p>
+      <w:r>
+        <w:rPr>
+          <w:sz w:val="24"/>
+        </w:rPr>
+        <w:t>借：银行存款 200</w:t>
+      </w:r>
+    </w:p>
+    <w:p>
+      <w:r>
+        <w:rPr>
+          <w:sz w:val="24"/>
+        </w:rPr>
+        <w:t>贷：主营业务收入 180  （200×90%）</w:t>
+      </w:r>
+    </w:p>
+    <w:p>
+      <w:r>
+        <w:rPr>
+          <w:sz w:val="24"/>
+        </w:rPr>
+        <w:t xml:space="preserve">    退货负债 20        （200×10%）</w:t>
+      </w:r>
+    </w:p>
+    <w:p>
+      <w:r>
+        <w:rPr>
+          <w:sz w:val="24"/>
+        </w:rPr>
+      </w:r>
+    </w:p>
+    <w:p>
+      <w:r>
+        <w:rPr>
+          <w:sz w:val="24"/>
+        </w:rPr>
+        <w:t>成本处理（成本120万）：</w:t>
+      </w:r>
+    </w:p>
+    <w:p>
+      <w:r>
+        <w:rPr>
+          <w:sz w:val="24"/>
+        </w:rPr>
+        <w:t>借：主营业务成本 108  （120×90%）</w:t>
+      </w:r>
+    </w:p>
+    <w:p>
+      <w:r>
+        <w:rPr>
+          <w:sz w:val="24"/>
+        </w:rPr>
+        <w:t xml:space="preserve">    退货资产 12        （120×10%）</w:t>
+      </w:r>
+    </w:p>
+    <w:p>
+      <w:r>
+        <w:rPr>
+          <w:sz w:val="24"/>
+        </w:rPr>
+        <w:t>贷：库存商品 120</w:t>
+      </w:r>
+    </w:p>
+    <w:p>
+      <w:r>
+        <w:rPr>
+          <w:sz w:val="24"/>
+        </w:rPr>
+      </w:r>
+    </w:p>
+    <w:p>
+      <w:r>
+        <w:rPr>
+          <w:sz w:val="24"/>
+        </w:rPr>
+        <w:t>7天后，七仙女实际退货15万（少于预计的20万）：</w:t>
+      </w:r>
+    </w:p>
+    <w:p>
+      <w:r>
+        <w:rPr>
+          <w:sz w:val="24"/>
+        </w:rPr>
+        <w:t>借：退货负债 5</w:t>
+      </w:r>
+    </w:p>
+    <w:p>
+      <w:r>
+        <w:rPr>
+          <w:sz w:val="24"/>
+        </w:rPr>
+        <w:t>贷：主营业务收入 5  （少退了5万，补确认收入）</w:t>
       </w:r>
     </w:p>
     <w:p>
@@ -459,159 +463,144 @@
           <w:b/>
           <w:sz w:val="24"/>
         </w:rPr>
-        <w:t>五、护法服务：时段确认</w:t>
-      </w:r>
-    </w:p>
-    <w:p>
-      <w:r>
-        <w:rPr>
-          <w:sz w:val="24"/>
-        </w:rPr>
-      </w:r>
-    </w:p>
-    <w:p>
-      <w:r>
-        <w:rPr>
-          <w:sz w:val="24"/>
-        </w:rPr>
-        <w:t>护法服务是沿途持续提供的，属于时段确认。</w:t>
-      </w:r>
-    </w:p>
-    <w:p>
-      <w:r>
-        <w:rPr>
-          <w:sz w:val="24"/>
-        </w:rPr>
-      </w:r>
-    </w:p>
-    <w:p>
-      <w:r>
-        <w:rPr>
-          <w:sz w:val="24"/>
-        </w:rPr>
-        <w:t>14年取经之路，每年确认：33.33÷14≈2.38万</w:t>
-      </w:r>
-    </w:p>
-    <w:p>
-      <w:r>
-        <w:rPr>
-          <w:sz w:val="24"/>
-        </w:rPr>
-      </w:r>
-    </w:p>
-    <w:p>
-      <w:r>
-        <w:rPr>
-          <w:sz w:val="24"/>
-        </w:rPr>
-        <w:t>每年：</w:t>
-      </w:r>
-    </w:p>
-    <w:p>
-      <w:r>
-        <w:rPr>
-          <w:sz w:val="24"/>
-        </w:rPr>
-        <w:t>借：合同负债      2.38万</w:t>
-      </w:r>
-    </w:p>
-    <w:p>
-      <w:r>
-        <w:rPr>
-          <w:sz w:val="24"/>
-        </w:rPr>
-        <w:t>贷：主营业务收入    2.38万</w:t>
-      </w:r>
-    </w:p>
-    <w:p>
-      <w:r>
-        <w:rPr>
-          <w:sz w:val="24"/>
-        </w:rPr>
-      </w:r>
-    </w:p>
-    <w:p>
-      <w:r>
-        <w:rPr>
-          <w:sz w:val="24"/>
-        </w:rPr>
-        <w:t>沙僧在记账，悟空凑过来："这也太复杂了，直接一次确认100万不行吗？"</w:t>
-      </w:r>
-    </w:p>
-    <w:p>
-      <w:r>
-        <w:rPr>
-          <w:sz w:val="24"/>
-        </w:rPr>
-      </w:r>
-    </w:p>
-    <w:p>
-      <w:r>
-        <w:rPr>
-          <w:sz w:val="24"/>
-        </w:rPr>
-        <w:t>菩萨："不行！没完成义务的，不能确认收入！"</w:t>
-      </w:r>
-    </w:p>
-    <w:p>
-      <w:r>
-        <w:rPr>
-          <w:sz w:val="24"/>
-        </w:rPr>
+        <w:t>四、沙僧做代理人</w:t>
+      </w:r>
+    </w:p>
+    <w:p>
+      <w:r>
+        <w:rPr>
+          <w:sz w:val="24"/>
+        </w:rPr>
+      </w:r>
+    </w:p>
+    <w:p>
+      <w:r>
+        <w:rPr>
+          <w:sz w:val="24"/>
+        </w:rPr>
+        <w:t>沙僧没有蟠桃，但帮龙王推销珍珠。</w:t>
+      </w:r>
+    </w:p>
+    <w:p>
+      <w:r>
+        <w:rPr>
+          <w:sz w:val="24"/>
+        </w:rPr>
+        <w:t>珍珠卖给人间商人100万，沙僧收取10%佣金。</w:t>
+      </w:r>
+    </w:p>
+    <w:p>
+      <w:r>
+        <w:rPr>
+          <w:sz w:val="24"/>
+        </w:rPr>
+      </w:r>
+    </w:p>
+    <w:p>
+      <w:r>
+        <w:rPr>
+          <w:sz w:val="24"/>
+        </w:rPr>
+        <w:t>唐僧问：沙僧该确认多少收入？</w:t>
+      </w:r>
+    </w:p>
+    <w:p>
+      <w:r>
+        <w:rPr>
+          <w:sz w:val="24"/>
+        </w:rPr>
+      </w:r>
+    </w:p>
+    <w:p>
+      <w:r>
+        <w:rPr>
+          <w:sz w:val="24"/>
+        </w:rPr>
+        <w:t>沙僧不控制珍珠，是代理人，只确认净额佣金：</w:t>
+      </w:r>
+    </w:p>
+    <w:p>
+      <w:r>
+        <w:rPr>
+          <w:sz w:val="24"/>
+        </w:rPr>
+        <w:t>借：银行存款 100</w:t>
+      </w:r>
+    </w:p>
+    <w:p>
+      <w:r>
+        <w:rPr>
+          <w:sz w:val="24"/>
+        </w:rPr>
+        <w:t>贷：主营业务收入 10  （佣金净额）</w:t>
+      </w:r>
+    </w:p>
+    <w:p>
+      <w:r>
+        <w:rPr>
+          <w:sz w:val="24"/>
+        </w:rPr>
+        <w:t xml:space="preserve">    应付账款 90        （应付龙王）</w:t>
+      </w:r>
+    </w:p>
+    <w:p>
+      <w:r>
+        <w:rPr>
+          <w:sz w:val="24"/>
+        </w:rPr>
+      </w:r>
+    </w:p>
+    <w:p>
+      <w:r>
+        <w:rPr>
+          <w:sz w:val="24"/>
+        </w:rPr>
+        <w:t>悟空：代理人才赚10万，还是我自己卖合算！</w:t>
+      </w:r>
+    </w:p>
+    <w:p>
+      <w:r>
+        <w:rPr>
+          <w:sz w:val="24"/>
+        </w:rPr>
+        <w:t>唐僧：所以要识别好主代理人关系。</w:t>
+      </w:r>
+    </w:p>
+    <w:p>
+      <w:r>
+        <w:br w:type="page"/>
       </w:r>
     </w:p>
     <w:p>
       <w:r>
         <w:rPr>
           <w:b/>
-          <w:sz w:val="24"/>
-        </w:rPr>
-        <w:t>六、合同资产：路上发生的事</w:t>
-      </w:r>
-    </w:p>
-    <w:p>
-      <w:r>
-        <w:rPr>
-          <w:sz w:val="24"/>
-        </w:rPr>
-      </w:r>
-    </w:p>
-    <w:p>
-      <w:r>
-        <w:rPr>
-          <w:sz w:val="24"/>
-        </w:rPr>
-        <w:t>取经路上，悟空每打败一个妖怪，护法义务就完成了一部分。但香火款（合同金额）是一次性提前付的，所以这部分不用再从客户收钱。</w:t>
-      </w:r>
-    </w:p>
-    <w:p>
-      <w:r>
-        <w:rPr>
-          <w:sz w:val="24"/>
-        </w:rPr>
-      </w:r>
-    </w:p>
-    <w:p>
-      <w:r>
-        <w:rPr>
-          <w:sz w:val="24"/>
-        </w:rPr>
-        <w:t>但假设是反过来的——唐僧先取经，回来再付钱——那在取经完成、收款之前，如来公司账上的那笔该记什么？</w:t>
-      </w:r>
-    </w:p>
-    <w:p>
-      <w:r>
-        <w:rPr>
-          <w:sz w:val="24"/>
-        </w:rPr>
-      </w:r>
-    </w:p>
-    <w:p>
-      <w:r>
-        <w:rPr>
-          <w:sz w:val="24"/>
-        </w:rPr>
-        <w:t>菩萨："合同资产！我完成了义务，但钱还没到，权利在我，但是有条件的（要等护法也完成才结算）。"</w:t>
+          <w:sz w:val="28"/>
+        </w:rPr>
+        <w:t>【账号⑧（小新故事号）】</w:t>
+      </w:r>
+    </w:p>
+    <w:p>
+      <w:r>
+        <w:rPr>
+          <w:sz w:val="24"/>
+        </w:rPr>
+        <w:t>已选标题：小新帮爸开网店的故事</w:t>
+      </w:r>
+    </w:p>
+    <w:p>
+      <w:r>
+        <w:rPr>
+          <w:sz w:val="24"/>
+        </w:rPr>
+      </w:r>
+    </w:p>
+    <w:p>
+      <w:r>
+        <w:rPr>
+          <w:sz w:val="24"/>
+        </w:rPr>
+        <w:t>广志在朋友的撺掇下，决定在网上卖玩具。小新自告奋勇要帮爸爸管账。</w:t>
       </w:r>
     </w:p>
     <w:p>
@@ -627,85 +616,604 @@
           <w:b/>
           <w:sz w:val="24"/>
         </w:rPr>
-        <w:t>七、知识点总结</w:t>
-      </w:r>
-    </w:p>
-    <w:p>
-      <w:r>
-        <w:rPr>
-          <w:sz w:val="24"/>
-        </w:rPr>
-      </w:r>
-    </w:p>
-    <w:p>
-      <w:r>
-        <w:rPr>
-          <w:sz w:val="24"/>
-        </w:rPr>
-        <w:t>| 情况 | 科目 |</w:t>
-      </w:r>
-    </w:p>
-    <w:p>
-      <w:r>
-        <w:rPr>
-          <w:sz w:val="24"/>
-        </w:rPr>
-        <w:t>|------|------|</w:t>
-      </w:r>
-    </w:p>
-    <w:p>
-      <w:r>
-        <w:rPr>
-          <w:sz w:val="24"/>
-        </w:rPr>
-        <w:t>| 收了钱，没完成义务 | 合同负债 |</w:t>
-      </w:r>
-    </w:p>
-    <w:p>
-      <w:r>
-        <w:rPr>
-          <w:sz w:val="24"/>
-        </w:rPr>
-        <w:t>| 完成义务，钱已到 | 主营业务收入 |</w:t>
-      </w:r>
-    </w:p>
-    <w:p>
-      <w:r>
-        <w:rPr>
-          <w:sz w:val="24"/>
-        </w:rPr>
-        <w:t>| 完成义务，钱未到（有条件） | 合同资产 |</w:t>
-      </w:r>
-    </w:p>
-    <w:p>
-      <w:r>
-        <w:rPr>
-          <w:sz w:val="24"/>
-        </w:rPr>
-        <w:t>| 完成义务，钱未到（无条件） | 应收账款 |</w:t>
-      </w:r>
-    </w:p>
-    <w:p>
-      <w:r>
-        <w:rPr>
-          <w:sz w:val="24"/>
-        </w:rPr>
-      </w:r>
-    </w:p>
-    <w:p>
-      <w:r>
-        <w:rPr>
-          <w:sz w:val="24"/>
-        </w:rPr>
-        <w:t>悟空最后叹了口气："原来佛祖也要按五步法确认收入。"</w:t>
-      </w:r>
-    </w:p>
-    <w:p>
-      <w:r>
-        <w:rPr>
-          <w:sz w:val="24"/>
-        </w:rPr>
-        <w:t>菩萨微笑："天上地下，准则面前人人平等。"</w:t>
+        <w:t>一、第一单：预收款</w:t>
+      </w:r>
+    </w:p>
+    <w:p>
+      <w:r>
+        <w:rPr>
+          <w:sz w:val="24"/>
+        </w:rPr>
+      </w:r>
+    </w:p>
+    <w:p>
+      <w:r>
+        <w:rPr>
+          <w:sz w:val="24"/>
+        </w:rPr>
+        <w:t>网店第一单，顾客下单买玩具100万，先付30万定金。</w:t>
+      </w:r>
+    </w:p>
+    <w:p>
+      <w:r>
+        <w:rPr>
+          <w:sz w:val="24"/>
+        </w:rPr>
+      </w:r>
+    </w:p>
+    <w:p>
+      <w:r>
+        <w:rPr>
+          <w:sz w:val="24"/>
+        </w:rPr>
+        <w:t>小新："爸，我来记账！"</w:t>
+      </w:r>
+    </w:p>
+    <w:p>
+      <w:r>
+        <w:rPr>
+          <w:sz w:val="24"/>
+        </w:rPr>
+        <w:t>小新写道：</w:t>
+      </w:r>
+    </w:p>
+    <w:p>
+      <w:r>
+        <w:rPr>
+          <w:sz w:val="24"/>
+        </w:rPr>
+        <w:t>借：银行存款 30</w:t>
+      </w:r>
+    </w:p>
+    <w:p>
+      <w:r>
+        <w:rPr>
+          <w:sz w:val="24"/>
+        </w:rPr>
+        <w:t>贷：主营业务收入 30  ←  妈妈走过来纠正！</w:t>
+      </w:r>
+    </w:p>
+    <w:p>
+      <w:r>
+        <w:rPr>
+          <w:sz w:val="24"/>
+        </w:rPr>
+      </w:r>
+    </w:p>
+    <w:p>
+      <w:r>
+        <w:rPr>
+          <w:sz w:val="24"/>
+        </w:rPr>
+        <w:t>妈妈："小新！收到预付款不能直接记收入，玩具还没发货呢！"</w:t>
+      </w:r>
+    </w:p>
+    <w:p>
+      <w:r>
+        <w:rPr>
+          <w:sz w:val="24"/>
+        </w:rPr>
+      </w:r>
+    </w:p>
+    <w:p>
+      <w:r>
+        <w:rPr>
+          <w:sz w:val="24"/>
+        </w:rPr>
+        <w:t>小新尴尬："那记啥？"</w:t>
+      </w:r>
+    </w:p>
+    <w:p>
+      <w:r>
+        <w:rPr>
+          <w:sz w:val="24"/>
+        </w:rPr>
+        <w:t>妈妈："记合同负债——你欠顾客30万的玩具，没发货就是负债。"</w:t>
+      </w:r>
+    </w:p>
+    <w:p>
+      <w:r>
+        <w:rPr>
+          <w:sz w:val="24"/>
+        </w:rPr>
+      </w:r>
+    </w:p>
+    <w:p>
+      <w:r>
+        <w:rPr>
+          <w:sz w:val="24"/>
+        </w:rPr>
+        <w:t>正确分录：</w:t>
+      </w:r>
+    </w:p>
+    <w:p>
+      <w:r>
+        <w:rPr>
+          <w:sz w:val="24"/>
+        </w:rPr>
+        <w:t>借：银行存款 30</w:t>
+      </w:r>
+    </w:p>
+    <w:p>
+      <w:r>
+        <w:rPr>
+          <w:sz w:val="24"/>
+        </w:rPr>
+        <w:t>贷：合同负债 30</w:t>
+      </w:r>
+    </w:p>
+    <w:p>
+      <w:r>
+        <w:rPr>
+          <w:sz w:val="24"/>
+        </w:rPr>
+      </w:r>
+    </w:p>
+    <w:p>
+      <w:r>
+        <w:rPr>
+          <w:b/>
+          <w:sz w:val="24"/>
+        </w:rPr>
+        <w:t>二、发货，确认收入</w:t>
+      </w:r>
+    </w:p>
+    <w:p>
+      <w:r>
+        <w:rPr>
+          <w:sz w:val="24"/>
+        </w:rPr>
+      </w:r>
+    </w:p>
+    <w:p>
+      <w:r>
+        <w:rPr>
+          <w:sz w:val="24"/>
+        </w:rPr>
+        <w:t>一个月后，100万玩具全部发出，顾客验收，补付70万。</w:t>
+      </w:r>
+    </w:p>
+    <w:p>
+      <w:r>
+        <w:rPr>
+          <w:sz w:val="24"/>
+        </w:rPr>
+      </w:r>
+    </w:p>
+    <w:p>
+      <w:r>
+        <w:rPr>
+          <w:sz w:val="24"/>
+        </w:rPr>
+        <w:t>小新正确记账：</w:t>
+      </w:r>
+    </w:p>
+    <w:p>
+      <w:r>
+        <w:rPr>
+          <w:sz w:val="24"/>
+        </w:rPr>
+        <w:t>借：合同负债 30</w:t>
+      </w:r>
+    </w:p>
+    <w:p>
+      <w:r>
+        <w:rPr>
+          <w:sz w:val="24"/>
+        </w:rPr>
+        <w:t xml:space="preserve">    银行存款 70</w:t>
+      </w:r>
+    </w:p>
+    <w:p>
+      <w:r>
+        <w:rPr>
+          <w:sz w:val="24"/>
+        </w:rPr>
+        <w:t>贷：主营业务收入 100</w:t>
+      </w:r>
+    </w:p>
+    <w:p>
+      <w:r>
+        <w:rPr>
+          <w:sz w:val="24"/>
+        </w:rPr>
+      </w:r>
+    </w:p>
+    <w:p>
+      <w:r>
+        <w:rPr>
+          <w:sz w:val="24"/>
+        </w:rPr>
+        <w:t>同时结转成本（成本60万）：</w:t>
+      </w:r>
+    </w:p>
+    <w:p>
+      <w:r>
+        <w:rPr>
+          <w:sz w:val="24"/>
+        </w:rPr>
+        <w:t>借：主营业务成本 60</w:t>
+      </w:r>
+    </w:p>
+    <w:p>
+      <w:r>
+        <w:rPr>
+          <w:sz w:val="24"/>
+        </w:rPr>
+        <w:t>贷：库存商品 60</w:t>
+      </w:r>
+    </w:p>
+    <w:p>
+      <w:r>
+        <w:rPr>
+          <w:sz w:val="24"/>
+        </w:rPr>
+      </w:r>
+    </w:p>
+    <w:p>
+      <w:r>
+        <w:rPr>
+          <w:sz w:val="24"/>
+        </w:rPr>
+        <w:t>广志满意地点头："收入确认了，60万成本，赚了40万！"</w:t>
+      </w:r>
+    </w:p>
+    <w:p>
+      <w:r>
+        <w:rPr>
+          <w:sz w:val="24"/>
+        </w:rPr>
+      </w:r>
+    </w:p>
+    <w:p>
+      <w:r>
+        <w:rPr>
+          <w:b/>
+          <w:sz w:val="24"/>
+        </w:rPr>
+        <w:t>三、退货困境</w:t>
+      </w:r>
+    </w:p>
+    <w:p>
+      <w:r>
+        <w:rPr>
+          <w:sz w:val="24"/>
+        </w:rPr>
+      </w:r>
+    </w:p>
+    <w:p>
+      <w:r>
+        <w:rPr>
+          <w:sz w:val="24"/>
+        </w:rPr>
+        <w:t>第二批200万玩具发出去了，合同里写"7天无理由退货"。</w:t>
+      </w:r>
+    </w:p>
+    <w:p>
+      <w:r>
+        <w:rPr>
+          <w:sz w:val="24"/>
+        </w:rPr>
+      </w:r>
+    </w:p>
+    <w:p>
+      <w:r>
+        <w:rPr>
+          <w:sz w:val="24"/>
+        </w:rPr>
+        <w:t>小新："爸，那该确认多少收入？"</w:t>
+      </w:r>
+    </w:p>
+    <w:p>
+      <w:r>
+        <w:rPr>
+          <w:sz w:val="24"/>
+        </w:rPr>
+        <w:t>广志："200万啊！"</w:t>
+      </w:r>
+    </w:p>
+    <w:p>
+      <w:r>
+        <w:rPr>
+          <w:sz w:val="24"/>
+        </w:rPr>
+      </w:r>
+    </w:p>
+    <w:p>
+      <w:r>
+        <w:rPr>
+          <w:sz w:val="24"/>
+        </w:rPr>
+        <w:t>妈妈走来："不对！有退货条款，要预计退货率！"</w:t>
+      </w:r>
+    </w:p>
+    <w:p>
+      <w:r>
+        <w:rPr>
+          <w:sz w:val="24"/>
+        </w:rPr>
+      </w:r>
+    </w:p>
+    <w:p>
+      <w:r>
+        <w:rPr>
+          <w:sz w:val="24"/>
+        </w:rPr>
+        <w:t>根据历史数据，退货率约10%：</w:t>
+      </w:r>
+    </w:p>
+    <w:p>
+      <w:r>
+        <w:rPr>
+          <w:sz w:val="24"/>
+        </w:rPr>
+        <w:t>借：银行存款 200</w:t>
+      </w:r>
+    </w:p>
+    <w:p>
+      <w:r>
+        <w:rPr>
+          <w:sz w:val="24"/>
+        </w:rPr>
+        <w:t>贷：主营业务收入 180  （200×90%）</w:t>
+      </w:r>
+    </w:p>
+    <w:p>
+      <w:r>
+        <w:rPr>
+          <w:sz w:val="24"/>
+        </w:rPr>
+        <w:t xml:space="preserve">    退货负债 20</w:t>
+      </w:r>
+    </w:p>
+    <w:p>
+      <w:r>
+        <w:rPr>
+          <w:sz w:val="24"/>
+        </w:rPr>
+      </w:r>
+    </w:p>
+    <w:p>
+      <w:r>
+        <w:rPr>
+          <w:sz w:val="24"/>
+        </w:rPr>
+        <w:t>成本处理（成本120万）：</w:t>
+      </w:r>
+    </w:p>
+    <w:p>
+      <w:r>
+        <w:rPr>
+          <w:sz w:val="24"/>
+        </w:rPr>
+        <w:t>借：主营业务成本 108  （120×90%）</w:t>
+      </w:r>
+    </w:p>
+    <w:p>
+      <w:r>
+        <w:rPr>
+          <w:sz w:val="24"/>
+        </w:rPr>
+        <w:t xml:space="preserve">    退货资产 12</w:t>
+      </w:r>
+    </w:p>
+    <w:p>
+      <w:r>
+        <w:rPr>
+          <w:sz w:val="24"/>
+        </w:rPr>
+        <w:t>贷：库存商品 120</w:t>
+      </w:r>
+    </w:p>
+    <w:p>
+      <w:r>
+        <w:rPr>
+          <w:sz w:val="24"/>
+        </w:rPr>
+      </w:r>
+    </w:p>
+    <w:p>
+      <w:r>
+        <w:rPr>
+          <w:sz w:val="24"/>
+        </w:rPr>
+        <w:t>小新："所以收入只有180万？"</w:t>
+      </w:r>
+    </w:p>
+    <w:p>
+      <w:r>
+        <w:rPr>
+          <w:sz w:val="24"/>
+        </w:rPr>
+        <w:t>妈妈："对，等退货期过了再根据实际情况调整。"</w:t>
+      </w:r>
+    </w:p>
+    <w:p>
+      <w:r>
+        <w:rPr>
+          <w:sz w:val="24"/>
+        </w:rPr>
+      </w:r>
+    </w:p>
+    <w:p>
+      <w:r>
+        <w:rPr>
+          <w:b/>
+          <w:sz w:val="24"/>
+        </w:rPr>
+        <w:t>四、做代理还是自营？</w:t>
+      </w:r>
+    </w:p>
+    <w:p>
+      <w:r>
+        <w:rPr>
+          <w:sz w:val="24"/>
+        </w:rPr>
+      </w:r>
+    </w:p>
+    <w:p>
+      <w:r>
+        <w:rPr>
+          <w:sz w:val="24"/>
+        </w:rPr>
+        <w:t>网店后来帮一个玩具品牌代销，品牌方给定价100万，网店收10%佣金。</w:t>
+      </w:r>
+    </w:p>
+    <w:p>
+      <w:r>
+        <w:rPr>
+          <w:sz w:val="24"/>
+        </w:rPr>
+      </w:r>
+    </w:p>
+    <w:p>
+      <w:r>
+        <w:rPr>
+          <w:sz w:val="24"/>
+        </w:rPr>
+        <w:t>小新："是确认100万还是10万？"</w:t>
+      </w:r>
+    </w:p>
+    <w:p>
+      <w:r>
+        <w:rPr>
+          <w:sz w:val="24"/>
+        </w:rPr>
+      </w:r>
+    </w:p>
+    <w:p>
+      <w:r>
+        <w:rPr>
+          <w:sz w:val="24"/>
+        </w:rPr>
+        <w:t>关键：网店不控制玩具（品牌方发货、定价），是代理人→只确认净额10万。</w:t>
+      </w:r>
+    </w:p>
+    <w:p>
+      <w:r>
+        <w:rPr>
+          <w:sz w:val="24"/>
+        </w:rPr>
+      </w:r>
+    </w:p>
+    <w:p>
+      <w:r>
+        <w:rPr>
+          <w:sz w:val="24"/>
+        </w:rPr>
+        <w:t>借：银行存款 100</w:t>
+      </w:r>
+    </w:p>
+    <w:p>
+      <w:r>
+        <w:rPr>
+          <w:sz w:val="24"/>
+        </w:rPr>
+        <w:t>贷：主营业务收入 10  （净额佣金）</w:t>
+      </w:r>
+    </w:p>
+    <w:p>
+      <w:r>
+        <w:rPr>
+          <w:sz w:val="24"/>
+        </w:rPr>
+        <w:t xml:space="preserve">    应付账款 90</w:t>
+      </w:r>
+    </w:p>
+    <w:p>
+      <w:r>
+        <w:rPr>
+          <w:sz w:val="24"/>
+        </w:rPr>
+      </w:r>
+    </w:p>
+    <w:p>
+      <w:r>
+        <w:rPr>
+          <w:sz w:val="24"/>
+        </w:rPr>
+        <w:t>小新叹气："帮别人卖，只赚佣金，不如自营啊！"</w:t>
+      </w:r>
+    </w:p>
+    <w:p>
+      <w:r>
+        <w:rPr>
+          <w:sz w:val="24"/>
+        </w:rPr>
+        <w:t>广志："是啊，但是没库存风险，各有利弊。"</w:t>
+      </w:r>
+    </w:p>
+    <w:p>
+      <w:r>
+        <w:rPr>
+          <w:sz w:val="24"/>
+        </w:rPr>
+      </w:r>
+    </w:p>
+    <w:p>
+      <w:r>
+        <w:rPr>
+          <w:b/>
+          <w:sz w:val="24"/>
+        </w:rPr>
+        <w:t>五、广志总结</w:t>
+      </w:r>
+    </w:p>
+    <w:p>
+      <w:r>
+        <w:rPr>
+          <w:sz w:val="24"/>
+        </w:rPr>
+      </w:r>
+    </w:p>
+    <w:p>
+      <w:r>
+        <w:rPr>
+          <w:sz w:val="24"/>
+        </w:rPr>
+        <w:t>"收入确认三件事：</w:t>
+      </w:r>
+    </w:p>
+    <w:p>
+      <w:r>
+        <w:rPr>
+          <w:b/>
+          <w:sz w:val="24"/>
+        </w:rPr>
+        <w:t>一、预收先挂负债，发货再确认；</w:t>
+      </w:r>
+    </w:p>
+    <w:p>
+      <w:r>
+        <w:rPr>
+          <w:b/>
+          <w:sz w:val="24"/>
+        </w:rPr>
+        <w:t>二、有退货条款，按净额确认；</w:t>
+      </w:r>
+    </w:p>
+    <w:p>
+      <w:r>
+        <w:rPr>
+          <w:b/>
+          <w:sz w:val="24"/>
+        </w:rPr>
+        <w:t>三、帮别人卖的，只确认佣金。"</w:t>
+      </w:r>
+    </w:p>
+    <w:p>
+      <w:r>
+        <w:rPr>
+          <w:sz w:val="24"/>
+        </w:rPr>
+      </w:r>
+    </w:p>
+    <w:p>
+      <w:r>
+        <w:rPr>
+          <w:sz w:val="24"/>
+        </w:rPr>
+        <w:t>小新："爸，你现在是懂会计的网店老板了！"</w:t>
       </w:r>
     </w:p>
     <w:p>
@@ -714,143 +1222,50 @@
       </w:r>
     </w:p>
     <w:p>
-      <w:pPr>
-        <w:pStyle w:val="Heading1"/>
-      </w:pPr>
-      <w:r>
-        <w:t>第8组_小新故事号  标题：广志公司卖设备含维护，分录全套版</w:t>
-      </w:r>
-    </w:p>
-    <w:p>
-      <w:r>
-        <w:rPr>
-          <w:sz w:val="24"/>
-        </w:rPr>
-        <w:t>已选标题：广志公司卖设备含维护，分录全套版</w:t>
-      </w:r>
-    </w:p>
-    <w:p>
-      <w:r>
-        <w:rPr>
-          <w:sz w:val="24"/>
-        </w:rPr>
-      </w:r>
-    </w:p>
-    <w:p>
-      <w:r>
-        <w:rPr>
-          <w:sz w:val="24"/>
-        </w:rPr>
-        <w:t>【账号⑧ 完整计算版】</w:t>
-      </w:r>
-    </w:p>
-    <w:p>
-      <w:r>
-        <w:rPr>
-          <w:sz w:val="24"/>
-        </w:rPr>
-      </w:r>
-    </w:p>
-    <w:p>
-      <w:r>
-        <w:rPr>
-          <w:sz w:val="24"/>
-        </w:rPr>
-        <w:t>这篇给你从头到尾演练广志公司的收入确认题，把所有分录全部写出来，建议收藏备考。</w:t>
-      </w:r>
-    </w:p>
-    <w:p>
-      <w:r>
-        <w:rPr>
-          <w:sz w:val="24"/>
-        </w:rPr>
-      </w:r>
-    </w:p>
-    <w:p>
       <w:r>
         <w:rPr>
           <w:b/>
-          <w:sz w:val="24"/>
-        </w:rPr>
-        <w:t>一、题目背景</w:t>
-      </w:r>
-    </w:p>
-    <w:p>
-      <w:r>
-        <w:rPr>
-          <w:sz w:val="24"/>
-        </w:rPr>
-      </w:r>
-    </w:p>
-    <w:p>
-      <w:r>
-        <w:rPr>
-          <w:sz w:val="24"/>
-        </w:rPr>
-        <w:t>广志公司（卖方）与客户签合同：</w:t>
-      </w:r>
-    </w:p>
-    <w:p>
-      <w:r>
-        <w:rPr>
-          <w:sz w:val="24"/>
-        </w:rPr>
-        <w:t>- 出售一台设备（单独售价：150万）</w:t>
-      </w:r>
-    </w:p>
-    <w:p>
-      <w:r>
-        <w:rPr>
-          <w:sz w:val="24"/>
-        </w:rPr>
-        <w:t>- 附带1年设备维护服务（单独售价：50万）</w:t>
-      </w:r>
-    </w:p>
-    <w:p>
-      <w:r>
-        <w:rPr>
-          <w:sz w:val="24"/>
-        </w:rPr>
-        <w:t>- 打包合同价格：160万（含增值税，不含税）</w:t>
-      </w:r>
-    </w:p>
-    <w:p>
-      <w:r>
-        <w:rPr>
-          <w:sz w:val="24"/>
-        </w:rPr>
-        <w:t>- 合同签订当天，客户全额预付160万</w:t>
-      </w:r>
-    </w:p>
-    <w:p>
-      <w:r>
-        <w:rPr>
-          <w:sz w:val="24"/>
-        </w:rPr>
-        <w:t>- 当月完成设备交付</w:t>
-      </w:r>
-    </w:p>
-    <w:p>
-      <w:r>
-        <w:rPr>
-          <w:sz w:val="24"/>
-        </w:rPr>
-        <w:t>- 此后12个月提供维护服务</w:t>
-      </w:r>
-    </w:p>
-    <w:p>
-      <w:r>
-        <w:rPr>
-          <w:sz w:val="24"/>
-        </w:rPr>
-      </w:r>
-    </w:p>
-    <w:p>
-      <w:r>
-        <w:rPr>
-          <w:sz w:val="24"/>
-        </w:rPr>
-        <w:t>要求：写出全套分录。</w:t>
+          <w:sz w:val="28"/>
+        </w:rPr>
+        <w:t>【账号⑨（治愈猫咪插图号）】</w:t>
+      </w:r>
+    </w:p>
+    <w:p>
+      <w:r>
+        <w:rPr>
+          <w:sz w:val="24"/>
+        </w:rPr>
+        <w:t>已选标题：治愈猫咪搞懂合同负债</w:t>
+      </w:r>
+    </w:p>
+    <w:p>
+      <w:r>
+        <w:rPr>
+          <w:sz w:val="24"/>
+        </w:rPr>
+      </w:r>
+    </w:p>
+    <w:p>
+      <w:r>
+        <w:rPr>
+          <w:sz w:val="24"/>
+        </w:rPr>
+        <w:t>合同负债是中级考试的高频科目，很多人搞不清楚"什么时候挂合同负债，什么时候确认收入"。</w:t>
+      </w:r>
+    </w:p>
+    <w:p>
+      <w:r>
+        <w:rPr>
+          <w:sz w:val="24"/>
+        </w:rPr>
+      </w:r>
+    </w:p>
+    <w:p>
+      <w:r>
+        <w:rPr>
+          <w:sz w:val="24"/>
+        </w:rPr>
+        <w:t>今天用猫咪零食的故事来讲清楚。</w:t>
       </w:r>
     </w:p>
     <w:p>
@@ -866,38 +1281,60 @@
           <w:b/>
           <w:sz w:val="24"/>
         </w:rPr>
-        <w:t>二、Step 1：识别履约义务</w:t>
-      </w:r>
-    </w:p>
-    <w:p>
-      <w:r>
-        <w:rPr>
-          <w:sz w:val="24"/>
-        </w:rPr>
-      </w:r>
-    </w:p>
-    <w:p>
-      <w:r>
-        <w:rPr>
-          <w:sz w:val="24"/>
-        </w:rPr>
-        <w:t>合同中有两个可区分的履约义务：</w:t>
-      </w:r>
-    </w:p>
-    <w:p>
-      <w:r>
-        <w:rPr>
-          <w:sz w:val="24"/>
-        </w:rPr>
-        <w:t>① 交付设备（时点确认）</w:t>
-      </w:r>
-    </w:p>
-    <w:p>
-      <w:r>
-        <w:rPr>
-          <w:sz w:val="24"/>
-        </w:rPr>
-        <w:t>② 提供1年维护服务（时段确认）</w:t>
+        <w:t>一、合同负债的本质</w:t>
+      </w:r>
+    </w:p>
+    <w:p>
+      <w:r>
+        <w:rPr>
+          <w:sz w:val="24"/>
+        </w:rPr>
+      </w:r>
+    </w:p>
+    <w:p>
+      <w:r>
+        <w:rPr>
+          <w:sz w:val="24"/>
+        </w:rPr>
+        <w:t>合同负债就像猫咪主人预订了零食——钱付了，但零食还没到，主人还欠猫咪一份零食。</w:t>
+      </w:r>
+    </w:p>
+    <w:p>
+      <w:r>
+        <w:rPr>
+          <w:sz w:val="24"/>
+        </w:rPr>
+      </w:r>
+    </w:p>
+    <w:p>
+      <w:r>
+        <w:rPr>
+          <w:sz w:val="24"/>
+        </w:rPr>
+        <w:t>在会计上：</w:t>
+      </w:r>
+    </w:p>
+    <w:p>
+      <w:r>
+        <w:rPr>
+          <w:sz w:val="24"/>
+        </w:rPr>
+        <w:t>企业收到客户预付款，但还没有完成履约义务，就欠客户"服务或货物"，这部分未履约的预收款，应挂"合同负债"。</w:t>
+      </w:r>
+    </w:p>
+    <w:p>
+      <w:r>
+        <w:rPr>
+          <w:sz w:val="24"/>
+        </w:rPr>
+      </w:r>
+    </w:p>
+    <w:p>
+      <w:r>
+        <w:rPr>
+          <w:sz w:val="24"/>
+        </w:rPr>
+        <w:t>合同负债 ≠ 借款，它是"欠客户的商品或服务"。</w:t>
       </w:r>
     </w:p>
     <w:p>
@@ -913,61 +1350,84 @@
           <w:b/>
           <w:sz w:val="24"/>
         </w:rPr>
-        <w:t>三、Step 2：分摊交易价格</w:t>
-      </w:r>
-    </w:p>
-    <w:p>
-      <w:r>
-        <w:rPr>
-          <w:sz w:val="24"/>
-        </w:rPr>
-      </w:r>
-    </w:p>
-    <w:p>
-      <w:r>
-        <w:rPr>
-          <w:sz w:val="24"/>
-        </w:rPr>
-        <w:t>总单独售价：150+50=200万</w:t>
-      </w:r>
-    </w:p>
-    <w:p>
-      <w:r>
-        <w:rPr>
-          <w:sz w:val="24"/>
-        </w:rPr>
-        <w:t>合同总价：160万（折扣40万）</w:t>
-      </w:r>
-    </w:p>
-    <w:p>
-      <w:r>
-        <w:rPr>
-          <w:sz w:val="24"/>
-        </w:rPr>
-      </w:r>
-    </w:p>
-    <w:p>
-      <w:r>
-        <w:rPr>
-          <w:sz w:val="24"/>
-        </w:rPr>
-        <w:t>按单独售价比例分摊：</w:t>
-      </w:r>
-    </w:p>
-    <w:p>
-      <w:r>
-        <w:rPr>
-          <w:sz w:val="24"/>
-        </w:rPr>
-        <w:t>- 设备分摊：160×150/200=120万</w:t>
-      </w:r>
-    </w:p>
-    <w:p>
-      <w:r>
-        <w:rPr>
-          <w:sz w:val="24"/>
-        </w:rPr>
-        <w:t>- 维护分摊：160×50/200=40万</w:t>
+        <w:t>二、基础分录</w:t>
+      </w:r>
+    </w:p>
+    <w:p>
+      <w:r>
+        <w:rPr>
+          <w:sz w:val="24"/>
+        </w:rPr>
+      </w:r>
+    </w:p>
+    <w:p>
+      <w:r>
+        <w:rPr>
+          <w:sz w:val="24"/>
+        </w:rPr>
+        <w:t>猫咪主人预付宠物食品店30万，约定下月发货：</w:t>
+      </w:r>
+    </w:p>
+    <w:p>
+      <w:r>
+        <w:rPr>
+          <w:sz w:val="24"/>
+        </w:rPr>
+      </w:r>
+    </w:p>
+    <w:p>
+      <w:r>
+        <w:rPr>
+          <w:sz w:val="24"/>
+        </w:rPr>
+        <w:t>收款时（未履约）：</w:t>
+      </w:r>
+    </w:p>
+    <w:p>
+      <w:r>
+        <w:rPr>
+          <w:sz w:val="24"/>
+        </w:rPr>
+        <w:t>借：银行存款 30</w:t>
+      </w:r>
+    </w:p>
+    <w:p>
+      <w:r>
+        <w:rPr>
+          <w:sz w:val="24"/>
+        </w:rPr>
+        <w:t>贷：合同负债 30</w:t>
+      </w:r>
+    </w:p>
+    <w:p>
+      <w:r>
+        <w:rPr>
+          <w:sz w:val="24"/>
+        </w:rPr>
+      </w:r>
+    </w:p>
+    <w:p>
+      <w:r>
+        <w:rPr>
+          <w:sz w:val="24"/>
+        </w:rPr>
+        <w:t>下月发货，完成履约义务：</w:t>
+      </w:r>
+    </w:p>
+    <w:p>
+      <w:r>
+        <w:rPr>
+          <w:sz w:val="24"/>
+        </w:rPr>
+        <w:t>借：合同负债 30</w:t>
+      </w:r>
+    </w:p>
+    <w:p>
+      <w:r>
+        <w:rPr>
+          <w:sz w:val="24"/>
+        </w:rPr>
+        <w:t>贷：主营业务收入 30</w:t>
       </w:r>
     </w:p>
     <w:p>
@@ -983,30 +1443,123 @@
           <w:b/>
           <w:sz w:val="24"/>
         </w:rPr>
-        <w:t>四、分录①：合同签订当天，收到预付款</w:t>
-      </w:r>
-    </w:p>
-    <w:p>
-      <w:r>
-        <w:rPr>
-          <w:sz w:val="24"/>
-        </w:rPr>
-      </w:r>
-    </w:p>
-    <w:p>
-      <w:r>
-        <w:rPr>
-          <w:sz w:val="24"/>
-        </w:rPr>
-        <w:t>借：银行存款    160万</w:t>
-      </w:r>
-    </w:p>
-    <w:p>
-      <w:r>
-        <w:rPr>
-          <w:sz w:val="24"/>
-        </w:rPr>
-        <w:t>贷：合同负债    160万</w:t>
+        <w:t>三、合同负债 vs 合同资产</w:t>
+      </w:r>
+    </w:p>
+    <w:p>
+      <w:r>
+        <w:rPr>
+          <w:sz w:val="24"/>
+        </w:rPr>
+      </w:r>
+    </w:p>
+    <w:p>
+      <w:r>
+        <w:rPr>
+          <w:sz w:val="24"/>
+        </w:rPr>
+        <w:t>合同负债：收了钱，没交货（企业欠客户）</w:t>
+      </w:r>
+    </w:p>
+    <w:p>
+      <w:r>
+        <w:rPr>
+          <w:sz w:val="24"/>
+        </w:rPr>
+        <w:t>合同资产：交了货，没收钱（客户欠企业，但还有附加条件）</w:t>
+      </w:r>
+    </w:p>
+    <w:p>
+      <w:r>
+        <w:rPr>
+          <w:sz w:val="24"/>
+        </w:rPr>
+      </w:r>
+    </w:p>
+    <w:p>
+      <w:r>
+        <w:rPr>
+          <w:sz w:val="24"/>
+        </w:rPr>
+        <w:t>例题：A公司与客户签了两项履约义务的合同，总价100万。</w:t>
+      </w:r>
+    </w:p>
+    <w:p>
+      <w:r>
+        <w:rPr>
+          <w:sz w:val="24"/>
+        </w:rPr>
+        <w:t>第一项义务（价值60万）完成，但收款要等全部完成后才能要求：</w:t>
+      </w:r>
+    </w:p>
+    <w:p>
+      <w:r>
+        <w:rPr>
+          <w:sz w:val="24"/>
+        </w:rPr>
+      </w:r>
+    </w:p>
+    <w:p>
+      <w:r>
+        <w:rPr>
+          <w:sz w:val="24"/>
+        </w:rPr>
+        <w:t>完成第一项义务时：</w:t>
+      </w:r>
+    </w:p>
+    <w:p>
+      <w:r>
+        <w:rPr>
+          <w:sz w:val="24"/>
+        </w:rPr>
+        <w:t>借：合同资产 60</w:t>
+      </w:r>
+    </w:p>
+    <w:p>
+      <w:r>
+        <w:rPr>
+          <w:sz w:val="24"/>
+        </w:rPr>
+        <w:t>贷：主营业务收入 60</w:t>
+      </w:r>
+    </w:p>
+    <w:p>
+      <w:r>
+        <w:rPr>
+          <w:sz w:val="24"/>
+        </w:rPr>
+      </w:r>
+    </w:p>
+    <w:p>
+      <w:r>
+        <w:rPr>
+          <w:sz w:val="24"/>
+        </w:rPr>
+        <w:t>第二项义务也完成后，变为无条件收款：</w:t>
+      </w:r>
+    </w:p>
+    <w:p>
+      <w:r>
+        <w:rPr>
+          <w:sz w:val="24"/>
+        </w:rPr>
+        <w:t>借：应收账款 100</w:t>
+      </w:r>
+    </w:p>
+    <w:p>
+      <w:r>
+        <w:rPr>
+          <w:sz w:val="24"/>
+        </w:rPr>
+        <w:t>贷：合同资产 60</w:t>
+      </w:r>
+    </w:p>
+    <w:p>
+      <w:r>
+        <w:rPr>
+          <w:sz w:val="24"/>
+        </w:rPr>
+        <w:t xml:space="preserve">    主营业务收入 40</w:t>
       </w:r>
     </w:p>
     <w:p>
@@ -1022,84 +1575,146 @@
           <w:b/>
           <w:sz w:val="24"/>
         </w:rPr>
-        <w:t>五、分录②：当月设备交付（时点确认，控制权转移）</w:t>
-      </w:r>
-    </w:p>
-    <w:p>
-      <w:r>
-        <w:rPr>
-          <w:sz w:val="24"/>
-        </w:rPr>
-      </w:r>
-    </w:p>
-    <w:p>
-      <w:r>
-        <w:rPr>
-          <w:sz w:val="24"/>
-        </w:rPr>
-        <w:t>确认设备收入：</w:t>
-      </w:r>
-    </w:p>
-    <w:p>
-      <w:r>
-        <w:rPr>
-          <w:sz w:val="24"/>
-        </w:rPr>
-        <w:t>借：合同负债    120万</w:t>
-      </w:r>
-    </w:p>
-    <w:p>
-      <w:r>
-        <w:rPr>
-          <w:sz w:val="24"/>
-        </w:rPr>
-        <w:t>贷：主营业务收入  120万</w:t>
-      </w:r>
-    </w:p>
-    <w:p>
-      <w:r>
-        <w:rPr>
-          <w:sz w:val="24"/>
-        </w:rPr>
-      </w:r>
-    </w:p>
-    <w:p>
-      <w:r>
-        <w:rPr>
-          <w:sz w:val="24"/>
-        </w:rPr>
-        <w:t>结转设备成本（假设成本80万）：</w:t>
-      </w:r>
-    </w:p>
-    <w:p>
-      <w:r>
-        <w:rPr>
-          <w:sz w:val="24"/>
-        </w:rPr>
-        <w:t>借：主营业务成本  80万</w:t>
-      </w:r>
-    </w:p>
-    <w:p>
-      <w:r>
-        <w:rPr>
-          <w:sz w:val="24"/>
-        </w:rPr>
-        <w:t>贷：库存商品    80万</w:t>
-      </w:r>
-    </w:p>
-    <w:p>
-      <w:r>
-        <w:rPr>
-          <w:sz w:val="24"/>
-        </w:rPr>
-      </w:r>
-    </w:p>
-    <w:p>
-      <w:r>
-        <w:rPr>
-          <w:sz w:val="24"/>
-        </w:rPr>
-        <w:t>此时合同负债剩余：160-120=40万（维护服务部分）</w:t>
+        <w:t>四、合同负债的两种情形</w:t>
+      </w:r>
+    </w:p>
+    <w:p>
+      <w:r>
+        <w:rPr>
+          <w:sz w:val="24"/>
+        </w:rPr>
+      </w:r>
+    </w:p>
+    <w:p>
+      <w:r>
+        <w:rPr>
+          <w:sz w:val="24"/>
+        </w:rPr>
+        <w:t>情形1：收款在履约之前（客户先付款）</w:t>
+      </w:r>
+    </w:p>
+    <w:p>
+      <w:r>
+        <w:rPr>
+          <w:sz w:val="24"/>
+        </w:rPr>
+        <w:t>→ 收款时记合同负债，履约时转为收入</w:t>
+      </w:r>
+    </w:p>
+    <w:p>
+      <w:r>
+        <w:rPr>
+          <w:sz w:val="24"/>
+        </w:rPr>
+        <w:t>→ 例：订金、预付款</w:t>
+      </w:r>
+    </w:p>
+    <w:p>
+      <w:r>
+        <w:rPr>
+          <w:sz w:val="24"/>
+        </w:rPr>
+      </w:r>
+    </w:p>
+    <w:p>
+      <w:r>
+        <w:rPr>
+          <w:sz w:val="24"/>
+        </w:rPr>
+        <w:t>情形2：收款后部分已履约、部分未履约</w:t>
+      </w:r>
+    </w:p>
+    <w:p>
+      <w:r>
+        <w:rPr>
+          <w:sz w:val="24"/>
+        </w:rPr>
+        <w:t>→ 履约部分确认收入，未履约部分挂合同负债</w:t>
+      </w:r>
+    </w:p>
+    <w:p>
+      <w:r>
+        <w:rPr>
+          <w:sz w:val="24"/>
+        </w:rPr>
+        <w:t>→ 例：年度服务合同一次性收款，按月摊销</w:t>
+      </w:r>
+    </w:p>
+    <w:p>
+      <w:r>
+        <w:rPr>
+          <w:sz w:val="24"/>
+        </w:rPr>
+      </w:r>
+    </w:p>
+    <w:p>
+      <w:r>
+        <w:rPr>
+          <w:sz w:val="24"/>
+        </w:rPr>
+        <w:t>例：签了12个月服务合同，一次性收款120万（每月10万）：</w:t>
+      </w:r>
+    </w:p>
+    <w:p>
+      <w:r>
+        <w:rPr>
+          <w:sz w:val="24"/>
+        </w:rPr>
+      </w:r>
+    </w:p>
+    <w:p>
+      <w:r>
+        <w:rPr>
+          <w:sz w:val="24"/>
+        </w:rPr>
+        <w:t>收款时：</w:t>
+      </w:r>
+    </w:p>
+    <w:p>
+      <w:r>
+        <w:rPr>
+          <w:sz w:val="24"/>
+        </w:rPr>
+        <w:t>借：银行存款 120</w:t>
+      </w:r>
+    </w:p>
+    <w:p>
+      <w:r>
+        <w:rPr>
+          <w:sz w:val="24"/>
+        </w:rPr>
+        <w:t>贷：合同负债 120</w:t>
+      </w:r>
+    </w:p>
+    <w:p>
+      <w:r>
+        <w:rPr>
+          <w:sz w:val="24"/>
+        </w:rPr>
+      </w:r>
+    </w:p>
+    <w:p>
+      <w:r>
+        <w:rPr>
+          <w:sz w:val="24"/>
+        </w:rPr>
+        <w:t>每月履约，确认1/12收入：</w:t>
+      </w:r>
+    </w:p>
+    <w:p>
+      <w:r>
+        <w:rPr>
+          <w:sz w:val="24"/>
+        </w:rPr>
+        <w:t>借：合同负债 10</w:t>
+      </w:r>
+    </w:p>
+    <w:p>
+      <w:r>
+        <w:rPr>
+          <w:sz w:val="24"/>
+        </w:rPr>
+        <w:t>贷：主营业务收入 10</w:t>
       </w:r>
     </w:p>
     <w:p>
@@ -1115,178 +1730,166 @@
           <w:b/>
           <w:sz w:val="24"/>
         </w:rPr>
-        <w:t>六、分录③：每月维护服务（时段确认，共12个月）</w:t>
-      </w:r>
-    </w:p>
-    <w:p>
-      <w:r>
-        <w:rPr>
-          <w:sz w:val="24"/>
-        </w:rPr>
-      </w:r>
-    </w:p>
-    <w:p>
-      <w:r>
-        <w:rPr>
-          <w:sz w:val="24"/>
-        </w:rPr>
-        <w:t>40万÷12=3.33万/月（四舍五入取2位小数）</w:t>
-      </w:r>
-    </w:p>
-    <w:p>
-      <w:r>
-        <w:rPr>
-          <w:sz w:val="24"/>
-        </w:rPr>
-      </w:r>
-    </w:p>
-    <w:p>
-      <w:r>
-        <w:rPr>
-          <w:sz w:val="24"/>
-        </w:rPr>
-        <w:t>每月：</w:t>
-      </w:r>
-    </w:p>
-    <w:p>
-      <w:r>
-        <w:rPr>
-          <w:sz w:val="24"/>
-        </w:rPr>
-        <w:t>借：合同负债    3.33万</w:t>
-      </w:r>
-    </w:p>
-    <w:p>
-      <w:r>
-        <w:rPr>
-          <w:sz w:val="24"/>
-        </w:rPr>
-        <w:t>贷：主营业务收入  3.33万</w:t>
-      </w:r>
-    </w:p>
-    <w:p>
-      <w:r>
-        <w:rPr>
-          <w:sz w:val="24"/>
-        </w:rPr>
-      </w:r>
-    </w:p>
-    <w:p>
-      <w:r>
-        <w:rPr>
-          <w:sz w:val="24"/>
-        </w:rPr>
-        <w:t>第12个月末（最后一个月取余数）：</w:t>
-      </w:r>
-    </w:p>
-    <w:p>
-      <w:r>
-        <w:rPr>
-          <w:sz w:val="24"/>
-        </w:rPr>
-        <w:t>借：合同负债    3.37万（40-3.33×11=3.37万，处理尾差）</w:t>
-      </w:r>
-    </w:p>
-    <w:p>
-      <w:r>
-        <w:rPr>
-          <w:sz w:val="24"/>
-        </w:rPr>
-        <w:t>贷：主营业务收入  3.37万</w:t>
-      </w:r>
-    </w:p>
-    <w:p>
-      <w:r>
-        <w:rPr>
-          <w:sz w:val="24"/>
-        </w:rPr>
-      </w:r>
-    </w:p>
-    <w:p>
-      <w:r>
-        <w:rPr>
-          <w:sz w:val="24"/>
-        </w:rPr>
-        <w:t>12个月结束后，合同负债清零，维护收入40万全部确认完毕。</w:t>
-      </w:r>
-    </w:p>
-    <w:p>
-      <w:r>
-        <w:rPr>
-          <w:sz w:val="24"/>
-        </w:rPr>
+        <w:t>五、猫咪记忆法总结</w:t>
+      </w:r>
+    </w:p>
+    <w:p>
+      <w:r>
+        <w:rPr>
+          <w:sz w:val="24"/>
+        </w:rPr>
+      </w:r>
+    </w:p>
+    <w:p>
+      <w:r>
+        <w:rPr>
+          <w:sz w:val="24"/>
+        </w:rPr>
+        <w:t>合同负债：钱到了，货没到，先存着等交货（猫咪的零食碗，预订没到货）。</w:t>
+      </w:r>
+    </w:p>
+    <w:p>
+      <w:r>
+        <w:rPr>
+          <w:sz w:val="24"/>
+        </w:rPr>
+        <w:t>合同资产：货到了，钱没到，先挂着等收钱（猫咪吃了零食，等主人结账）。</w:t>
+      </w:r>
+    </w:p>
+    <w:p>
+      <w:r>
+        <w:rPr>
+          <w:sz w:val="24"/>
+        </w:rPr>
+        <w:t>应收账款：货到了，无条件收钱（猫咪吃完零食，主人欠着钱，无条件付）。</w:t>
+      </w:r>
+    </w:p>
+    <w:p>
+      <w:r>
+        <w:rPr>
+          <w:sz w:val="24"/>
+        </w:rPr>
+      </w:r>
+    </w:p>
+    <w:p>
+      <w:r>
+        <w:rPr>
+          <w:sz w:val="24"/>
+        </w:rPr>
+        <w:t>记住：合同负债和合同资产都是"过渡科目"，最终都要消化掉。</w:t>
+      </w:r>
+    </w:p>
+    <w:p>
+      <w:r>
+        <w:rPr>
+          <w:sz w:val="24"/>
+        </w:rPr>
+      </w:r>
+    </w:p>
+    <w:p>
+      <w:r>
+        <w:rPr>
+          <w:sz w:val="24"/>
+        </w:rPr>
+        <w:t>没交货的预收款，永远是合同负债，不是收入！这是中级收入考点的第一大坑！</w:t>
+      </w:r>
+    </w:p>
+    <w:p>
+      <w:r>
+        <w:br w:type="page"/>
       </w:r>
     </w:p>
     <w:p>
       <w:r>
         <w:rPr>
           <w:b/>
-          <w:sz w:val="24"/>
-        </w:rPr>
-        <w:t>七、全年汇总</w:t>
-      </w:r>
-    </w:p>
-    <w:p>
-      <w:r>
-        <w:rPr>
-          <w:sz w:val="24"/>
-        </w:rPr>
-      </w:r>
-    </w:p>
-    <w:p>
-      <w:r>
-        <w:rPr>
-          <w:sz w:val="24"/>
-        </w:rPr>
-        <w:t>| 项目 | 金额 |</w:t>
-      </w:r>
-    </w:p>
-    <w:p>
-      <w:r>
-        <w:rPr>
-          <w:sz w:val="24"/>
-        </w:rPr>
-        <w:t>|------|------|</w:t>
-      </w:r>
-    </w:p>
-    <w:p>
-      <w:r>
-        <w:rPr>
-          <w:sz w:val="24"/>
-        </w:rPr>
-        <w:t>| 设备收入 | 120万 |</w:t>
-      </w:r>
-    </w:p>
-    <w:p>
-      <w:r>
-        <w:rPr>
-          <w:sz w:val="24"/>
-        </w:rPr>
-        <w:t>| 维护收入（12个月） | 40万 |</w:t>
-      </w:r>
-    </w:p>
-    <w:p>
-      <w:r>
-        <w:rPr>
-          <w:sz w:val="24"/>
-        </w:rPr>
-        <w:t>| 合计收入 | 160万 |</w:t>
-      </w:r>
-    </w:p>
-    <w:p>
-      <w:r>
-        <w:rPr>
-          <w:sz w:val="24"/>
-        </w:rPr>
-        <w:t>| 合同负债年初 | 160万 |</w:t>
-      </w:r>
-    </w:p>
-    <w:p>
-      <w:r>
-        <w:rPr>
-          <w:sz w:val="24"/>
-        </w:rPr>
-        <w:t>| 合同负债年末 | 0万 |</w:t>
+          <w:sz w:val="28"/>
+        </w:rPr>
+        <w:t>【账号⑩（西游记故事号2）】</w:t>
+      </w:r>
+    </w:p>
+    <w:p>
+      <w:r>
+        <w:rPr>
+          <w:sz w:val="24"/>
+        </w:rPr>
+        <w:t>已选标题：八戒卖桃，退货条款记错了</w:t>
+      </w:r>
+    </w:p>
+    <w:p>
+      <w:r>
+        <w:rPr>
+          <w:sz w:val="24"/>
+        </w:rPr>
+      </w:r>
+    </w:p>
+    <w:p>
+      <w:r>
+        <w:rPr>
+          <w:sz w:val="24"/>
+        </w:rPr>
+        <w:t>取经归来，八戒想着天天吃饱，决定用积蓄开一家"胖猪仙果铺"。</w:t>
+      </w:r>
+    </w:p>
+    <w:p>
+      <w:r>
+        <w:rPr>
+          <w:sz w:val="24"/>
+        </w:rPr>
+      </w:r>
+    </w:p>
+    <w:p>
+      <w:r>
+        <w:rPr>
+          <w:sz w:val="24"/>
+        </w:rPr>
+        <w:t>第一单大生意：龙王订了200万的仙桃，合同约定"10天内可无理由退货"，根据历史经验，退货率约10%。</w:t>
+      </w:r>
+    </w:p>
+    <w:p>
+      <w:r>
+        <w:rPr>
+          <w:sz w:val="24"/>
+        </w:rPr>
+      </w:r>
+    </w:p>
+    <w:p>
+      <w:r>
+        <w:rPr>
+          <w:sz w:val="24"/>
+        </w:rPr>
+        <w:t>八戒兴冲冲地要记：</w:t>
+      </w:r>
+    </w:p>
+    <w:p>
+      <w:r>
+        <w:rPr>
+          <w:sz w:val="24"/>
+        </w:rPr>
+        <w:t>借：银行存款 200</w:t>
+      </w:r>
+    </w:p>
+    <w:p>
+      <w:r>
+        <w:rPr>
+          <w:sz w:val="24"/>
+        </w:rPr>
+        <w:t>贷：主营业务收入 200  ←  唐僧走来！</w:t>
+      </w:r>
+    </w:p>
+    <w:p>
+      <w:r>
+        <w:rPr>
+          <w:sz w:val="24"/>
+        </w:rPr>
+      </w:r>
+    </w:p>
+    <w:p>
+      <w:r>
+        <w:rPr>
+          <w:sz w:val="24"/>
+        </w:rPr>
+        <w:t>唐僧："八戒！有退货条款，不能全额确认！"</w:t>
       </w:r>
     </w:p>
     <w:p>
@@ -1302,123 +1905,461 @@
           <w:b/>
           <w:sz w:val="24"/>
         </w:rPr>
-        <w:t>八、常见考试变形</w:t>
-      </w:r>
-    </w:p>
-    <w:p>
-      <w:r>
-        <w:rPr>
-          <w:sz w:val="24"/>
-        </w:rPr>
-      </w:r>
-    </w:p>
-    <w:p>
-      <w:r>
-        <w:rPr>
-          <w:sz w:val="24"/>
-        </w:rPr>
-        <w:t>变形1：维护服务在设备交付前1个月开始，如何处理？</w:t>
-      </w:r>
-    </w:p>
-    <w:p>
-      <w:r>
-        <w:rPr>
-          <w:sz w:val="24"/>
-        </w:rPr>
-        <w:t>→ 设备和维护按各自履约进度分别确认，不互相影响。</w:t>
-      </w:r>
-    </w:p>
-    <w:p>
-      <w:r>
-        <w:rPr>
-          <w:sz w:val="24"/>
-        </w:rPr>
-      </w:r>
-    </w:p>
-    <w:p>
-      <w:r>
-        <w:rPr>
-          <w:sz w:val="24"/>
-        </w:rPr>
-        <w:t>变形2：客户先试用设备3个月，验收满意再付款，怎么记？</w:t>
-      </w:r>
-    </w:p>
-    <w:p>
-      <w:r>
-        <w:rPr>
-          <w:sz w:val="24"/>
-        </w:rPr>
-        <w:t>→ 交货不等于控制权转移，要等客户验收。</w:t>
-      </w:r>
-    </w:p>
-    <w:p>
-      <w:r>
-        <w:rPr>
-          <w:sz w:val="24"/>
-        </w:rPr>
-        <w:t>→ 交货但未验收：</w:t>
-      </w:r>
-    </w:p>
-    <w:p>
-      <w:r>
-        <w:rPr>
-          <w:sz w:val="24"/>
-        </w:rPr>
-        <w:t xml:space="preserve">   借：发出商品 贷：库存商品（不确认收入，只是转账）</w:t>
-      </w:r>
-    </w:p>
-    <w:p>
-      <w:r>
-        <w:rPr>
-          <w:sz w:val="24"/>
-        </w:rPr>
-        <w:t xml:space="preserve">   验收通过后：</w:t>
-      </w:r>
-    </w:p>
-    <w:p>
-      <w:r>
-        <w:rPr>
-          <w:sz w:val="24"/>
-        </w:rPr>
-        <w:t xml:space="preserve">   借：应收账款 贷：主营业务收入（此时才确认收入）</w:t>
-      </w:r>
-    </w:p>
-    <w:p>
-      <w:r>
-        <w:rPr>
-          <w:sz w:val="24"/>
-        </w:rPr>
-      </w:r>
-    </w:p>
-    <w:p>
-      <w:r>
-        <w:rPr>
-          <w:sz w:val="24"/>
-        </w:rPr>
-        <w:t>变形3：打包价200万，等于单独售价之和，没有折扣，怎么分摊？</w:t>
-      </w:r>
-    </w:p>
-    <w:p>
-      <w:r>
-        <w:rPr>
-          <w:sz w:val="24"/>
-        </w:rPr>
-        <w:t>→ 直接按单独售价金额分配即可（结果相同）。</w:t>
-      </w:r>
-    </w:p>
-    <w:p>
-      <w:r>
-        <w:rPr>
-          <w:sz w:val="24"/>
-        </w:rPr>
-      </w:r>
-    </w:p>
-    <w:p>
-      <w:r>
-        <w:rPr>
-          <w:sz w:val="24"/>
-        </w:rPr>
-        <w:t>把这套题打通了，收入章节的计算题基本搞定。</w:t>
+        <w:t>一、退货条款的正确处理</w:t>
+      </w:r>
+    </w:p>
+    <w:p>
+      <w:r>
+        <w:rPr>
+          <w:sz w:val="24"/>
+        </w:rPr>
+      </w:r>
+    </w:p>
+    <w:p>
+      <w:r>
+        <w:rPr>
+          <w:sz w:val="24"/>
+        </w:rPr>
+        <w:t>有退货条款时，收入只能按"预计不会退货"的部分确认：</w:t>
+      </w:r>
+    </w:p>
+    <w:p>
+      <w:r>
+        <w:rPr>
+          <w:sz w:val="24"/>
+        </w:rPr>
+      </w:r>
+    </w:p>
+    <w:p>
+      <w:r>
+        <w:rPr>
+          <w:sz w:val="24"/>
+        </w:rPr>
+        <w:t>收入 = 200 × (1 - 10%) = 180万</w:t>
+      </w:r>
+    </w:p>
+    <w:p>
+      <w:r>
+        <w:rPr>
+          <w:sz w:val="24"/>
+        </w:rPr>
+        <w:t>退货负债 = 200 × 10% = 20万</w:t>
+      </w:r>
+    </w:p>
+    <w:p>
+      <w:r>
+        <w:rPr>
+          <w:sz w:val="24"/>
+        </w:rPr>
+      </w:r>
+    </w:p>
+    <w:p>
+      <w:r>
+        <w:rPr>
+          <w:sz w:val="24"/>
+        </w:rPr>
+        <w:t>正确分录：</w:t>
+      </w:r>
+    </w:p>
+    <w:p>
+      <w:r>
+        <w:rPr>
+          <w:sz w:val="24"/>
+        </w:rPr>
+        <w:t>借：银行存款 200</w:t>
+      </w:r>
+    </w:p>
+    <w:p>
+      <w:r>
+        <w:rPr>
+          <w:sz w:val="24"/>
+        </w:rPr>
+        <w:t>贷：主营业务收入 180  （预计不退货的部分）</w:t>
+      </w:r>
+    </w:p>
+    <w:p>
+      <w:r>
+        <w:rPr>
+          <w:sz w:val="24"/>
+        </w:rPr>
+        <w:t xml:space="preserve">    退货负债 20        （预计会退货的部分）</w:t>
+      </w:r>
+    </w:p>
+    <w:p>
+      <w:r>
+        <w:rPr>
+          <w:sz w:val="24"/>
+        </w:rPr>
+      </w:r>
+    </w:p>
+    <w:p>
+      <w:r>
+        <w:rPr>
+          <w:sz w:val="24"/>
+        </w:rPr>
+        <w:t>八戒："少确认了20万！"</w:t>
+      </w:r>
+    </w:p>
+    <w:p>
+      <w:r>
+        <w:rPr>
+          <w:sz w:val="24"/>
+        </w:rPr>
+        <w:t>唐僧："这20万你可能要退给龙王的，不能算你的！"</w:t>
+      </w:r>
+    </w:p>
+    <w:p>
+      <w:r>
+        <w:rPr>
+          <w:sz w:val="24"/>
+        </w:rPr>
+      </w:r>
+    </w:p>
+    <w:p>
+      <w:r>
+        <w:rPr>
+          <w:b/>
+          <w:sz w:val="24"/>
+        </w:rPr>
+        <w:t>二、成本的配套处理</w:t>
+      </w:r>
+    </w:p>
+    <w:p>
+      <w:r>
+        <w:rPr>
+          <w:sz w:val="24"/>
+        </w:rPr>
+      </w:r>
+    </w:p>
+    <w:p>
+      <w:r>
+        <w:rPr>
+          <w:sz w:val="24"/>
+        </w:rPr>
+        <w:t>仙桃成本120万，也要按同样比例处理：</w:t>
+      </w:r>
+    </w:p>
+    <w:p>
+      <w:r>
+        <w:rPr>
+          <w:sz w:val="24"/>
+        </w:rPr>
+      </w:r>
+    </w:p>
+    <w:p>
+      <w:r>
+        <w:rPr>
+          <w:sz w:val="24"/>
+        </w:rPr>
+        <w:t>成本 = 120 × 90% = 108万（已卖出部分）</w:t>
+      </w:r>
+    </w:p>
+    <w:p>
+      <w:r>
+        <w:rPr>
+          <w:sz w:val="24"/>
+        </w:rPr>
+        <w:t>退货资产 = 120 × 10% = 12万（预计退回的货物成本）</w:t>
+      </w:r>
+    </w:p>
+    <w:p>
+      <w:r>
+        <w:rPr>
+          <w:sz w:val="24"/>
+        </w:rPr>
+      </w:r>
+    </w:p>
+    <w:p>
+      <w:r>
+        <w:rPr>
+          <w:sz w:val="24"/>
+        </w:rPr>
+        <w:t>分录：</w:t>
+      </w:r>
+    </w:p>
+    <w:p>
+      <w:r>
+        <w:rPr>
+          <w:sz w:val="24"/>
+        </w:rPr>
+        <w:t>借：主营业务成本 108</w:t>
+      </w:r>
+    </w:p>
+    <w:p>
+      <w:r>
+        <w:rPr>
+          <w:sz w:val="24"/>
+        </w:rPr>
+        <w:t xml:space="preserve">    退货资产 12      ←  资产！不是成本！</w:t>
+      </w:r>
+    </w:p>
+    <w:p>
+      <w:r>
+        <w:rPr>
+          <w:sz w:val="24"/>
+        </w:rPr>
+        <w:t>贷：库存商品 120</w:t>
+      </w:r>
+    </w:p>
+    <w:p>
+      <w:r>
+        <w:rPr>
+          <w:sz w:val="24"/>
+        </w:rPr>
+      </w:r>
+    </w:p>
+    <w:p>
+      <w:r>
+        <w:rPr>
+          <w:sz w:val="24"/>
+        </w:rPr>
+        <w:t>八戒苦着脸："退货资产是啥？"</w:t>
+      </w:r>
+    </w:p>
+    <w:p>
+      <w:r>
+        <w:rPr>
+          <w:sz w:val="24"/>
+        </w:rPr>
+        <w:t>唐僧："就是那部分可能退回来的桃子，还没变成成本，先挂着。"</w:t>
+      </w:r>
+    </w:p>
+    <w:p>
+      <w:r>
+        <w:rPr>
+          <w:sz w:val="24"/>
+        </w:rPr>
+      </w:r>
+    </w:p>
+    <w:p>
+      <w:r>
+        <w:rPr>
+          <w:b/>
+          <w:sz w:val="24"/>
+        </w:rPr>
+        <w:t>三、退货期满后的处理</w:t>
+      </w:r>
+    </w:p>
+    <w:p>
+      <w:r>
+        <w:rPr>
+          <w:sz w:val="24"/>
+        </w:rPr>
+      </w:r>
+    </w:p>
+    <w:p>
+      <w:r>
+        <w:rPr>
+          <w:sz w:val="24"/>
+        </w:rPr>
+        <w:t>10天后，龙王实际退货15万（少于预计的20万）：</w:t>
+      </w:r>
+    </w:p>
+    <w:p>
+      <w:r>
+        <w:rPr>
+          <w:sz w:val="24"/>
+        </w:rPr>
+        <w:t>差额：20 - 15 = 5万</w:t>
+      </w:r>
+    </w:p>
+    <w:p>
+      <w:r>
+        <w:rPr>
+          <w:sz w:val="24"/>
+        </w:rPr>
+      </w:r>
+    </w:p>
+    <w:p>
+      <w:r>
+        <w:rPr>
+          <w:sz w:val="24"/>
+        </w:rPr>
+        <w:t>调整处理：</w:t>
+      </w:r>
+    </w:p>
+    <w:p>
+      <w:r>
+        <w:rPr>
+          <w:sz w:val="24"/>
+        </w:rPr>
+        <w:t>借：退货负债 5</w:t>
+      </w:r>
+    </w:p>
+    <w:p>
+      <w:r>
+        <w:rPr>
+          <w:sz w:val="24"/>
+        </w:rPr>
+        <w:t>贷：主营业务收入 5  （实际退货少，补确认收入）</w:t>
+      </w:r>
+    </w:p>
+    <w:p>
+      <w:r>
+        <w:rPr>
+          <w:sz w:val="24"/>
+        </w:rPr>
+      </w:r>
+    </w:p>
+    <w:p>
+      <w:r>
+        <w:rPr>
+          <w:sz w:val="24"/>
+        </w:rPr>
+        <w:t>借：退货资产 X  （相应成本调整）</w:t>
+      </w:r>
+    </w:p>
+    <w:p>
+      <w:r>
+        <w:rPr>
+          <w:sz w:val="24"/>
+        </w:rPr>
+        <w:t>贷：主营业务成本 X</w:t>
+      </w:r>
+    </w:p>
+    <w:p>
+      <w:r>
+        <w:rPr>
+          <w:sz w:val="24"/>
+        </w:rPr>
+      </w:r>
+    </w:p>
+    <w:p>
+      <w:r>
+        <w:rPr>
+          <w:sz w:val="24"/>
+        </w:rPr>
+        <w:t>若实际退货25万（超过预计20万）：</w:t>
+      </w:r>
+    </w:p>
+    <w:p>
+      <w:r>
+        <w:rPr>
+          <w:sz w:val="24"/>
+        </w:rPr>
+        <w:t>借：主营业务收入 5    （实际退货多，冲回收入）</w:t>
+      </w:r>
+    </w:p>
+    <w:p>
+      <w:r>
+        <w:rPr>
+          <w:sz w:val="24"/>
+        </w:rPr>
+        <w:t>贷：退货负债 5</w:t>
+      </w:r>
+    </w:p>
+    <w:p>
+      <w:r>
+        <w:rPr>
+          <w:sz w:val="24"/>
+        </w:rPr>
+      </w:r>
+    </w:p>
+    <w:p>
+      <w:r>
+        <w:rPr>
+          <w:sz w:val="24"/>
+        </w:rPr>
+        <w:t>借：主营业务成本 X</w:t>
+      </w:r>
+    </w:p>
+    <w:p>
+      <w:r>
+        <w:rPr>
+          <w:sz w:val="24"/>
+        </w:rPr>
+        <w:t>贷：退货资产 X</w:t>
+      </w:r>
+    </w:p>
+    <w:p>
+      <w:r>
+        <w:rPr>
+          <w:sz w:val="24"/>
+        </w:rPr>
+      </w:r>
+    </w:p>
+    <w:p>
+      <w:r>
+        <w:rPr>
+          <w:b/>
+          <w:sz w:val="24"/>
+        </w:rPr>
+        <w:t>四、八戒的总结</w:t>
+      </w:r>
+    </w:p>
+    <w:p>
+      <w:r>
+        <w:rPr>
+          <w:sz w:val="24"/>
+        </w:rPr>
+      </w:r>
+    </w:p>
+    <w:p>
+      <w:r>
+        <w:rPr>
+          <w:sz w:val="24"/>
+        </w:rPr>
+        <w:t>八戒委屈地问："那如果合同里没有退货条款，就能全额确认吗？"</w:t>
+      </w:r>
+    </w:p>
+    <w:p>
+      <w:r>
+        <w:rPr>
+          <w:sz w:val="24"/>
+        </w:rPr>
+      </w:r>
+    </w:p>
+    <w:p>
+      <w:r>
+        <w:rPr>
+          <w:sz w:val="24"/>
+        </w:rPr>
+        <w:t>唐僧："对！没有退货条款，也没有历史退货数据支撑预计退货，就全额确认。"</w:t>
+      </w:r>
+    </w:p>
+    <w:p>
+      <w:r>
+        <w:rPr>
+          <w:sz w:val="24"/>
+        </w:rPr>
+      </w:r>
+    </w:p>
+    <w:p>
+      <w:r>
+        <w:rPr>
+          <w:sz w:val="24"/>
+        </w:rPr>
+        <w:t>八戒恍然大悟："退货条款→按净额；没退货条款→按全额。"</w:t>
+      </w:r>
+    </w:p>
+    <w:p>
+      <w:r>
+        <w:rPr>
+          <w:sz w:val="24"/>
+        </w:rPr>
+      </w:r>
+    </w:p>
+    <w:p>
+      <w:r>
+        <w:rPr>
+          <w:sz w:val="24"/>
+        </w:rPr>
+        <w:t>唐僧："完全正确！另外，退货资产是资产科目，放资产负债表资产方；退货负债是负债科目，放负债方。"</w:t>
+      </w:r>
+    </w:p>
+    <w:p>
+      <w:r>
+        <w:rPr>
+          <w:sz w:val="24"/>
+        </w:rPr>
+      </w:r>
+    </w:p>
+    <w:p>
+      <w:r>
+        <w:rPr>
+          <w:sz w:val="24"/>
+        </w:rPr>
+        <w:t>八戒记下了这一课。</w:t>
       </w:r>
     </w:p>
     <w:p>
@@ -1427,180 +2368,65 @@
       </w:r>
     </w:p>
     <w:p>
-      <w:pPr>
-        <w:pStyle w:val="Heading1"/>
-      </w:pPr>
-      <w:r>
-        <w:t>第9组_治愈猫咪插图号  标题：奶茶店卖年卡套餐，收入五步法实战</w:t>
-      </w:r>
-    </w:p>
-    <w:p>
-      <w:r>
-        <w:rPr>
-          <w:sz w:val="24"/>
-        </w:rPr>
-        <w:t>已选标题：奶茶店卖年卡套餐，收入五步法实战</w:t>
-      </w:r>
-    </w:p>
-    <w:p>
-      <w:r>
-        <w:rPr>
-          <w:sz w:val="24"/>
-        </w:rPr>
-      </w:r>
-    </w:p>
-    <w:p>
-      <w:r>
-        <w:rPr>
-          <w:sz w:val="24"/>
-        </w:rPr>
-        <w:t>【账号⑨ 治愈猫咪插图版】</w:t>
-      </w:r>
-    </w:p>
-    <w:p>
-      <w:r>
-        <w:rPr>
-          <w:sz w:val="24"/>
-        </w:rPr>
-      </w:r>
-    </w:p>
-    <w:p>
-      <w:r>
-        <w:rPr>
-          <w:sz w:val="24"/>
-        </w:rPr>
-        <w:t>猫咪小雪是一只很懂会计的橘猫。</w:t>
-      </w:r>
-    </w:p>
-    <w:p>
-      <w:r>
-        <w:rPr>
-          <w:sz w:val="24"/>
-        </w:rPr>
-      </w:r>
-    </w:p>
-    <w:p>
-      <w:r>
-        <w:rPr>
-          <w:sz w:val="24"/>
-        </w:rPr>
-        <w:t>最近她在帮一家奶茶店做账，遇到了一个让很多考生头疼的问题——年卡套餐怎么确认收入。</w:t>
-      </w:r>
-    </w:p>
-    <w:p>
-      <w:r>
-        <w:rPr>
-          <w:sz w:val="24"/>
-        </w:rPr>
-      </w:r>
-    </w:p>
-    <w:p>
-      <w:r>
-        <w:rPr>
-          <w:sz w:val="24"/>
-        </w:rPr>
-        <w:t>小雪趴在收银台上，慢悠悠地说："五步走，别急。"</w:t>
-      </w:r>
-    </w:p>
-    <w:p>
-      <w:r>
-        <w:rPr>
-          <w:sz w:val="24"/>
-        </w:rPr>
-      </w:r>
-    </w:p>
-    <w:p>
       <w:r>
         <w:rPr>
           <w:b/>
-          <w:sz w:val="24"/>
-        </w:rPr>
-        <w:t>一、奶茶店的年卡是什么？</w:t>
-      </w:r>
-    </w:p>
-    <w:p>
-      <w:r>
-        <w:rPr>
-          <w:sz w:val="24"/>
-        </w:rPr>
-      </w:r>
-    </w:p>
-    <w:p>
-      <w:r>
-        <w:rPr>
-          <w:sz w:val="24"/>
-        </w:rPr>
-        <w:t>奶茶店推出了一款年卡套餐：</w:t>
-      </w:r>
-    </w:p>
-    <w:p>
-      <w:r>
-        <w:rPr>
-          <w:sz w:val="24"/>
-        </w:rPr>
-        <w:t>- 价格：240元/年</w:t>
-      </w:r>
-    </w:p>
-    <w:p>
-      <w:r>
-        <w:rPr>
-          <w:sz w:val="24"/>
-        </w:rPr>
-        <w:t>- 内容：每月1杯奶茶（价值20元/杯）+ 每月1份甜品（价值10元/份）</w:t>
-      </w:r>
-    </w:p>
-    <w:p>
-      <w:r>
-        <w:rPr>
-          <w:sz w:val="24"/>
-        </w:rPr>
-        <w:t>- 12个月，共240元</w:t>
-      </w:r>
-    </w:p>
-    <w:p>
-      <w:r>
-        <w:rPr>
-          <w:sz w:val="24"/>
-        </w:rPr>
-      </w:r>
-    </w:p>
-    <w:p>
-      <w:r>
-        <w:rPr>
-          <w:sz w:val="24"/>
-        </w:rPr>
-        <w:t>客户一次性购买，预付240元。</w:t>
-      </w:r>
-    </w:p>
-    <w:p>
-      <w:r>
-        <w:rPr>
-          <w:sz w:val="24"/>
-        </w:rPr>
-      </w:r>
-    </w:p>
-    <w:p>
-      <w:r>
-        <w:rPr>
-          <w:sz w:val="24"/>
-        </w:rPr>
-        <w:t>小雪问："现在收到240元，是收入了吗？"</w:t>
-      </w:r>
-    </w:p>
-    <w:p>
-      <w:r>
-        <w:rPr>
-          <w:sz w:val="24"/>
-        </w:rPr>
-        <w:t>收银员："当然是……"</w:t>
-      </w:r>
-    </w:p>
-    <w:p>
-      <w:r>
-        <w:rPr>
-          <w:sz w:val="24"/>
-        </w:rPr>
-        <w:t>小雪摇了摇尾巴："不是的。"</w:t>
+          <w:sz w:val="28"/>
+        </w:rPr>
+        <w:t>【账号⑪（小新故事号2）】</w:t>
+      </w:r>
+    </w:p>
+    <w:p>
+      <w:r>
+        <w:rPr>
+          <w:sz w:val="24"/>
+        </w:rPr>
+        <w:t>已选标题：小新问：主代理人咋区分</w:t>
+      </w:r>
+    </w:p>
+    <w:p>
+      <w:r>
+        <w:rPr>
+          <w:sz w:val="24"/>
+        </w:rPr>
+      </w:r>
+    </w:p>
+    <w:p>
+      <w:r>
+        <w:rPr>
+          <w:sz w:val="24"/>
+        </w:rPr>
+        <w:t>小新放学回来，看到妈妈在研究一道收入确认题目，一脸困惑地问：</w:t>
+      </w:r>
+    </w:p>
+    <w:p>
+      <w:r>
+        <w:rPr>
+          <w:sz w:val="24"/>
+        </w:rPr>
+      </w:r>
+    </w:p>
+    <w:p>
+      <w:r>
+        <w:rPr>
+          <w:sz w:val="24"/>
+        </w:rPr>
+        <w:t>"妈，什么叫主要责任人，什么叫代理人？为什么确认的收入金额不一样？"</w:t>
+      </w:r>
+    </w:p>
+    <w:p>
+      <w:r>
+        <w:rPr>
+          <w:sz w:val="24"/>
+        </w:rPr>
+      </w:r>
+    </w:p>
+    <w:p>
+      <w:r>
+        <w:rPr>
+          <w:sz w:val="24"/>
+        </w:rPr>
+        <w:t>妈妈放下书，认真解释：</w:t>
       </w:r>
     </w:p>
     <w:p>
@@ -1616,209 +2442,85 @@
           <w:b/>
           <w:sz w:val="24"/>
         </w:rPr>
-        <w:t>二、五步法走起来</w:t>
-      </w:r>
-    </w:p>
-    <w:p>
-      <w:r>
-        <w:rPr>
-          <w:sz w:val="24"/>
-        </w:rPr>
-      </w:r>
-    </w:p>
-    <w:p>
-      <w:r>
-        <w:rPr>
-          <w:sz w:val="24"/>
-        </w:rPr>
-        <w:t>Step 1：识别合同</w:t>
-      </w:r>
-    </w:p>
-    <w:p>
-      <w:r>
-        <w:rPr>
-          <w:sz w:val="24"/>
-        </w:rPr>
-        <w:t>- 客户已付款，奶茶店有义务按月供应奶茶+甜品</w:t>
-      </w:r>
-    </w:p>
-    <w:p>
-      <w:r>
-        <w:rPr>
-          <w:sz w:val="24"/>
-        </w:rPr>
-        <w:t>- 合同成立✅</w:t>
-      </w:r>
-    </w:p>
-    <w:p>
-      <w:r>
-        <w:rPr>
-          <w:sz w:val="24"/>
-        </w:rPr>
-      </w:r>
-    </w:p>
-    <w:p>
-      <w:r>
-        <w:rPr>
-          <w:sz w:val="24"/>
-        </w:rPr>
-        <w:t>Step 2：识别履约义务</w:t>
-      </w:r>
-    </w:p>
-    <w:p>
-      <w:r>
-        <w:rPr>
-          <w:sz w:val="24"/>
-        </w:rPr>
-        <w:t>- 每月供应1杯奶茶 = 1个履约义务（12个月，12次）</w:t>
-      </w:r>
-    </w:p>
-    <w:p>
-      <w:r>
-        <w:rPr>
-          <w:sz w:val="24"/>
-        </w:rPr>
-        <w:t>- 每月供应1份甜品 = 1个履约义务（12个月，12次）</w:t>
-      </w:r>
-    </w:p>
-    <w:p>
-      <w:r>
-        <w:rPr>
-          <w:sz w:val="24"/>
-        </w:rPr>
-        <w:t>- 共24个独立的履约义务（或视为2类，按月确认）</w:t>
-      </w:r>
-    </w:p>
-    <w:p>
-      <w:r>
-        <w:rPr>
-          <w:sz w:val="24"/>
-        </w:rPr>
-      </w:r>
-    </w:p>
-    <w:p>
-      <w:r>
-        <w:rPr>
-          <w:sz w:val="24"/>
-        </w:rPr>
-        <w:t>Step 3：确定交易价格</w:t>
-      </w:r>
-    </w:p>
-    <w:p>
-      <w:r>
-        <w:rPr>
-          <w:sz w:val="24"/>
-        </w:rPr>
-        <w:t>- 年卡价格240元，固定，不含可变对价</w:t>
-      </w:r>
-    </w:p>
-    <w:p>
-      <w:r>
-        <w:rPr>
-          <w:sz w:val="24"/>
-        </w:rPr>
-        <w:t>- 交易价格=240元</w:t>
-      </w:r>
-    </w:p>
-    <w:p>
-      <w:r>
-        <w:rPr>
-          <w:sz w:val="24"/>
-        </w:rPr>
-      </w:r>
-    </w:p>
-    <w:p>
-      <w:r>
-        <w:rPr>
-          <w:sz w:val="24"/>
-        </w:rPr>
-        <w:t>Step 4：分摊交易价格</w:t>
-      </w:r>
-    </w:p>
-    <w:p>
-      <w:r>
-        <w:rPr>
-          <w:sz w:val="24"/>
-        </w:rPr>
-        <w:t>- 奶茶单独月价：20元×12月=240元</w:t>
-      </w:r>
-    </w:p>
-    <w:p>
-      <w:r>
-        <w:rPr>
-          <w:sz w:val="24"/>
-        </w:rPr>
-        <w:t>- 甜品单独月价：10元×12月=120元</w:t>
-      </w:r>
-    </w:p>
-    <w:p>
-      <w:r>
-        <w:rPr>
-          <w:sz w:val="24"/>
-        </w:rPr>
-        <w:t>- 单独售价合计：240+120=360元</w:t>
-      </w:r>
-    </w:p>
-    <w:p>
-      <w:r>
-        <w:rPr>
-          <w:sz w:val="24"/>
-        </w:rPr>
-      </w:r>
-    </w:p>
-    <w:p>
-      <w:r>
-        <w:rPr>
-          <w:sz w:val="24"/>
-        </w:rPr>
-        <w:t>年卡240元按比例分摊：</w:t>
-      </w:r>
-    </w:p>
-    <w:p>
-      <w:r>
-        <w:rPr>
-          <w:sz w:val="24"/>
-        </w:rPr>
-        <w:t>- 奶茶部分：240×240/360=160元</w:t>
-      </w:r>
-    </w:p>
-    <w:p>
-      <w:r>
-        <w:rPr>
-          <w:sz w:val="24"/>
-        </w:rPr>
-        <w:t>- 甜品部分：240×120/360=80元</w:t>
-      </w:r>
-    </w:p>
-    <w:p>
-      <w:r>
-        <w:rPr>
-          <w:sz w:val="24"/>
-        </w:rPr>
-      </w:r>
-    </w:p>
-    <w:p>
-      <w:r>
-        <w:rPr>
-          <w:sz w:val="24"/>
-        </w:rPr>
-        <w:t>Step 5：履约时确认收入</w:t>
-      </w:r>
-    </w:p>
-    <w:p>
-      <w:r>
-        <w:rPr>
-          <w:sz w:val="24"/>
-        </w:rPr>
-        <w:t>- 每月供应奶茶时，确认：160÷12≈13.33元</w:t>
-      </w:r>
-    </w:p>
-    <w:p>
-      <w:r>
-        <w:rPr>
-          <w:sz w:val="24"/>
-        </w:rPr>
-        <w:t>- 每月供应甜品时，确认：80÷12≈6.67元</w:t>
+        <w:t>一、核心区别</w:t>
+      </w:r>
+    </w:p>
+    <w:p>
+      <w:r>
+        <w:rPr>
+          <w:sz w:val="24"/>
+        </w:rPr>
+      </w:r>
+    </w:p>
+    <w:p>
+      <w:r>
+        <w:rPr>
+          <w:sz w:val="24"/>
+        </w:rPr>
+        <w:t>主要责任人（Principal）：</w:t>
+      </w:r>
+    </w:p>
+    <w:p>
+      <w:r>
+        <w:rPr>
+          <w:sz w:val="24"/>
+        </w:rPr>
+        <w:t>- 对商品/服务在转让给客户之前控制它</w:t>
+      </w:r>
+    </w:p>
+    <w:p>
+      <w:r>
+        <w:rPr>
+          <w:sz w:val="24"/>
+        </w:rPr>
+        <w:t>- 自己承担商品的库存风险、价格风险</w:t>
+      </w:r>
+    </w:p>
+    <w:p>
+      <w:r>
+        <w:rPr>
+          <w:sz w:val="24"/>
+        </w:rPr>
+        <w:t>- 确认收入 = 总额法（全额确认）</w:t>
+      </w:r>
+    </w:p>
+    <w:p>
+      <w:r>
+        <w:rPr>
+          <w:sz w:val="24"/>
+        </w:rPr>
+      </w:r>
+    </w:p>
+    <w:p>
+      <w:r>
+        <w:rPr>
+          <w:sz w:val="24"/>
+        </w:rPr>
+        <w:t>代理人（Agent）：</w:t>
+      </w:r>
+    </w:p>
+    <w:p>
+      <w:r>
+        <w:rPr>
+          <w:sz w:val="24"/>
+        </w:rPr>
+        <w:t>- 不控制商品，只是帮委托方把商品/服务转让给客户</w:t>
+      </w:r>
+    </w:p>
+    <w:p>
+      <w:r>
+        <w:rPr>
+          <w:sz w:val="24"/>
+        </w:rPr>
+        <w:t>- 只收取佣金，不承担库存风险</w:t>
+      </w:r>
+    </w:p>
+    <w:p>
+      <w:r>
+        <w:rPr>
+          <w:sz w:val="24"/>
+        </w:rPr>
+        <w:t>- 确认收入 = 净额法（只确认佣金）</w:t>
       </w:r>
     </w:p>
     <w:p>
@@ -1834,14 +2536,239 @@
           <w:b/>
           <w:sz w:val="24"/>
         </w:rPr>
-        <w:t>三、分录</w:t>
-      </w:r>
-    </w:p>
-    <w:p>
-      <w:r>
-        <w:rPr>
-          <w:sz w:val="24"/>
-        </w:rPr>
+        <w:t>二、判断标准</w:t>
+      </w:r>
+    </w:p>
+    <w:p>
+      <w:r>
+        <w:rPr>
+          <w:sz w:val="24"/>
+        </w:rPr>
+      </w:r>
+    </w:p>
+    <w:p>
+      <w:r>
+        <w:rPr>
+          <w:sz w:val="24"/>
+        </w:rPr>
+        <w:t>企业是否"在向客户转让前控制该商品/服务"？</w:t>
+      </w:r>
+    </w:p>
+    <w:p>
+      <w:r>
+        <w:rPr>
+          <w:sz w:val="24"/>
+        </w:rPr>
+      </w:r>
+    </w:p>
+    <w:p>
+      <w:r>
+        <w:rPr>
+          <w:sz w:val="24"/>
+        </w:rPr>
+        <w:t>支持主要责任人的证据：</w:t>
+      </w:r>
+    </w:p>
+    <w:p>
+      <w:r>
+        <w:rPr>
+          <w:sz w:val="24"/>
+        </w:rPr>
+        <w:t>①企业承担获取商品的主要责任（客户退货找企业）</w:t>
+      </w:r>
+    </w:p>
+    <w:p>
+      <w:r>
+        <w:rPr>
+          <w:sz w:val="24"/>
+        </w:rPr>
+        <w:t>②企业在转让前承担库存风险</w:t>
+      </w:r>
+    </w:p>
+    <w:p>
+      <w:r>
+        <w:rPr>
+          <w:sz w:val="24"/>
+        </w:rPr>
+        <w:t>③企业有定价权（可自己决定卖多少钱）</w:t>
+      </w:r>
+    </w:p>
+    <w:p>
+      <w:r>
+        <w:rPr>
+          <w:sz w:val="24"/>
+        </w:rPr>
+      </w:r>
+    </w:p>
+    <w:p>
+      <w:r>
+        <w:rPr>
+          <w:sz w:val="24"/>
+        </w:rPr>
+        <w:t>支持代理人的证据：</w:t>
+      </w:r>
+    </w:p>
+    <w:p>
+      <w:r>
+        <w:rPr>
+          <w:sz w:val="24"/>
+        </w:rPr>
+        <w:t>①企业只安排另一方提供商品/服务</w:t>
+      </w:r>
+    </w:p>
+    <w:p>
+      <w:r>
+        <w:rPr>
+          <w:sz w:val="24"/>
+        </w:rPr>
+        <w:t>②企业不承担库存风险（没卖出退给委托方）</w:t>
+      </w:r>
+    </w:p>
+    <w:p>
+      <w:r>
+        <w:rPr>
+          <w:sz w:val="24"/>
+        </w:rPr>
+        <w:t>③企业按佣金比例或固定金额收费</w:t>
+      </w:r>
+    </w:p>
+    <w:p>
+      <w:r>
+        <w:rPr>
+          <w:sz w:val="24"/>
+        </w:rPr>
+      </w:r>
+    </w:p>
+    <w:p>
+      <w:r>
+        <w:rPr>
+          <w:b/>
+          <w:sz w:val="24"/>
+        </w:rPr>
+        <w:t>三、分录对比</w:t>
+      </w:r>
+    </w:p>
+    <w:p>
+      <w:r>
+        <w:rPr>
+          <w:sz w:val="24"/>
+        </w:rPr>
+      </w:r>
+    </w:p>
+    <w:p>
+      <w:r>
+        <w:rPr>
+          <w:sz w:val="24"/>
+        </w:rPr>
+        <w:t>例：A公司代卖B公司商品，票面价100万，向B支付90万，佣金10万。</w:t>
+      </w:r>
+    </w:p>
+    <w:p>
+      <w:r>
+        <w:rPr>
+          <w:sz w:val="24"/>
+        </w:rPr>
+      </w:r>
+    </w:p>
+    <w:p>
+      <w:r>
+        <w:rPr>
+          <w:sz w:val="24"/>
+        </w:rPr>
+        <w:t>【情形1：A是主要责任人（自己买入再卖出，承担库存风险）】</w:t>
+      </w:r>
+    </w:p>
+    <w:p>
+      <w:r>
+        <w:rPr>
+          <w:sz w:val="24"/>
+        </w:rPr>
+        <w:t>买入时：</w:t>
+      </w:r>
+    </w:p>
+    <w:p>
+      <w:r>
+        <w:rPr>
+          <w:sz w:val="24"/>
+        </w:rPr>
+        <w:t>借：库存商品 90，贷：应付账款 90</w:t>
+      </w:r>
+    </w:p>
+    <w:p>
+      <w:r>
+        <w:rPr>
+          <w:sz w:val="24"/>
+        </w:rPr>
+      </w:r>
+    </w:p>
+    <w:p>
+      <w:r>
+        <w:rPr>
+          <w:sz w:val="24"/>
+        </w:rPr>
+        <w:t>卖出时（100万）：</w:t>
+      </w:r>
+    </w:p>
+    <w:p>
+      <w:r>
+        <w:rPr>
+          <w:sz w:val="24"/>
+        </w:rPr>
+        <w:t>借：银行存款 100</w:t>
+      </w:r>
+    </w:p>
+    <w:p>
+      <w:r>
+        <w:rPr>
+          <w:sz w:val="24"/>
+        </w:rPr>
+        <w:t>贷：主营业务收入 100</w:t>
+      </w:r>
+    </w:p>
+    <w:p>
+      <w:r>
+        <w:rPr>
+          <w:sz w:val="24"/>
+        </w:rPr>
+        <w:t>借：主营业务成本 90</w:t>
+      </w:r>
+    </w:p>
+    <w:p>
+      <w:r>
+        <w:rPr>
+          <w:sz w:val="24"/>
+        </w:rPr>
+        <w:t>贷：库存商品 90</w:t>
+      </w:r>
+    </w:p>
+    <w:p>
+      <w:r>
+        <w:rPr>
+          <w:sz w:val="24"/>
+        </w:rPr>
+      </w:r>
+    </w:p>
+    <w:p>
+      <w:r>
+        <w:rPr>
+          <w:sz w:val="24"/>
+        </w:rPr>
+        <w:t>利润 = 100 - 90 = 10万</w:t>
+      </w:r>
+    </w:p>
+    <w:p>
+      <w:r>
+        <w:rPr>
+          <w:sz w:val="24"/>
+        </w:rPr>
+      </w:r>
+    </w:p>
+    <w:p>
+      <w:r>
+        <w:rPr>
+          <w:sz w:val="24"/>
+        </w:rPr>
+        <w:t>【情形2：A是代理人（只撮合，不控制商品）】</w:t>
       </w:r>
     </w:p>
     <w:p>
@@ -1857,69 +2784,68 @@
         <w:rPr>
           <w:sz w:val="24"/>
         </w:rPr>
-        <w:t>借：银行存款（现金）  240元</w:t>
-      </w:r>
-    </w:p>
-    <w:p>
-      <w:r>
-        <w:rPr>
-          <w:sz w:val="24"/>
-        </w:rPr>
-        <w:t>贷：合同负债       240元</w:t>
-      </w:r>
-    </w:p>
-    <w:p>
-      <w:r>
-        <w:rPr>
-          <w:sz w:val="24"/>
-        </w:rPr>
-      </w:r>
-    </w:p>
-    <w:p>
-      <w:r>
-        <w:rPr>
-          <w:sz w:val="24"/>
-        </w:rPr>
-        <w:t>每月供应奶茶+甜品后：</w:t>
-      </w:r>
-    </w:p>
-    <w:p>
-      <w:r>
-        <w:rPr>
-          <w:sz w:val="24"/>
-        </w:rPr>
-        <w:t>借：合同负债    20元（13.33+6.67）</w:t>
-      </w:r>
-    </w:p>
-    <w:p>
-      <w:r>
-        <w:rPr>
-          <w:sz w:val="24"/>
-        </w:rPr>
-        <w:t>贷：主营业务收入  20元</w:t>
-      </w:r>
-    </w:p>
-    <w:p>
-      <w:r>
-        <w:rPr>
-          <w:sz w:val="24"/>
-        </w:rPr>
-      </w:r>
-    </w:p>
-    <w:p>
-      <w:r>
-        <w:rPr>
-          <w:sz w:val="24"/>
-        </w:rPr>
-        <w:t>第12个月末（最后确认尾数）：</w:t>
-      </w:r>
-    </w:p>
-    <w:p>
-      <w:r>
-        <w:rPr>
-          <w:sz w:val="24"/>
-        </w:rPr>
-        <w:t>12个月×20元=240元，全部确认完毕，合同负债清零。</w:t>
+        <w:t>借：银行存款 100</w:t>
+      </w:r>
+    </w:p>
+    <w:p>
+      <w:r>
+        <w:rPr>
+          <w:sz w:val="24"/>
+        </w:rPr>
+        <w:t>贷：主营业务收入 10  ← 只确认佣金</w:t>
+      </w:r>
+    </w:p>
+    <w:p>
+      <w:r>
+        <w:rPr>
+          <w:sz w:val="24"/>
+        </w:rPr>
+        <w:t xml:space="preserve">    应付账款 90       ← 代付给B</w:t>
+      </w:r>
+    </w:p>
+    <w:p>
+      <w:r>
+        <w:rPr>
+          <w:sz w:val="24"/>
+        </w:rPr>
+      </w:r>
+    </w:p>
+    <w:p>
+      <w:r>
+        <w:rPr>
+          <w:sz w:val="24"/>
+        </w:rPr>
+        <w:t>利润 = 10万（结果相同，但收入金额差了90万！）</w:t>
+      </w:r>
+    </w:p>
+    <w:p>
+      <w:r>
+        <w:rPr>
+          <w:sz w:val="24"/>
+        </w:rPr>
+      </w:r>
+    </w:p>
+    <w:p>
+      <w:r>
+        <w:rPr>
+          <w:sz w:val="24"/>
+        </w:rPr>
+        <w:t>小新："这两种利润一样，为什么要区分呢？"</w:t>
+      </w:r>
+    </w:p>
+    <w:p>
+      <w:r>
+        <w:rPr>
+          <w:sz w:val="24"/>
+        </w:rPr>
+      </w:r>
+    </w:p>
+    <w:p>
+      <w:r>
+        <w:rPr>
+          <w:sz w:val="24"/>
+        </w:rPr>
+        <w:t>妈妈："因为收入总额影响毛利率、收入规模等财务指标，如果代理人按总额确认，会虚增收入，误导投资者。"</w:t>
       </w:r>
     </w:p>
     <w:p>
@@ -1935,211 +2861,113 @@
           <w:b/>
           <w:sz w:val="24"/>
         </w:rPr>
-        <w:t>四、猫咪小雪的总结</w:t>
-      </w:r>
-    </w:p>
-    <w:p>
-      <w:r>
-        <w:rPr>
-          <w:sz w:val="24"/>
-        </w:rPr>
-      </w:r>
-    </w:p>
-    <w:p>
-      <w:r>
-        <w:rPr>
-          <w:sz w:val="24"/>
-        </w:rPr>
-        <w:t>小雪看着账本，满意地甩了甩尾巴：</w:t>
-      </w:r>
-    </w:p>
-    <w:p>
-      <w:r>
-        <w:rPr>
-          <w:sz w:val="24"/>
-        </w:rPr>
-      </w:r>
-    </w:p>
-    <w:p>
-      <w:r>
-        <w:rPr>
-          <w:sz w:val="24"/>
-        </w:rPr>
-        <w:t>"年卡240元，不是一次性收入，是12个月的服务承诺。每个月把奶茶和甜品送出去，才能确认那个月的收入。"</w:t>
-      </w:r>
-    </w:p>
-    <w:p>
-      <w:r>
-        <w:rPr>
-          <w:sz w:val="24"/>
-        </w:rPr>
-      </w:r>
-    </w:p>
-    <w:p>
-      <w:r>
-        <w:rPr>
-          <w:sz w:val="24"/>
-        </w:rPr>
-        <w:t>收银员恍然大悟："所以预付款是负债，不是收入！"</w:t>
-      </w:r>
-    </w:p>
-    <w:p>
-      <w:r>
-        <w:rPr>
-          <w:sz w:val="24"/>
-        </w:rPr>
-      </w:r>
-    </w:p>
-    <w:p>
-      <w:r>
-        <w:rPr>
-          <w:sz w:val="24"/>
-        </w:rPr>
-        <w:t>小雪点头："没错。收到钱，是欠客户的；供应完，才是赚到的。"</w:t>
-      </w:r>
-    </w:p>
-    <w:p>
-      <w:r>
-        <w:rPr>
-          <w:sz w:val="24"/>
-        </w:rPr>
+        <w:t>四、生活中的例子</w:t>
+      </w:r>
+    </w:p>
+    <w:p>
+      <w:r>
+        <w:rPr>
+          <w:sz w:val="24"/>
+        </w:rPr>
+      </w:r>
+    </w:p>
+    <w:p>
+      <w:r>
+        <w:rPr>
+          <w:sz w:val="24"/>
+        </w:rPr>
+        <w:t>主要责任人：超市自己买货再卖，承担库存风险→确认全额收入</w:t>
+      </w:r>
+    </w:p>
+    <w:p>
+      <w:r>
+        <w:rPr>
+          <w:sz w:val="24"/>
+        </w:rPr>
+        <w:t>代理人：超市货架出租给品牌商，品牌商派驻人员销售→超市确认租金或佣金（净额）</w:t>
+      </w:r>
+    </w:p>
+    <w:p>
+      <w:r>
+        <w:rPr>
+          <w:sz w:val="24"/>
+        </w:rPr>
+      </w:r>
+    </w:p>
+    <w:p>
+      <w:r>
+        <w:rPr>
+          <w:sz w:val="24"/>
+        </w:rPr>
+        <w:t>滴滴打车：如果司机是自营→滴滴是主要责任人，确认打车费总额；</w:t>
+      </w:r>
+    </w:p>
+    <w:p>
+      <w:r>
+        <w:rPr>
+          <w:sz w:val="24"/>
+        </w:rPr>
+        <w:t>如果司机是个体户→滴滴是代理人，只确认平台服务费（佣金）</w:t>
+      </w:r>
+    </w:p>
+    <w:p>
+      <w:r>
+        <w:rPr>
+          <w:sz w:val="24"/>
+        </w:rPr>
+      </w:r>
+    </w:p>
+    <w:p>
+      <w:r>
+        <w:rPr>
+          <w:sz w:val="24"/>
+        </w:rPr>
+        <w:t>小新："哦，所以要看是谁承担风险！"</w:t>
+      </w:r>
+    </w:p>
+    <w:p>
+      <w:r>
+        <w:rPr>
+          <w:sz w:val="24"/>
+        </w:rPr>
+        <w:t>妈妈："对，控制权和风险是判断的核心！"</w:t>
+      </w:r>
+    </w:p>
+    <w:p>
+      <w:r>
+        <w:br w:type="page"/>
       </w:r>
     </w:p>
     <w:p>
       <w:r>
         <w:rPr>
           <w:b/>
-          <w:sz w:val="24"/>
-        </w:rPr>
-        <w:t>五、拓展：如果客户退卡怎么办？</w:t>
-      </w:r>
-    </w:p>
-    <w:p>
-      <w:r>
-        <w:rPr>
-          <w:sz w:val="24"/>
-        </w:rPr>
-      </w:r>
-    </w:p>
-    <w:p>
-      <w:r>
-        <w:rPr>
-          <w:sz w:val="24"/>
-        </w:rPr>
-        <w:t>如果年卡在第6个月退款：</w:t>
-      </w:r>
-    </w:p>
-    <w:p>
-      <w:r>
-        <w:rPr>
-          <w:sz w:val="24"/>
-        </w:rPr>
-        <w:t>- 前6个月已履约：60元（6×10）+80元（6×13.33≈80）≈120元已确认收入</w:t>
-      </w:r>
-    </w:p>
-    <w:p>
-      <w:r>
-        <w:rPr>
-          <w:sz w:val="24"/>
-        </w:rPr>
-        <w:t>- 剩余120元合同负债，退给客户：</w:t>
-      </w:r>
-    </w:p>
-    <w:p>
-      <w:r>
-        <w:rPr>
-          <w:sz w:val="24"/>
-        </w:rPr>
-        <w:t xml:space="preserve">  借：合同负债  120元</w:t>
-      </w:r>
-    </w:p>
-    <w:p>
-      <w:r>
-        <w:rPr>
-          <w:sz w:val="24"/>
-        </w:rPr>
-        <w:t xml:space="preserve">  贷：银行存款  120元</w:t>
-      </w:r>
-    </w:p>
-    <w:p>
-      <w:r>
-        <w:rPr>
-          <w:sz w:val="24"/>
-        </w:rPr>
-      </w:r>
-    </w:p>
-    <w:p>
-      <w:r>
-        <w:rPr>
-          <w:sz w:val="24"/>
-        </w:rPr>
-        <w:t>可变对价（退款权）：预估时要考虑退款概率，不确认大概率会反转的部分。</w:t>
-      </w:r>
-    </w:p>
-    <w:p>
-      <w:r>
-        <w:rPr>
-          <w:sz w:val="24"/>
-        </w:rPr>
-      </w:r>
-    </w:p>
-    <w:p>
-      <w:r>
-        <w:rPr>
-          <w:sz w:val="24"/>
-        </w:rPr>
-        <w:t>奶茶的香气飘过来，小雪打了个哈欠，慢悠悠地说："会计学透了，喝奶茶都更香。"</w:t>
-      </w:r>
-    </w:p>
-    <w:p>
-      <w:r>
-        <w:br w:type="page"/>
-      </w:r>
-    </w:p>
-    <w:p>
-      <w:pPr>
-        <w:pStyle w:val="Heading1"/>
-      </w:pPr>
-      <w:r>
-        <w:t>第10组_西游记故事号2  标题：八戒揽活收钱踩坑三次学会了</w:t>
-      </w:r>
-    </w:p>
-    <w:p>
-      <w:r>
-        <w:rPr>
-          <w:sz w:val="24"/>
-        </w:rPr>
-        <w:t>已选标题：八戒揽活收钱踩坑三次学会了</w:t>
-      </w:r>
-    </w:p>
-    <w:p>
-      <w:r>
-        <w:rPr>
-          <w:sz w:val="24"/>
-        </w:rPr>
-      </w:r>
-    </w:p>
-    <w:p>
-      <w:r>
-        <w:rPr>
-          <w:sz w:val="24"/>
-        </w:rPr>
-        <w:t>【账号⑩ 西游记故事号2·八戒踩坑版】</w:t>
-      </w:r>
-    </w:p>
-    <w:p>
-      <w:r>
-        <w:rPr>
-          <w:sz w:val="24"/>
-        </w:rPr>
-      </w:r>
-    </w:p>
-    <w:p>
-      <w:r>
-        <w:rPr>
-          <w:sz w:val="24"/>
-        </w:rPr>
-        <w:t>八戒下山打工，说是学会了做生意，结果三次踩坑，菩萨亲自下场纠正。</w:t>
+          <w:sz w:val="28"/>
+        </w:rPr>
+        <w:t>【账号⑫（会计科普考点版）】</w:t>
+      </w:r>
+    </w:p>
+    <w:p>
+      <w:r>
+        <w:rPr>
+          <w:sz w:val="24"/>
+        </w:rPr>
+        <w:t>已选标题：收入五步法考试必考点</w:t>
+      </w:r>
+    </w:p>
+    <w:p>
+      <w:r>
+        <w:rPr>
+          <w:sz w:val="24"/>
+        </w:rPr>
+      </w:r>
+    </w:p>
+    <w:p>
+      <w:r>
+        <w:rPr>
+          <w:sz w:val="24"/>
+        </w:rPr>
+        <w:t>中级会计实务——收入确认，历年必考，本文系统整理核心考点，附完整分录对照。</w:t>
       </w:r>
     </w:p>
     <w:p>
@@ -2155,161 +2983,170 @@
           <w:b/>
           <w:sz w:val="24"/>
         </w:rPr>
-        <w:t>一、第一次踩坑：收了钱就算收入</w:t>
-      </w:r>
-    </w:p>
-    <w:p>
-      <w:r>
-        <w:rPr>
-          <w:sz w:val="24"/>
-        </w:rPr>
-      </w:r>
-    </w:p>
-    <w:p>
-      <w:r>
-        <w:rPr>
-          <w:sz w:val="24"/>
-        </w:rPr>
-        <w:t>八戒接了个单子，给天庭采购了一批仙桃，货款150两，客户当天全额打款。</w:t>
-      </w:r>
-    </w:p>
-    <w:p>
-      <w:r>
-        <w:rPr>
-          <w:sz w:val="24"/>
-        </w:rPr>
-      </w:r>
-    </w:p>
-    <w:p>
-      <w:r>
-        <w:rPr>
-          <w:sz w:val="24"/>
-        </w:rPr>
-        <w:t>八戒兴冲冲回来，大手一挥，在账本上写：</w:t>
-      </w:r>
-    </w:p>
-    <w:p>
-      <w:r>
-        <w:rPr>
-          <w:sz w:val="24"/>
-        </w:rPr>
-        <w:t>"借：银行存款 150两；贷：主营业务收入 150两"</w:t>
-      </w:r>
-    </w:p>
-    <w:p>
-      <w:r>
-        <w:rPr>
-          <w:sz w:val="24"/>
-        </w:rPr>
-      </w:r>
-    </w:p>
-    <w:p>
-      <w:r>
-        <w:rPr>
-          <w:sz w:val="24"/>
-        </w:rPr>
-        <w:t>观音菩萨从天上飘下来：</w:t>
-      </w:r>
-    </w:p>
-    <w:p>
-      <w:r>
-        <w:rPr>
-          <w:sz w:val="24"/>
-        </w:rPr>
-        <w:t>"八戒，仙桃交给客户了吗？"</w:t>
-      </w:r>
-    </w:p>
-    <w:p>
-      <w:r>
-        <w:rPr>
-          <w:sz w:val="24"/>
-        </w:rPr>
-        <w:t>八戒："……还在运输路上。"</w:t>
-      </w:r>
-    </w:p>
-    <w:p>
-      <w:r>
-        <w:rPr>
-          <w:sz w:val="24"/>
-        </w:rPr>
-        <w:t>菩萨："货没到，义务没完成，这不是收入，是合同负债！"</w:t>
-      </w:r>
-    </w:p>
-    <w:p>
-      <w:r>
-        <w:rPr>
-          <w:sz w:val="24"/>
-        </w:rPr>
-      </w:r>
-    </w:p>
-    <w:p>
-      <w:r>
-        <w:rPr>
-          <w:sz w:val="24"/>
-        </w:rPr>
-        <w:t>正确写法：</w:t>
-      </w:r>
-    </w:p>
-    <w:p>
-      <w:r>
-        <w:rPr>
-          <w:sz w:val="24"/>
-        </w:rPr>
-        <w:t>借：银行存款    150两</w:t>
-      </w:r>
-    </w:p>
-    <w:p>
-      <w:r>
-        <w:rPr>
-          <w:sz w:val="24"/>
-        </w:rPr>
-        <w:t>贷：合同负债    150两</w:t>
-      </w:r>
-    </w:p>
-    <w:p>
-      <w:r>
-        <w:rPr>
-          <w:sz w:val="24"/>
-        </w:rPr>
-      </w:r>
-    </w:p>
-    <w:p>
-      <w:r>
-        <w:rPr>
-          <w:sz w:val="24"/>
-        </w:rPr>
-        <w:t>等仙桃到达天庭、客户签收后，才能确认收入：</w:t>
-      </w:r>
-    </w:p>
-    <w:p>
-      <w:r>
-        <w:rPr>
-          <w:sz w:val="24"/>
-        </w:rPr>
-        <w:t>借：合同负债    150两</w:t>
-      </w:r>
-    </w:p>
-    <w:p>
-      <w:r>
-        <w:rPr>
-          <w:sz w:val="24"/>
-        </w:rPr>
-        <w:t>贷：主营业务收入  150两</w:t>
-      </w:r>
-    </w:p>
-    <w:p>
-      <w:r>
-        <w:rPr>
-          <w:sz w:val="24"/>
-        </w:rPr>
-      </w:r>
-    </w:p>
-    <w:p>
-      <w:r>
-        <w:rPr>
-          <w:sz w:val="24"/>
-        </w:rPr>
-        <w:t>八戒摸了摸肚子："原来收钱不等于收入……"</w:t>
+        <w:t>一、五步法完整框架</w:t>
+      </w:r>
+    </w:p>
+    <w:p>
+      <w:r>
+        <w:rPr>
+          <w:sz w:val="24"/>
+        </w:rPr>
+      </w:r>
+    </w:p>
+    <w:p>
+      <w:r>
+        <w:rPr>
+          <w:sz w:val="24"/>
+        </w:rPr>
+        <w:t>步骤1：识别合同</w:t>
+      </w:r>
+    </w:p>
+    <w:p>
+      <w:r>
+        <w:rPr>
+          <w:sz w:val="24"/>
+        </w:rPr>
+        <w:t>合同成立条件：①双方批准；②权利义务明确；③有商业实质；④对价合理；⑤很可能收到对价。</w:t>
+      </w:r>
+    </w:p>
+    <w:p>
+      <w:r>
+        <w:rPr>
+          <w:sz w:val="24"/>
+        </w:rPr>
+        <w:t>注意：合同可以是书面、口头或其他形式，但必须满足上述条件。</w:t>
+      </w:r>
+    </w:p>
+    <w:p>
+      <w:r>
+        <w:rPr>
+          <w:sz w:val="24"/>
+        </w:rPr>
+      </w:r>
+    </w:p>
+    <w:p>
+      <w:r>
+        <w:rPr>
+          <w:sz w:val="24"/>
+        </w:rPr>
+        <w:t>步骤2：识别履约义务</w:t>
+      </w:r>
+    </w:p>
+    <w:p>
+      <w:r>
+        <w:rPr>
+          <w:sz w:val="24"/>
+        </w:rPr>
+        <w:t>单独履约义务：客户可单独受益，可明确区分的商品/服务。</w:t>
+      </w:r>
+    </w:p>
+    <w:p>
+      <w:r>
+        <w:rPr>
+          <w:sz w:val="24"/>
+        </w:rPr>
+        <w:t>一系列类似的服务（每日清洁、月度维护）：组合为单项履约义务。</w:t>
+      </w:r>
+    </w:p>
+    <w:p>
+      <w:r>
+        <w:rPr>
+          <w:sz w:val="24"/>
+        </w:rPr>
+      </w:r>
+    </w:p>
+    <w:p>
+      <w:r>
+        <w:rPr>
+          <w:sz w:val="24"/>
+        </w:rPr>
+        <w:t>步骤3：确定交易价格</w:t>
+      </w:r>
+    </w:p>
+    <w:p>
+      <w:r>
+        <w:rPr>
+          <w:sz w:val="24"/>
+        </w:rPr>
+        <w:t>固定对价：合同金额</w:t>
+      </w:r>
+    </w:p>
+    <w:p>
+      <w:r>
+        <w:rPr>
+          <w:sz w:val="24"/>
+        </w:rPr>
+        <w:t>可变对价：折扣、返利、退款等，按期望值法或最可能金额法估计</w:t>
+      </w:r>
+    </w:p>
+    <w:p>
+      <w:r>
+        <w:rPr>
+          <w:sz w:val="24"/>
+        </w:rPr>
+        <w:t>重要融资成分：合同付款时间与交货时间间隔&gt;1年，调整对价的时间价值</w:t>
+      </w:r>
+    </w:p>
+    <w:p>
+      <w:r>
+        <w:rPr>
+          <w:sz w:val="24"/>
+        </w:rPr>
+      </w:r>
+    </w:p>
+    <w:p>
+      <w:r>
+        <w:rPr>
+          <w:sz w:val="24"/>
+        </w:rPr>
+        <w:t>步骤4：分摊交易价格</w:t>
+      </w:r>
+    </w:p>
+    <w:p>
+      <w:r>
+        <w:rPr>
+          <w:sz w:val="24"/>
+        </w:rPr>
+        <w:t>按各单项履约义务独立售价比例分摊</w:t>
+      </w:r>
+    </w:p>
+    <w:p>
+      <w:r>
+        <w:rPr>
+          <w:sz w:val="24"/>
+        </w:rPr>
+        <w:t>折扣：通常按比例分摊；有证据证明折扣仅与部分义务相关时，集中分摊给该部分</w:t>
+      </w:r>
+    </w:p>
+    <w:p>
+      <w:r>
+        <w:rPr>
+          <w:sz w:val="24"/>
+        </w:rPr>
+      </w:r>
+    </w:p>
+    <w:p>
+      <w:r>
+        <w:rPr>
+          <w:sz w:val="24"/>
+        </w:rPr>
+        <w:t>步骤5：在履行履约义务时确认收入</w:t>
+      </w:r>
+    </w:p>
+    <w:p>
+      <w:r>
+        <w:rPr>
+          <w:sz w:val="24"/>
+        </w:rPr>
+        <w:t>时点履行：控制权转移时确认</w:t>
+      </w:r>
+    </w:p>
+    <w:p>
+      <w:r>
+        <w:rPr>
+          <w:sz w:val="24"/>
+        </w:rPr>
+        <w:t>时段履行：根据完工进度确认</w:t>
       </w:r>
     </w:p>
     <w:p>
@@ -2325,177 +3162,177 @@
           <w:b/>
           <w:sz w:val="24"/>
         </w:rPr>
-        <w:t>二、第二次踩坑：代理人用了总额法</w:t>
-      </w:r>
-    </w:p>
-    <w:p>
-      <w:r>
-        <w:rPr>
-          <w:sz w:val="24"/>
-        </w:rPr>
-      </w:r>
-    </w:p>
-    <w:p>
-      <w:r>
-        <w:rPr>
-          <w:sz w:val="24"/>
-        </w:rPr>
-        <w:t>八戒又接了个活，帮天庭把一批灵石运给龙宫，运费是全价200两，其中龙王付给供应商175两，八戒赚了25两手续费。</w:t>
-      </w:r>
-    </w:p>
-    <w:p>
-      <w:r>
-        <w:rPr>
-          <w:sz w:val="24"/>
-        </w:rPr>
-      </w:r>
-    </w:p>
-    <w:p>
-      <w:r>
-        <w:rPr>
-          <w:sz w:val="24"/>
-        </w:rPr>
-        <w:t>八戒记账：</w:t>
-      </w:r>
-    </w:p>
-    <w:p>
-      <w:r>
-        <w:rPr>
-          <w:sz w:val="24"/>
-        </w:rPr>
-        <w:t>"借：银行存款 200两；贷：主营业务收入 200两" （❌）</w:t>
-      </w:r>
-    </w:p>
-    <w:p>
-      <w:r>
-        <w:rPr>
-          <w:sz w:val="24"/>
-        </w:rPr>
-      </w:r>
-    </w:p>
-    <w:p>
-      <w:r>
-        <w:rPr>
-          <w:sz w:val="24"/>
-        </w:rPr>
-        <w:t>菩萨飘来飘去，又出现了：</w:t>
-      </w:r>
-    </w:p>
-    <w:p>
-      <w:r>
-        <w:rPr>
-          <w:sz w:val="24"/>
-        </w:rPr>
-        <w:t>"八戒，你控制那批灵石了吗？"</w:t>
-      </w:r>
-    </w:p>
-    <w:p>
-      <w:r>
-        <w:rPr>
-          <w:sz w:val="24"/>
-        </w:rPr>
-        <w:t>八戒："没有，我就是个中间人。"</w:t>
-      </w:r>
-    </w:p>
-    <w:p>
-      <w:r>
-        <w:rPr>
-          <w:sz w:val="24"/>
-        </w:rPr>
-        <w:t>菩萨："那你是代理人，用净额法！只记你的25两！"</w:t>
-      </w:r>
-    </w:p>
-    <w:p>
-      <w:r>
-        <w:rPr>
-          <w:sz w:val="24"/>
-        </w:rPr>
-      </w:r>
-    </w:p>
-    <w:p>
-      <w:r>
-        <w:rPr>
-          <w:sz w:val="24"/>
-        </w:rPr>
-        <w:t>正确写法：</w:t>
-      </w:r>
-    </w:p>
-    <w:p>
-      <w:r>
-        <w:rPr>
-          <w:sz w:val="24"/>
-        </w:rPr>
-        <w:t>借：银行存款    200两</w:t>
-      </w:r>
-    </w:p>
-    <w:p>
-      <w:r>
-        <w:rPr>
-          <w:sz w:val="24"/>
-        </w:rPr>
-        <w:t>贷：主营业务收入   25两（净额）</w:t>
-      </w:r>
-    </w:p>
-    <w:p>
-      <w:r>
-        <w:rPr>
-          <w:sz w:val="24"/>
-        </w:rPr>
-        <w:t>贷：应付账款    175两（代替客户支付给供应商）</w:t>
-      </w:r>
-    </w:p>
-    <w:p>
-      <w:r>
-        <w:rPr>
-          <w:sz w:val="24"/>
-        </w:rPr>
-      </w:r>
-    </w:p>
-    <w:p>
-      <w:r>
-        <w:rPr>
-          <w:sz w:val="24"/>
-        </w:rPr>
-        <w:t>支付给供应商时：</w:t>
-      </w:r>
-    </w:p>
-    <w:p>
-      <w:r>
-        <w:rPr>
-          <w:sz w:val="24"/>
-        </w:rPr>
-        <w:t>借：应付账款    175两</w:t>
-      </w:r>
-    </w:p>
-    <w:p>
-      <w:r>
-        <w:rPr>
-          <w:sz w:val="24"/>
-        </w:rPr>
-        <w:t>贷：银行存款    175两</w:t>
-      </w:r>
-    </w:p>
-    <w:p>
-      <w:r>
-        <w:rPr>
-          <w:sz w:val="24"/>
-        </w:rPr>
-      </w:r>
-    </w:p>
-    <w:p>
-      <w:r>
-        <w:rPr>
-          <w:sz w:val="24"/>
-        </w:rPr>
-        <w:t>八戒懵了："200两和25两，差了7倍……"</w:t>
-      </w:r>
-    </w:p>
-    <w:p>
-      <w:r>
-        <w:rPr>
-          <w:sz w:val="24"/>
-        </w:rPr>
-        <w:t>菩萨："所以一定要先判断你是主人还是中间人。"</w:t>
+        <w:t>二、核心分录速查</w:t>
+      </w:r>
+    </w:p>
+    <w:p>
+      <w:r>
+        <w:rPr>
+          <w:sz w:val="24"/>
+        </w:rPr>
+      </w:r>
+    </w:p>
+    <w:p>
+      <w:r>
+        <w:rPr>
+          <w:sz w:val="24"/>
+        </w:rPr>
+        <w:t>基础销售（发货收款）：</w:t>
+      </w:r>
+    </w:p>
+    <w:p>
+      <w:r>
+        <w:rPr>
+          <w:sz w:val="24"/>
+        </w:rPr>
+        <w:t>借：应收账款/银行存款 100，贷：主营业务收入 100</w:t>
+      </w:r>
+    </w:p>
+    <w:p>
+      <w:r>
+        <w:rPr>
+          <w:sz w:val="24"/>
+        </w:rPr>
+        <w:t>借：主营业务成本 60，贷：库存商品 60</w:t>
+      </w:r>
+    </w:p>
+    <w:p>
+      <w:r>
+        <w:rPr>
+          <w:sz w:val="24"/>
+        </w:rPr>
+      </w:r>
+    </w:p>
+    <w:p>
+      <w:r>
+        <w:rPr>
+          <w:sz w:val="24"/>
+        </w:rPr>
+        <w:t>预收款处理：</w:t>
+      </w:r>
+    </w:p>
+    <w:p>
+      <w:r>
+        <w:rPr>
+          <w:sz w:val="24"/>
+        </w:rPr>
+        <w:t>预收：借：银行存款 30，贷：合同负债 30</w:t>
+      </w:r>
+    </w:p>
+    <w:p>
+      <w:r>
+        <w:rPr>
+          <w:sz w:val="24"/>
+        </w:rPr>
+        <w:t>发货：借：合同负债 30，银行存款 70，贷：主营业务收入 100</w:t>
+      </w:r>
+    </w:p>
+    <w:p>
+      <w:r>
+        <w:rPr>
+          <w:sz w:val="24"/>
+        </w:rPr>
+      </w:r>
+    </w:p>
+    <w:p>
+      <w:r>
+        <w:rPr>
+          <w:sz w:val="24"/>
+        </w:rPr>
+        <w:t>退货条款（退货率10%，售价200，成本120）：</w:t>
+      </w:r>
+    </w:p>
+    <w:p>
+      <w:r>
+        <w:rPr>
+          <w:sz w:val="24"/>
+        </w:rPr>
+        <w:t>借：银行存款 200，贷：主营业务收入 180，退货负债 20</w:t>
+      </w:r>
+    </w:p>
+    <w:p>
+      <w:r>
+        <w:rPr>
+          <w:sz w:val="24"/>
+        </w:rPr>
+        <w:t>借：主营业务成本 108，退货资产 12，贷：库存商品 120</w:t>
+      </w:r>
+    </w:p>
+    <w:p>
+      <w:r>
+        <w:rPr>
+          <w:sz w:val="24"/>
+        </w:rPr>
+      </w:r>
+    </w:p>
+    <w:p>
+      <w:r>
+        <w:rPr>
+          <w:sz w:val="24"/>
+        </w:rPr>
+        <w:t>保证类质保（预计5万）：</w:t>
+      </w:r>
+    </w:p>
+    <w:p>
+      <w:r>
+        <w:rPr>
+          <w:sz w:val="24"/>
+        </w:rPr>
+        <w:t>借：销售费用 5，贷：预计负债 5</w:t>
+      </w:r>
+    </w:p>
+    <w:p>
+      <w:r>
+        <w:rPr>
+          <w:sz w:val="24"/>
+        </w:rPr>
+      </w:r>
+    </w:p>
+    <w:p>
+      <w:r>
+        <w:rPr>
+          <w:sz w:val="24"/>
+        </w:rPr>
+        <w:t>服务类质保（分摊10万）：</w:t>
+      </w:r>
+    </w:p>
+    <w:p>
+      <w:r>
+        <w:rPr>
+          <w:sz w:val="24"/>
+        </w:rPr>
+        <w:t>借：银行存款 x，贷：主营业务收入 x，合同负债 10（质保部分）</w:t>
+      </w:r>
+    </w:p>
+    <w:p>
+      <w:r>
+        <w:rPr>
+          <w:sz w:val="24"/>
+        </w:rPr>
+        <w:t>提供服务时：借：合同负债 10，贷：主营业务收入 10</w:t>
+      </w:r>
+    </w:p>
+    <w:p>
+      <w:r>
+        <w:rPr>
+          <w:sz w:val="24"/>
+        </w:rPr>
+      </w:r>
+    </w:p>
+    <w:p>
+      <w:r>
+        <w:rPr>
+          <w:sz w:val="24"/>
+        </w:rPr>
+        <w:t>代理人（佣金10万，代销100万）：</w:t>
+      </w:r>
+    </w:p>
+    <w:p>
+      <w:r>
+        <w:rPr>
+          <w:sz w:val="24"/>
+        </w:rPr>
+        <w:t>借：银行存款 100，贷：主营业务收入 10，应付账款 90</w:t>
       </w:r>
     </w:p>
     <w:p>
@@ -2511,114 +3348,54 @@
           <w:b/>
           <w:sz w:val="24"/>
         </w:rPr>
-        <w:t>三、第三次踩坑：分批履约按一次性确认</w:t>
-      </w:r>
-    </w:p>
-    <w:p>
-      <w:r>
-        <w:rPr>
-          <w:sz w:val="24"/>
-        </w:rPr>
-      </w:r>
-    </w:p>
-    <w:p>
-      <w:r>
-        <w:rPr>
-          <w:sz w:val="24"/>
-        </w:rPr>
-        <w:t>八戒签了个大合同：为天庭连续提供3个月的粮食配送，共90两，每月30两，月末结算。</w:t>
-      </w:r>
-    </w:p>
-    <w:p>
-      <w:r>
-        <w:rPr>
-          <w:sz w:val="24"/>
-        </w:rPr>
-      </w:r>
-    </w:p>
-    <w:p>
-      <w:r>
-        <w:rPr>
-          <w:sz w:val="24"/>
-        </w:rPr>
-        <w:t>八戒在第一个月就把90两全记成了收入：</w:t>
-      </w:r>
-    </w:p>
-    <w:p>
-      <w:r>
-        <w:rPr>
-          <w:sz w:val="24"/>
-        </w:rPr>
-        <w:t>"贷：主营业务收入 90两" （❌）</w:t>
-      </w:r>
-    </w:p>
-    <w:p>
-      <w:r>
-        <w:rPr>
-          <w:sz w:val="24"/>
-        </w:rPr>
-      </w:r>
-    </w:p>
-    <w:p>
-      <w:r>
-        <w:rPr>
-          <w:sz w:val="24"/>
-        </w:rPr>
-        <w:t>悟空在旁边摇头："你才送了第一个月的，后两个月还没做呢。"</w:t>
-      </w:r>
-    </w:p>
-    <w:p>
-      <w:r>
-        <w:rPr>
-          <w:sz w:val="24"/>
-        </w:rPr>
-      </w:r>
-    </w:p>
-    <w:p>
-      <w:r>
-        <w:rPr>
-          <w:sz w:val="24"/>
-        </w:rPr>
-        <w:t>正确做法：按月确认（时段确认）：</w:t>
-      </w:r>
-    </w:p>
-    <w:p>
-      <w:r>
-        <w:rPr>
-          <w:sz w:val="24"/>
-        </w:rPr>
-        <w:t>- 第一个月末：贷主营业务收入30两</w:t>
-      </w:r>
-    </w:p>
-    <w:p>
-      <w:r>
-        <w:rPr>
-          <w:sz w:val="24"/>
-        </w:rPr>
-        <w:t>- 第二个月末：贷主营业务收入30两</w:t>
-      </w:r>
-    </w:p>
-    <w:p>
-      <w:r>
-        <w:rPr>
-          <w:sz w:val="24"/>
-        </w:rPr>
-        <w:t>- 第三个月末：贷主营业务收入30两</w:t>
-      </w:r>
-    </w:p>
-    <w:p>
-      <w:r>
-        <w:rPr>
-          <w:sz w:val="24"/>
-        </w:rPr>
-      </w:r>
-    </w:p>
-    <w:p>
-      <w:r>
-        <w:rPr>
-          <w:sz w:val="24"/>
-        </w:rPr>
-        <w:t>持续性服务 → 时段确认 → 按进度分月确认。</w:t>
+        <w:t>三、高频错误清单</w:t>
+      </w:r>
+    </w:p>
+    <w:p>
+      <w:r>
+        <w:rPr>
+          <w:sz w:val="24"/>
+        </w:rPr>
+      </w:r>
+    </w:p>
+    <w:p>
+      <w:r>
+        <w:rPr>
+          <w:sz w:val="24"/>
+        </w:rPr>
+        <w:t>×预收款直接确认收入（应先记合同负债）</w:t>
+      </w:r>
+    </w:p>
+    <w:p>
+      <w:r>
+        <w:rPr>
+          <w:sz w:val="24"/>
+        </w:rPr>
+        <w:t>×退货条款按全额确认收入（应按净额）</w:t>
+      </w:r>
+    </w:p>
+    <w:p>
+      <w:r>
+        <w:rPr>
+          <w:sz w:val="24"/>
+        </w:rPr>
+        <w:t>×保证类质保分摊交易价格（应→销售费用+预计负债）</w:t>
+      </w:r>
+    </w:p>
+    <w:p>
+      <w:r>
+        <w:rPr>
+          <w:sz w:val="24"/>
+        </w:rPr>
+        <w:t>×代理人确认总额收入（应→净额佣金）</w:t>
+      </w:r>
+    </w:p>
+    <w:p>
+      <w:r>
+        <w:rPr>
+          <w:sz w:val="24"/>
+        </w:rPr>
+        <w:t>×合同资产和应收账款混用（有条件→合同资产；无条件→应收账款）</w:t>
       </w:r>
     </w:p>
     <w:p>
@@ -2634,1605 +3411,77 @@
           <w:b/>
           <w:sz w:val="24"/>
         </w:rPr>
-        <w:t>四、八戒最终领悟</w:t>
-      </w:r>
-    </w:p>
-    <w:p>
-      <w:r>
-        <w:rPr>
-          <w:sz w:val="24"/>
-        </w:rPr>
-      </w:r>
-    </w:p>
-    <w:p>
-      <w:r>
-        <w:rPr>
-          <w:sz w:val="24"/>
-        </w:rPr>
-        <w:t>三次踩坑之后，八戒在账本上工工整整写了三条：</w:t>
-      </w:r>
-    </w:p>
-    <w:p>
-      <w:r>
-        <w:rPr>
-          <w:sz w:val="24"/>
-        </w:rPr>
-      </w:r>
-    </w:p>
-    <w:p>
-      <w:r>
-        <w:rPr>
-          <w:b/>
-          <w:sz w:val="24"/>
-        </w:rPr>
-        <w:t>一、收了钱不等于收入，未履约→合同负债。</w:t>
-      </w:r>
-    </w:p>
-    <w:p>
-      <w:r>
-        <w:rPr>
-          <w:b/>
-          <w:sz w:val="24"/>
-        </w:rPr>
-        <w:t>二、中间人用净额法，不能把过路钱当收入。</w:t>
-      </w:r>
-    </w:p>
-    <w:p>
-      <w:r>
-        <w:rPr>
-          <w:b/>
-          <w:sz w:val="24"/>
-        </w:rPr>
-        <w:t>三、持续服务按时段确认，不能提前一次性确认。</w:t>
-      </w:r>
-    </w:p>
-    <w:p>
-      <w:r>
-        <w:rPr>
-          <w:sz w:val="24"/>
-        </w:rPr>
-      </w:r>
-    </w:p>
-    <w:p>
-      <w:r>
-        <w:rPr>
-          <w:sz w:val="24"/>
-        </w:rPr>
-        <w:t>悟空："你现在学会了，就是学得晚了点。"</w:t>
-      </w:r>
-    </w:p>
-    <w:p>
-      <w:r>
-        <w:rPr>
-          <w:sz w:val="24"/>
-        </w:rPr>
-        <w:t>八戒："考中级会计，学晚也不晚。"</w:t>
-      </w:r>
-    </w:p>
-    <w:p>
-      <w:r>
-        <w:rPr>
-          <w:sz w:val="24"/>
-        </w:rPr>
-      </w:r>
-    </w:p>
-    <w:p>
-      <w:r>
-        <w:rPr>
-          <w:b/>
-          <w:sz w:val="24"/>
-        </w:rPr>
-        <w:t>五、考试应用</w:t>
-      </w:r>
-    </w:p>
-    <w:p>
-      <w:r>
-        <w:rPr>
-          <w:sz w:val="24"/>
-        </w:rPr>
-      </w:r>
-    </w:p>
-    <w:p>
-      <w:r>
-        <w:rPr>
-          <w:sz w:val="24"/>
-        </w:rPr>
-        <w:t>遇到收入题，先判断三件事：</w:t>
-      </w:r>
-    </w:p>
-    <w:p>
-      <w:r>
-        <w:rPr>
-          <w:sz w:val="24"/>
-        </w:rPr>
-        <w:t>① 履约了吗？（没有→合同负债）</w:t>
-      </w:r>
-    </w:p>
-    <w:p>
-      <w:r>
-        <w:rPr>
-          <w:sz w:val="24"/>
-        </w:rPr>
-        <w:t>② 主要责任人还是代理人？（代理→净额）</w:t>
-      </w:r>
-    </w:p>
-    <w:p>
-      <w:r>
-        <w:rPr>
-          <w:sz w:val="24"/>
-        </w:rPr>
-        <w:t>③ 时点还是时段？（持续服务→时段）</w:t>
-      </w:r>
-    </w:p>
-    <w:p>
-      <w:r>
-        <w:rPr>
-          <w:sz w:val="24"/>
-        </w:rPr>
-      </w:r>
-    </w:p>
-    <w:p>
-      <w:r>
-        <w:rPr>
-          <w:sz w:val="24"/>
-        </w:rPr>
-        <w:t>搞清楚这三点，收入题基本不会出错。</w:t>
-      </w:r>
-    </w:p>
-    <w:p>
-      <w:r>
-        <w:br w:type="page"/>
-      </w:r>
-    </w:p>
-    <w:p>
-      <w:pPr>
-        <w:pStyle w:val="Heading1"/>
-      </w:pPr>
-      <w:r>
-        <w:t>第11组_小新故事号2  标题：小新帮广志搞懂了合同负债</w:t>
-      </w:r>
-    </w:p>
-    <w:p>
-      <w:r>
-        <w:rPr>
-          <w:sz w:val="24"/>
-        </w:rPr>
-        <w:t>已选标题：小新帮广志搞懂了合同负债</w:t>
-      </w:r>
-    </w:p>
-    <w:p>
-      <w:r>
-        <w:rPr>
-          <w:sz w:val="24"/>
-        </w:rPr>
-      </w:r>
-    </w:p>
-    <w:p>
-      <w:r>
-        <w:rPr>
-          <w:sz w:val="24"/>
-        </w:rPr>
-        <w:t>【账号⑪ 蜡笔小新版2·小新问答版】</w:t>
-      </w:r>
-    </w:p>
-    <w:p>
-      <w:r>
-        <w:rPr>
-          <w:sz w:val="24"/>
-        </w:rPr>
-      </w:r>
-    </w:p>
-    <w:p>
-      <w:r>
-        <w:rPr>
-          <w:sz w:val="24"/>
-        </w:rPr>
-        <w:t>广志公司最近出了个新情况。</w:t>
-      </w:r>
-    </w:p>
-    <w:p>
-      <w:r>
-        <w:rPr>
-          <w:sz w:val="24"/>
-        </w:rPr>
-      </w:r>
-    </w:p>
-    <w:p>
-      <w:r>
-        <w:rPr>
-          <w:sz w:val="24"/>
-        </w:rPr>
-        <w:t>客户付了钱，机器还没交。财务小姐姐问广志："广志先生，这笔钱记什么科目？"</w:t>
-      </w:r>
-    </w:p>
-    <w:p>
-      <w:r>
-        <w:rPr>
-          <w:sz w:val="24"/>
-        </w:rPr>
-      </w:r>
-    </w:p>
-    <w:p>
-      <w:r>
-        <w:rPr>
-          <w:sz w:val="24"/>
-        </w:rPr>
-        <w:t>广志迷茫地看向角落——小新正在玩玩具。</w:t>
-      </w:r>
-    </w:p>
-    <w:p>
-      <w:r>
-        <w:rPr>
-          <w:sz w:val="24"/>
-        </w:rPr>
-      </w:r>
-    </w:p>
-    <w:p>
-      <w:r>
-        <w:rPr>
-          <w:sz w:val="24"/>
-        </w:rPr>
-        <w:t>"小新！你来说！"</w:t>
-      </w:r>
-    </w:p>
-    <w:p>
-      <w:r>
-        <w:rPr>
-          <w:sz w:val="24"/>
-        </w:rPr>
-      </w:r>
-    </w:p>
-    <w:p>
-      <w:r>
-        <w:rPr>
-          <w:sz w:val="24"/>
-        </w:rPr>
-        <w:t>小新慢悠悠站起来，一副老师模样，开始讲课。</w:t>
-      </w:r>
-    </w:p>
-    <w:p>
-      <w:r>
-        <w:rPr>
-          <w:sz w:val="24"/>
-        </w:rPr>
-      </w:r>
-    </w:p>
-    <w:p>
-      <w:r>
-        <w:rPr>
-          <w:b/>
-          <w:sz w:val="24"/>
-        </w:rPr>
-        <w:t>一、收了钱没干活，记合同负债</w:t>
-      </w:r>
-    </w:p>
-    <w:p>
-      <w:r>
-        <w:rPr>
-          <w:sz w:val="24"/>
-        </w:rPr>
-      </w:r>
-    </w:p>
-    <w:p>
-      <w:r>
-        <w:rPr>
-          <w:sz w:val="24"/>
-        </w:rPr>
-        <w:t>"爸爸，你收了钱，但是机器还没给客户，对吗？"</w:t>
-      </w:r>
-    </w:p>
-    <w:p>
-      <w:r>
-        <w:rPr>
-          <w:sz w:val="24"/>
-        </w:rPr>
-        <w:t>广志："对。"</w:t>
-      </w:r>
-    </w:p>
-    <w:p>
-      <w:r>
-        <w:rPr>
-          <w:sz w:val="24"/>
-        </w:rPr>
-        <w:t>小新："那就是——你欠了人家一台机器。欠的东西，是负债！"</w:t>
-      </w:r>
-    </w:p>
-    <w:p>
-      <w:r>
-        <w:rPr>
-          <w:sz w:val="24"/>
-        </w:rPr>
-      </w:r>
-    </w:p>
-    <w:p>
-      <w:r>
-        <w:rPr>
-          <w:sz w:val="24"/>
-        </w:rPr>
-        <w:t>收到预付款：</w:t>
-      </w:r>
-    </w:p>
-    <w:p>
-      <w:r>
-        <w:rPr>
-          <w:sz w:val="24"/>
-        </w:rPr>
-        <w:t>借：银行存款   160万</w:t>
-      </w:r>
-    </w:p>
-    <w:p>
-      <w:r>
-        <w:rPr>
-          <w:sz w:val="24"/>
-        </w:rPr>
-        <w:t>贷：合同负债   160万</w:t>
-      </w:r>
-    </w:p>
-    <w:p>
-      <w:r>
-        <w:rPr>
-          <w:sz w:val="24"/>
-        </w:rPr>
-      </w:r>
-    </w:p>
-    <w:p>
-      <w:r>
-        <w:rPr>
-          <w:sz w:val="24"/>
-        </w:rPr>
-        <w:t>小新："合同负债，就是'我欠你还没干的活'的记录。"</w:t>
-      </w:r>
-    </w:p>
-    <w:p>
-      <w:r>
-        <w:rPr>
-          <w:sz w:val="24"/>
-        </w:rPr>
-      </w:r>
-    </w:p>
-    <w:p>
-      <w:r>
-        <w:rPr>
-          <w:b/>
-          <w:sz w:val="24"/>
-        </w:rPr>
-        <w:t>二、干完活了，把负债转成收入</w:t>
-      </w:r>
-    </w:p>
-    <w:p>
-      <w:r>
-        <w:rPr>
-          <w:sz w:val="24"/>
-        </w:rPr>
-      </w:r>
-    </w:p>
-    <w:p>
-      <w:r>
-        <w:rPr>
-          <w:sz w:val="24"/>
-        </w:rPr>
-        <w:t>广志把机器发货了，客户签收了。</w:t>
-      </w:r>
-    </w:p>
-    <w:p>
-      <w:r>
-        <w:rPr>
-          <w:sz w:val="24"/>
-        </w:rPr>
-      </w:r>
-    </w:p>
-    <w:p>
-      <w:r>
-        <w:rPr>
-          <w:sz w:val="24"/>
-        </w:rPr>
-        <w:t>小新："好，任务完成了，这时候才是真正的收入！"</w:t>
-      </w:r>
-    </w:p>
-    <w:p>
-      <w:r>
-        <w:rPr>
-          <w:sz w:val="24"/>
-        </w:rPr>
-      </w:r>
-    </w:p>
-    <w:p>
-      <w:r>
-        <w:rPr>
-          <w:sz w:val="24"/>
-        </w:rPr>
-        <w:t>借：合同负债   120万</w:t>
-      </w:r>
-    </w:p>
-    <w:p>
-      <w:r>
-        <w:rPr>
-          <w:sz w:val="24"/>
-        </w:rPr>
-        <w:t>贷：主营业务收入 120万</w:t>
-      </w:r>
-    </w:p>
-    <w:p>
-      <w:r>
-        <w:rPr>
-          <w:sz w:val="24"/>
-        </w:rPr>
-      </w:r>
-    </w:p>
-    <w:p>
-      <w:r>
-        <w:rPr>
-          <w:sz w:val="24"/>
-        </w:rPr>
-        <w:t>注意只转120万，因为合同里还有维护服务（另外40万）还没做。</w:t>
-      </w:r>
-    </w:p>
-    <w:p>
-      <w:r>
-        <w:rPr>
-          <w:sz w:val="24"/>
-        </w:rPr>
-      </w:r>
-    </w:p>
-    <w:p>
-      <w:r>
-        <w:rPr>
-          <w:b/>
-          <w:sz w:val="24"/>
-        </w:rPr>
-        <w:t>三、合同负债和合同资产的区别</w:t>
-      </w:r>
-    </w:p>
-    <w:p>
-      <w:r>
-        <w:rPr>
-          <w:sz w:val="24"/>
-        </w:rPr>
-      </w:r>
-    </w:p>
-    <w:p>
-      <w:r>
-        <w:rPr>
-          <w:sz w:val="24"/>
-        </w:rPr>
-        <w:t>广志问："那如果是我先交货，钱还没收呢？"</w:t>
-      </w:r>
-    </w:p>
-    <w:p>
-      <w:r>
-        <w:rPr>
-          <w:sz w:val="24"/>
-        </w:rPr>
-      </w:r>
-    </w:p>
-    <w:p>
-      <w:r>
-        <w:rPr>
-          <w:sz w:val="24"/>
-        </w:rPr>
-        <w:t>小新皱起眉头，想了三秒钟：</w:t>
-      </w:r>
-    </w:p>
-    <w:p>
-      <w:r>
-        <w:rPr>
-          <w:sz w:val="24"/>
-        </w:rPr>
-        <w:t>"那就是合同资产！不是负债！"</w:t>
-      </w:r>
-    </w:p>
-    <w:p>
-      <w:r>
-        <w:rPr>
-          <w:sz w:val="24"/>
-        </w:rPr>
-      </w:r>
-    </w:p>
-    <w:p>
-      <w:r>
-        <w:rPr>
-          <w:sz w:val="24"/>
-        </w:rPr>
-        <w:t>广志："什么叫合同资产？"</w:t>
-      </w:r>
-    </w:p>
-    <w:p>
-      <w:r>
-        <w:rPr>
-          <w:sz w:val="24"/>
-        </w:rPr>
-      </w:r>
-    </w:p>
-    <w:p>
-      <w:r>
-        <w:rPr>
-          <w:sz w:val="24"/>
-        </w:rPr>
-        <w:t>小新："就是'我干完活了，但钱还没到'的记录。我有权利收款，但还有条件——比如另一项任务也完成了才结算。"</w:t>
-      </w:r>
-    </w:p>
-    <w:p>
-      <w:r>
-        <w:rPr>
-          <w:sz w:val="24"/>
-        </w:rPr>
-      </w:r>
-    </w:p>
-    <w:p>
-      <w:r>
-        <w:rPr>
-          <w:sz w:val="24"/>
-        </w:rPr>
-        <w:t>广志："那如果钱无条件就该给我呢？"</w:t>
-      </w:r>
-    </w:p>
-    <w:p>
-      <w:r>
-        <w:rPr>
-          <w:sz w:val="24"/>
-        </w:rPr>
-      </w:r>
-    </w:p>
-    <w:p>
-      <w:r>
-        <w:rPr>
-          <w:sz w:val="24"/>
-        </w:rPr>
-        <w:t>小新："那就变成应收账款了！"</w:t>
-      </w:r>
-    </w:p>
-    <w:p>
-      <w:r>
-        <w:rPr>
-          <w:sz w:val="24"/>
-        </w:rPr>
-      </w:r>
-    </w:p>
-    <w:p>
-      <w:r>
-        <w:rPr>
-          <w:b/>
-          <w:sz w:val="24"/>
-        </w:rPr>
-        <w:t>四、三兄弟的区别</w:t>
-      </w:r>
-    </w:p>
-    <w:p>
-      <w:r>
-        <w:rPr>
-          <w:sz w:val="24"/>
-        </w:rPr>
-      </w:r>
-    </w:p>
-    <w:p>
-      <w:r>
-        <w:rPr>
-          <w:sz w:val="24"/>
-        </w:rPr>
-        <w:t>美冴把这三个整理成了一张表：</w:t>
-      </w:r>
-    </w:p>
-    <w:p>
-      <w:r>
-        <w:rPr>
-          <w:sz w:val="24"/>
-        </w:rPr>
-      </w:r>
-    </w:p>
-    <w:p>
-      <w:r>
-        <w:rPr>
-          <w:sz w:val="24"/>
-        </w:rPr>
-        <w:t>| 科目 | 谁欠谁 | 触发条件 |</w:t>
-      </w:r>
-    </w:p>
-    <w:p>
-      <w:r>
-        <w:rPr>
-          <w:sz w:val="24"/>
-        </w:rPr>
-        <w:t>|------|--------|---------|</w:t>
-      </w:r>
-    </w:p>
-    <w:p>
-      <w:r>
-        <w:rPr>
-          <w:sz w:val="24"/>
-        </w:rPr>
-        <w:t>| 合同负债 | 我欠客户（未履约） | 收款在先 |</w:t>
-      </w:r>
-    </w:p>
-    <w:p>
-      <w:r>
-        <w:rPr>
-          <w:sz w:val="24"/>
-        </w:rPr>
-        <w:t>| 合同资产 | 客户欠我（有条件） | 履约在先，但结算有附加条件 |</w:t>
-      </w:r>
-    </w:p>
-    <w:p>
-      <w:r>
-        <w:rPr>
-          <w:sz w:val="24"/>
-        </w:rPr>
-        <w:t>| 应收账款 | 客户欠我（无条件） | 结算节点已到 |</w:t>
-      </w:r>
-    </w:p>
-    <w:p>
-      <w:r>
-        <w:rPr>
-          <w:sz w:val="24"/>
-        </w:rPr>
-      </w:r>
-    </w:p>
-    <w:p>
-      <w:r>
-        <w:rPr>
-          <w:sz w:val="24"/>
-        </w:rPr>
-        <w:t>广志："哦，收了钱→合同负债；干了活没收钱→合同资产或应收账款。"</w:t>
-      </w:r>
-    </w:p>
-    <w:p>
-      <w:r>
-        <w:rPr>
-          <w:sz w:val="24"/>
-        </w:rPr>
-      </w:r>
-    </w:p>
-    <w:p>
-      <w:r>
-        <w:rPr>
-          <w:sz w:val="24"/>
-        </w:rPr>
-        <w:t>小新点头："爸爸，你今天开窍了。"</w:t>
-      </w:r>
-    </w:p>
-    <w:p>
-      <w:r>
-        <w:rPr>
-          <w:sz w:val="24"/>
-        </w:rPr>
-      </w:r>
-    </w:p>
-    <w:p>
-      <w:r>
-        <w:rPr>
-          <w:b/>
-          <w:sz w:val="24"/>
-        </w:rPr>
-        <w:t>五、维护服务的收入：每月分摊</w:t>
-      </w:r>
-    </w:p>
-    <w:p>
-      <w:r>
-        <w:rPr>
-          <w:sz w:val="24"/>
-        </w:rPr>
-      </w:r>
-    </w:p>
-    <w:p>
-      <w:r>
-        <w:rPr>
-          <w:sz w:val="24"/>
-        </w:rPr>
-        <w:t>广志："那维护服务那40万什么时候确认收入？"</w:t>
-      </w:r>
-    </w:p>
-    <w:p>
-      <w:r>
-        <w:rPr>
-          <w:sz w:val="24"/>
-        </w:rPr>
-      </w:r>
-    </w:p>
-    <w:p>
-      <w:r>
-        <w:rPr>
-          <w:sz w:val="24"/>
-        </w:rPr>
-        <w:t>小新："每月做完维护之后，每月确认：40÷12≈3.33万。"</w:t>
-      </w:r>
-    </w:p>
-    <w:p>
-      <w:r>
-        <w:rPr>
-          <w:sz w:val="24"/>
-        </w:rPr>
-      </w:r>
-    </w:p>
-    <w:p>
-      <w:r>
-        <w:rPr>
-          <w:sz w:val="24"/>
-        </w:rPr>
-        <w:t>借：合同负债   3.33万</w:t>
-      </w:r>
-    </w:p>
-    <w:p>
-      <w:r>
-        <w:rPr>
-          <w:sz w:val="24"/>
-        </w:rPr>
-        <w:t>贷：主营业务收入 3.33万</w:t>
-      </w:r>
-    </w:p>
-    <w:p>
-      <w:r>
-        <w:rPr>
-          <w:sz w:val="24"/>
-        </w:rPr>
-      </w:r>
-    </w:p>
-    <w:p>
-      <w:r>
-        <w:rPr>
-          <w:sz w:val="24"/>
-        </w:rPr>
-        <w:t>广志："那一年下来就是40万，全部确认完了。"</w:t>
-      </w:r>
-    </w:p>
-    <w:p>
-      <w:r>
-        <w:rPr>
-          <w:sz w:val="24"/>
-        </w:rPr>
-        <w:t>小新："对！合同负债清零，义务也全部完成了。"</w:t>
-      </w:r>
-    </w:p>
-    <w:p>
-      <w:r>
-        <w:rPr>
-          <w:sz w:val="24"/>
-        </w:rPr>
-      </w:r>
-    </w:p>
-    <w:p>
-      <w:r>
-        <w:rPr>
-          <w:b/>
-          <w:sz w:val="24"/>
-        </w:rPr>
-        <w:t>六、广志的感悟</w:t>
-      </w:r>
-    </w:p>
-    <w:p>
-      <w:r>
-        <w:rPr>
-          <w:sz w:val="24"/>
-        </w:rPr>
-      </w:r>
-    </w:p>
-    <w:p>
-      <w:r>
-        <w:rPr>
-          <w:sz w:val="24"/>
-        </w:rPr>
-        <w:t>广志最后叹了口气："原来我这辈子都搞错了收入的时点。"</w:t>
-      </w:r>
-    </w:p>
-    <w:p>
-      <w:r>
-        <w:rPr>
-          <w:sz w:val="24"/>
-        </w:rPr>
-      </w:r>
-    </w:p>
-    <w:p>
-      <w:r>
-        <w:rPr>
-          <w:sz w:val="24"/>
-        </w:rPr>
-        <w:t>小新："爸爸，记住这句话：收到钱不是收入，干完活才是收入。"</w:t>
-      </w:r>
-    </w:p>
-    <w:p>
-      <w:r>
-        <w:rPr>
-          <w:sz w:val="24"/>
-        </w:rPr>
-      </w:r>
-    </w:p>
-    <w:p>
-      <w:r>
-        <w:rPr>
-          <w:sz w:val="24"/>
-        </w:rPr>
-        <w:t>广志把这句话写在了公司会议室的白板上，然后发现财务小姐姐也在偷偷记笔记。</w:t>
-      </w:r>
-    </w:p>
-    <w:p>
-      <w:r>
-        <w:rPr>
-          <w:sz w:val="24"/>
-        </w:rPr>
-      </w:r>
-    </w:p>
-    <w:p>
-      <w:r>
-        <w:rPr>
-          <w:sz w:val="24"/>
-        </w:rPr>
-        <w:t>美冴端来咖啡："感谢小新，今天给公司省了一笔审计罚款。"</w:t>
-      </w:r>
-    </w:p>
-    <w:p>
-      <w:r>
-        <w:br w:type="page"/>
-      </w:r>
-    </w:p>
-    <w:p>
-      <w:pPr>
-        <w:pStyle w:val="Heading1"/>
-      </w:pPr>
-      <w:r>
-        <w:t>第12组_会计科普考点版  标题：收入确认核心考点速查背诵版</w:t>
-      </w:r>
-    </w:p>
-    <w:p>
-      <w:r>
-        <w:rPr>
-          <w:sz w:val="24"/>
-        </w:rPr>
-        <w:t>已选标题：收入确认核心考点速查背诵版</w:t>
-      </w:r>
-    </w:p>
-    <w:p>
-      <w:r>
-        <w:rPr>
-          <w:sz w:val="24"/>
-        </w:rPr>
-      </w:r>
-    </w:p>
-    <w:p>
-      <w:r>
-        <w:rPr>
-          <w:sz w:val="24"/>
-        </w:rPr>
-        <w:t>【账号⑫ 会计科普考点版】</w:t>
-      </w:r>
-    </w:p>
-    <w:p>
-      <w:r>
-        <w:rPr>
-          <w:sz w:val="24"/>
-        </w:rPr>
-      </w:r>
-    </w:p>
-    <w:p>
-      <w:r>
-        <w:rPr>
-          <w:sz w:val="24"/>
-        </w:rPr>
-        <w:t>这篇是收入确认章节的速查背诵版。考前翻一遍，考场不慌。</w:t>
-      </w:r>
-    </w:p>
-    <w:p>
-      <w:r>
-        <w:rPr>
-          <w:sz w:val="24"/>
-        </w:rPr>
-      </w:r>
-    </w:p>
-    <w:p>
-      <w:r>
-        <w:rPr>
-          <w:b/>
-          <w:sz w:val="24"/>
-        </w:rPr>
-        <w:t>一、五步法框架（必背）</w:t>
-      </w:r>
-    </w:p>
-    <w:p>
-      <w:r>
-        <w:rPr>
-          <w:sz w:val="24"/>
-        </w:rPr>
-      </w:r>
-    </w:p>
-    <w:p>
-      <w:r>
-        <w:rPr>
-          <w:sz w:val="24"/>
-        </w:rPr>
-        <w:t>步骤一：识别合同</w:t>
-      </w:r>
-    </w:p>
-    <w:p>
-      <w:r>
-        <w:rPr>
-          <w:sz w:val="24"/>
-        </w:rPr>
-        <w:t>- 双方批准+权利清晰+付款条款+商业实质+可能收到对价</w:t>
-      </w:r>
-    </w:p>
-    <w:p>
-      <w:r>
-        <w:rPr>
-          <w:sz w:val="24"/>
-        </w:rPr>
-        <w:t>- 全部满足才走下一步</w:t>
-      </w:r>
-    </w:p>
-    <w:p>
-      <w:r>
-        <w:rPr>
-          <w:sz w:val="24"/>
-        </w:rPr>
-      </w:r>
-    </w:p>
-    <w:p>
-      <w:r>
-        <w:rPr>
-          <w:sz w:val="24"/>
-        </w:rPr>
-        <w:t>步骤二：识别履约义务</w:t>
-      </w:r>
-    </w:p>
-    <w:p>
-      <w:r>
-        <w:rPr>
-          <w:sz w:val="24"/>
-        </w:rPr>
-        <w:t>- 可区分性：单独有用+可与其他商品服务分开</w:t>
-      </w:r>
-    </w:p>
-    <w:p>
-      <w:r>
-        <w:rPr>
-          <w:sz w:val="24"/>
-        </w:rPr>
-        <w:t>- 不可区分→合并为单一义务</w:t>
-      </w:r>
-    </w:p>
-    <w:p>
-      <w:r>
-        <w:rPr>
-          <w:sz w:val="24"/>
-        </w:rPr>
-      </w:r>
-    </w:p>
-    <w:p>
-      <w:r>
-        <w:rPr>
-          <w:sz w:val="24"/>
-        </w:rPr>
-        <w:t>步骤三：确定交易价格</w:t>
-      </w:r>
-    </w:p>
-    <w:p>
-      <w:r>
-        <w:rPr>
-          <w:sz w:val="24"/>
-        </w:rPr>
-        <w:t>- 固定对价：直接用</w:t>
-      </w:r>
-    </w:p>
-    <w:p>
-      <w:r>
-        <w:rPr>
-          <w:sz w:val="24"/>
-        </w:rPr>
-        <w:t>- 可变对价：估计但限制（只确认大概率不会反转的金额）</w:t>
-      </w:r>
-    </w:p>
-    <w:p>
-      <w:r>
-        <w:rPr>
-          <w:sz w:val="24"/>
-        </w:rPr>
-        <w:t>- 重大融资成分：存在时要调整</w:t>
-      </w:r>
-    </w:p>
-    <w:p>
-      <w:r>
-        <w:rPr>
-          <w:sz w:val="24"/>
-        </w:rPr>
-      </w:r>
-    </w:p>
-    <w:p>
-      <w:r>
-        <w:rPr>
-          <w:sz w:val="24"/>
-        </w:rPr>
-        <w:t>步骤四：分摊交易价格</w:t>
-      </w:r>
-    </w:p>
-    <w:p>
-      <w:r>
-        <w:rPr>
-          <w:sz w:val="24"/>
-        </w:rPr>
-        <w:t>- 按各义务的单独售价比例</w:t>
-      </w:r>
-    </w:p>
-    <w:p>
-      <w:r>
-        <w:rPr>
-          <w:sz w:val="24"/>
-        </w:rPr>
-        <w:t>- 无观察到的单独售价：调整市场评估法/预期成本加成法/余值法</w:t>
-      </w:r>
-    </w:p>
-    <w:p>
-      <w:r>
-        <w:rPr>
-          <w:sz w:val="24"/>
-        </w:rPr>
-      </w:r>
-    </w:p>
-    <w:p>
-      <w:r>
-        <w:rPr>
-          <w:sz w:val="24"/>
-        </w:rPr>
-        <w:t>步骤五：履约时确认收入</w:t>
-      </w:r>
-    </w:p>
-    <w:p>
-      <w:r>
-        <w:rPr>
-          <w:sz w:val="24"/>
-        </w:rPr>
-        <w:t>- 时点：控制权转移时（验收/交货/签字）</w:t>
-      </w:r>
-    </w:p>
-    <w:p>
-      <w:r>
-        <w:rPr>
-          <w:sz w:val="24"/>
-        </w:rPr>
-        <w:t>- 时段：满足三条件之一（持续受益/客户控制资产/有权收款）</w:t>
-      </w:r>
-    </w:p>
-    <w:p>
-      <w:r>
-        <w:rPr>
-          <w:sz w:val="24"/>
-        </w:rPr>
-      </w:r>
-    </w:p>
-    <w:p>
-      <w:r>
-        <w:rPr>
-          <w:b/>
-          <w:sz w:val="24"/>
-        </w:rPr>
-        <w:t>二、核心科目速查</w:t>
-      </w:r>
-    </w:p>
-    <w:p>
-      <w:r>
-        <w:rPr>
-          <w:sz w:val="24"/>
-        </w:rPr>
-      </w:r>
-    </w:p>
-    <w:p>
-      <w:r>
-        <w:rPr>
-          <w:sz w:val="24"/>
-        </w:rPr>
-        <w:t>合同负债：收款未履约（我欠客户的）</w:t>
-      </w:r>
-    </w:p>
-    <w:p>
-      <w:r>
-        <w:rPr>
-          <w:sz w:val="24"/>
-        </w:rPr>
-        <w:t>合同资产：履约未收款，有条件（客户欠我的，但有附加条件）</w:t>
-      </w:r>
-    </w:p>
-    <w:p>
-      <w:r>
-        <w:rPr>
-          <w:sz w:val="24"/>
-        </w:rPr>
-        <w:t>应收账款：到结算节点，无条件收款权</w:t>
-      </w:r>
-    </w:p>
-    <w:p>
-      <w:r>
-        <w:rPr>
-          <w:sz w:val="24"/>
-        </w:rPr>
-      </w:r>
-    </w:p>
-    <w:p>
-      <w:r>
-        <w:rPr>
-          <w:sz w:val="24"/>
-        </w:rPr>
-        <w:t>从合同负债转主营收入：履约完成时</w:t>
-      </w:r>
-    </w:p>
-    <w:p>
-      <w:r>
-        <w:rPr>
-          <w:sz w:val="24"/>
-        </w:rPr>
-        <w:t>从合同资产转应收账款：结算条件满足时</w:t>
-      </w:r>
-    </w:p>
-    <w:p>
-      <w:r>
-        <w:rPr>
-          <w:sz w:val="24"/>
-        </w:rPr>
-      </w:r>
-    </w:p>
-    <w:p>
-      <w:r>
-        <w:rPr>
-          <w:b/>
-          <w:sz w:val="24"/>
-        </w:rPr>
-        <w:t>三、总额法 vs 净额法</w:t>
-      </w:r>
-    </w:p>
-    <w:p>
-      <w:r>
-        <w:rPr>
-          <w:sz w:val="24"/>
-        </w:rPr>
-      </w:r>
-    </w:p>
-    <w:p>
-      <w:r>
-        <w:rPr>
-          <w:sz w:val="24"/>
-        </w:rPr>
-        <w:t>主要责任人（全额收入）：</w:t>
-      </w:r>
-    </w:p>
-    <w:p>
-      <w:r>
-        <w:rPr>
-          <w:sz w:val="24"/>
-        </w:rPr>
-        <w:t>✅ 控制商品风险（价格/库存/质量风险）</w:t>
-      </w:r>
-    </w:p>
-    <w:p>
-      <w:r>
-        <w:rPr>
-          <w:sz w:val="24"/>
-        </w:rPr>
-        <w:t>✅ 有权决定价格</w:t>
-      </w:r>
-    </w:p>
-    <w:p>
-      <w:r>
-        <w:rPr>
-          <w:sz w:val="24"/>
-        </w:rPr>
-      </w:r>
-    </w:p>
-    <w:p>
-      <w:r>
-        <w:rPr>
-          <w:sz w:val="24"/>
-        </w:rPr>
-        <w:t>代理人（净额收入）：</w:t>
-      </w:r>
-    </w:p>
-    <w:p>
-      <w:r>
-        <w:rPr>
-          <w:sz w:val="24"/>
-        </w:rPr>
-        <w:t>✅ 撮合交易，不控制商品</w:t>
-      </w:r>
-    </w:p>
-    <w:p>
-      <w:r>
-        <w:rPr>
-          <w:sz w:val="24"/>
-        </w:rPr>
-        <w:t>✅ 只赚取手续费/佣金</w:t>
-      </w:r>
-    </w:p>
-    <w:p>
-      <w:r>
-        <w:rPr>
-          <w:sz w:val="24"/>
-        </w:rPr>
-      </w:r>
-    </w:p>
-    <w:p>
-      <w:r>
-        <w:rPr>
-          <w:b/>
-          <w:sz w:val="24"/>
-        </w:rPr>
-        <w:t>四、分录速查</w:t>
-      </w:r>
-    </w:p>
-    <w:p>
-      <w:r>
-        <w:rPr>
-          <w:sz w:val="24"/>
-        </w:rPr>
-      </w:r>
-    </w:p>
-    <w:p>
-      <w:r>
-        <w:rPr>
-          <w:sz w:val="24"/>
-        </w:rPr>
-        <w:t>（1）收款未履约：</w:t>
-      </w:r>
-    </w:p>
-    <w:p>
-      <w:r>
-        <w:rPr>
-          <w:sz w:val="24"/>
-        </w:rPr>
-        <w:t>借：银行存款  XXX</w:t>
-      </w:r>
-    </w:p>
-    <w:p>
-      <w:r>
-        <w:rPr>
-          <w:sz w:val="24"/>
-        </w:rPr>
-        <w:t>贷：合同负债  XXX</w:t>
-      </w:r>
-    </w:p>
-    <w:p>
-      <w:r>
-        <w:rPr>
-          <w:sz w:val="24"/>
-        </w:rPr>
-      </w:r>
-    </w:p>
-    <w:p>
-      <w:r>
-        <w:rPr>
-          <w:sz w:val="24"/>
-        </w:rPr>
-        <w:t>（2）时点确认收入（交货）：</w:t>
-      </w:r>
-    </w:p>
-    <w:p>
-      <w:r>
-        <w:rPr>
-          <w:sz w:val="24"/>
-        </w:rPr>
-        <w:t>借：合同负债  XXX</w:t>
-      </w:r>
-    </w:p>
-    <w:p>
-      <w:r>
-        <w:rPr>
-          <w:sz w:val="24"/>
-        </w:rPr>
-        <w:t>贷：主营业务收入  XXX</w:t>
-      </w:r>
-    </w:p>
-    <w:p>
-      <w:r>
-        <w:rPr>
-          <w:sz w:val="24"/>
-        </w:rPr>
-        <w:t>借：主营业务成本  XXX</w:t>
-      </w:r>
-    </w:p>
-    <w:p>
-      <w:r>
-        <w:rPr>
-          <w:sz w:val="24"/>
-        </w:rPr>
-        <w:t>贷：库存商品  XXX</w:t>
-      </w:r>
-    </w:p>
-    <w:p>
-      <w:r>
-        <w:rPr>
-          <w:sz w:val="24"/>
-        </w:rPr>
-      </w:r>
-    </w:p>
-    <w:p>
-      <w:r>
-        <w:rPr>
-          <w:sz w:val="24"/>
-        </w:rPr>
-        <w:t>（3）时段确认收入（服务）：</w:t>
-      </w:r>
-    </w:p>
-    <w:p>
-      <w:r>
-        <w:rPr>
-          <w:sz w:val="24"/>
-        </w:rPr>
-        <w:t>借：合同负债  XXX（每期）</w:t>
-      </w:r>
-    </w:p>
-    <w:p>
-      <w:r>
-        <w:rPr>
-          <w:sz w:val="24"/>
-        </w:rPr>
-        <w:t>贷：主营业务收入  XXX</w:t>
-      </w:r>
-    </w:p>
-    <w:p>
-      <w:r>
-        <w:rPr>
-          <w:sz w:val="24"/>
-        </w:rPr>
-      </w:r>
-    </w:p>
-    <w:p>
-      <w:r>
-        <w:rPr>
-          <w:sz w:val="24"/>
-        </w:rPr>
-        <w:t>（4）履约在先、收款在后（有条件）：</w:t>
-      </w:r>
-    </w:p>
-    <w:p>
-      <w:r>
-        <w:rPr>
-          <w:sz w:val="24"/>
-        </w:rPr>
-        <w:t>借：合同资产  XXX</w:t>
-      </w:r>
-    </w:p>
-    <w:p>
-      <w:r>
-        <w:rPr>
-          <w:sz w:val="24"/>
-        </w:rPr>
-        <w:t>贷：主营业务收入  XXX</w:t>
-      </w:r>
-    </w:p>
-    <w:p>
-      <w:r>
-        <w:rPr>
-          <w:sz w:val="24"/>
-        </w:rPr>
-        <w:t>→ 收到款或结算条件满足时：</w:t>
-      </w:r>
-    </w:p>
-    <w:p>
-      <w:r>
-        <w:rPr>
-          <w:sz w:val="24"/>
-        </w:rPr>
-        <w:t>借：应收账款  XXX</w:t>
-      </w:r>
-    </w:p>
-    <w:p>
-      <w:r>
-        <w:rPr>
-          <w:sz w:val="24"/>
-        </w:rPr>
-        <w:t>贷：合同资产  XXX</w:t>
-      </w:r>
-    </w:p>
-    <w:p>
-      <w:r>
-        <w:rPr>
-          <w:sz w:val="24"/>
-        </w:rPr>
-      </w:r>
-    </w:p>
-    <w:p>
-      <w:r>
-        <w:rPr>
-          <w:b/>
-          <w:sz w:val="24"/>
-        </w:rPr>
-        <w:t>五、数字记忆例题</w:t>
-      </w:r>
-    </w:p>
-    <w:p>
-      <w:r>
-        <w:rPr>
-          <w:sz w:val="24"/>
-        </w:rPr>
-      </w:r>
-    </w:p>
-    <w:p>
-      <w:r>
-        <w:rPr>
-          <w:sz w:val="24"/>
-        </w:rPr>
-        <w:t>A公司：机器单独售价150万+维护单独售价50万，打包价160万</w:t>
-      </w:r>
-    </w:p>
-    <w:p>
-      <w:r>
-        <w:rPr>
-          <w:sz w:val="24"/>
-        </w:rPr>
-      </w:r>
-    </w:p>
-    <w:p>
-      <w:r>
-        <w:rPr>
-          <w:sz w:val="24"/>
-        </w:rPr>
-        <w:t>分摊：</w:t>
-      </w:r>
-    </w:p>
-    <w:p>
-      <w:r>
-        <w:rPr>
-          <w:sz w:val="24"/>
-        </w:rPr>
-        <w:t>机器=160×150/200=120万</w:t>
-      </w:r>
-    </w:p>
-    <w:p>
-      <w:r>
-        <w:rPr>
-          <w:sz w:val="24"/>
-        </w:rPr>
-        <w:t>维护=160×50/200=40万</w:t>
-      </w:r>
-    </w:p>
-    <w:p>
-      <w:r>
-        <w:rPr>
-          <w:sz w:val="24"/>
-        </w:rPr>
-      </w:r>
-    </w:p>
-    <w:p>
-      <w:r>
-        <w:rPr>
-          <w:sz w:val="24"/>
-        </w:rPr>
-        <w:t>关键数字：120 / 40 / 3.33（每月维护）</w:t>
-      </w:r>
-    </w:p>
-    <w:p>
-      <w:r>
-        <w:rPr>
-          <w:sz w:val="24"/>
-        </w:rPr>
-      </w:r>
-    </w:p>
-    <w:p>
-      <w:r>
-        <w:rPr>
-          <w:b/>
-          <w:sz w:val="24"/>
-        </w:rPr>
-        <w:t>六、高频易错点</w:t>
-      </w:r>
-    </w:p>
-    <w:p>
-      <w:r>
-        <w:rPr>
-          <w:sz w:val="24"/>
-        </w:rPr>
-      </w:r>
-    </w:p>
-    <w:p>
-      <w:r>
-        <w:rPr>
-          <w:sz w:val="24"/>
-        </w:rPr>
-        <w:t>❌ 错：收到钱就确认收入</w:t>
-      </w:r>
-    </w:p>
-    <w:p>
-      <w:r>
-        <w:rPr>
-          <w:sz w:val="24"/>
-        </w:rPr>
-        <w:t>✅ 对：收到钱→合同负债；履约→转主营收入</w:t>
-      </w:r>
-    </w:p>
-    <w:p>
-      <w:r>
-        <w:rPr>
-          <w:sz w:val="24"/>
-        </w:rPr>
-      </w:r>
-    </w:p>
-    <w:p>
-      <w:r>
-        <w:rPr>
-          <w:sz w:val="24"/>
-        </w:rPr>
-        <w:t>❌ 错：代理人按总价确认</w:t>
-      </w:r>
-    </w:p>
-    <w:p>
-      <w:r>
-        <w:rPr>
-          <w:sz w:val="24"/>
-        </w:rPr>
-        <w:t>✅ 对：代理人净额，只记佣金</w:t>
-      </w:r>
-    </w:p>
-    <w:p>
-      <w:r>
-        <w:rPr>
-          <w:sz w:val="24"/>
-        </w:rPr>
-      </w:r>
-    </w:p>
-    <w:p>
-      <w:r>
-        <w:rPr>
-          <w:sz w:val="24"/>
-        </w:rPr>
-        <w:t>❌ 错：持续服务一次性确认</w:t>
-      </w:r>
-    </w:p>
-    <w:p>
-      <w:r>
-        <w:rPr>
-          <w:sz w:val="24"/>
-        </w:rPr>
-        <w:t>✅ 对：持续服务时段确认，按进度分摊</w:t>
-      </w:r>
-    </w:p>
-    <w:p>
-      <w:r>
-        <w:rPr>
-          <w:sz w:val="24"/>
-        </w:rPr>
-      </w:r>
-    </w:p>
-    <w:p>
-      <w:r>
-        <w:rPr>
-          <w:sz w:val="24"/>
-        </w:rPr>
-        <w:t>❌ 错：不分摊直接按合同价</w:t>
-      </w:r>
-    </w:p>
-    <w:p>
-      <w:r>
-        <w:rPr>
-          <w:sz w:val="24"/>
-        </w:rPr>
-        <w:t>✅ 对：多义务按单独售价比例分摊</w:t>
-      </w:r>
-    </w:p>
-    <w:p>
-      <w:r>
-        <w:rPr>
-          <w:sz w:val="24"/>
-        </w:rPr>
-      </w:r>
-    </w:p>
-    <w:p>
-      <w:r>
-        <w:rPr>
-          <w:sz w:val="24"/>
-        </w:rPr>
-        <w:t>口诀：收钱入负债，履约转收入；代理用净额，持续要时段。</w:t>
-      </w:r>
-    </w:p>
-    <w:p>
-      <w:r>
-        <w:rPr>
-          <w:sz w:val="24"/>
-        </w:rPr>
-      </w:r>
-    </w:p>
-    <w:p>
-      <w:r>
-        <w:rPr>
-          <w:sz w:val="24"/>
-        </w:rPr>
-        <w:t>背熟这六条，收入章节不丢分。</w:t>
-      </w:r>
-    </w:p>
-    <w:p>
-      <w:r>
-        <w:br w:type="page"/>
+        <w:t>四、记忆口诀</w:t>
+      </w:r>
+    </w:p>
+    <w:p>
+      <w:r>
+        <w:rPr>
+          <w:sz w:val="24"/>
+        </w:rPr>
+      </w:r>
+    </w:p>
+    <w:p>
+      <w:r>
+        <w:rPr>
+          <w:sz w:val="24"/>
+        </w:rPr>
+        <w:t>收入确认要五步，步步踩实才能走；</w:t>
+      </w:r>
+    </w:p>
+    <w:p>
+      <w:r>
+        <w:rPr>
+          <w:sz w:val="24"/>
+        </w:rPr>
+        <w:t>预收款项先挂负，交货完成再确收；</w:t>
+      </w:r>
+    </w:p>
+    <w:p>
+      <w:r>
+        <w:rPr>
+          <w:sz w:val="24"/>
+        </w:rPr>
+        <w:t>退货条款按净额，差额挂入退货负；</w:t>
+      </w:r>
+    </w:p>
+    <w:p>
+      <w:r>
+        <w:rPr>
+          <w:sz w:val="24"/>
+        </w:rPr>
+        <w:t>质保要分两种类，服务类才分价格；</w:t>
+      </w:r>
+    </w:p>
+    <w:p>
+      <w:r>
+        <w:rPr>
+          <w:sz w:val="24"/>
+        </w:rPr>
+        <w:t>主代理人看控制，控制者才确总额；</w:t>
+      </w:r>
+    </w:p>
+    <w:p>
+      <w:r>
+        <w:rPr>
+          <w:sz w:val="24"/>
+        </w:rPr>
+        <w:t>合同资产有条件，应收账款无条件收。</w:t>
+      </w:r>
+    </w:p>
+    <w:p>
+      <w:r>
+        <w:rPr>
+          <w:sz w:val="24"/>
+        </w:rPr>
+      </w:r>
+    </w:p>
+    <w:p>
+      <w:r>
+        <w:rPr>
+          <w:sz w:val="24"/>
+        </w:rPr>
+        <w:t>掌握这五类特殊情形，收入确认满分稳了！</w:t>
       </w:r>
     </w:p>
     <w:sectPr>
